--- a/skills/phong-dieu-duong/assets/nd30-mau-1.3-quyet-dinh-gian-tiep.docx
+++ b/skills/phong-dieu-duong/assets/nd30-mau-1.3-quyet-dinh-gian-tiep.docx
@@ -1,5 +1,59 @@
 
-<file path=word/document.xml><?xml version="1.0" encoding="utf-8"?>
+<file path=./[Content_Types].xml><?xml version="1.0" encoding="utf-8"?>
+<Types xmlns="http://schemas.openxmlformats.org/package/2006/content-types">
+  <Default Extension="fntdata" ContentType="application/x-fontdata"/>
+  <Default Extension="jpeg" ContentType="image/jpeg"/>
+  <Default Extension="png" ContentType="image/png"/>
+  <Default Extension="rels" ContentType="application/vnd.openxmlformats-package.relationships+xml"/>
+  <Default Extension="xml" ContentType="application/xml"/>
+  <Override PartName="/word/document.xml" ContentType="application/vnd.openxmlformats-officedocument.wordprocessingml.document.main+xml"/>
+  <Override PartName="/word/styles.xml" ContentType="application/vnd.openxmlformats-officedocument.wordprocessingml.styles+xml"/>
+  <Override PartName="/word/header1.xml" ContentType="application/vnd.openxmlformats-officedocument.wordprocessingml.header+xml"/>
+  <Override PartName="/word/theme/theme1.xml" ContentType="application/vnd.openxmlformats-officedocument.theme+xml"/>
+  <Override PartName="/word/settings.xml" ContentType="application/vnd.openxmlformats-officedocument.wordprocessingml.settings+xml"/>
+  <Override PartName="/word/fontTable.xml" ContentType="application/vnd.openxmlformats-officedocument.wordprocessingml.fontTable+xml"/>
+  <Override PartName="/word/header2.xml" ContentType="application/vnd.openxmlformats-officedocument.wordprocessingml.header+xml"/>
+  <Override PartName="/word/numbering.xml" ContentType="application/vnd.openxmlformats-officedocument.wordprocessingml.numbering+xml"/>
+  <Override PartName="/docProps/custom.xml" ContentType="application/vnd.openxmlformats-officedocument.custom-properties+xml"/>
+  <Override PartName="/docProps/core.xml" ContentType="application/vnd.openxmlformats-package.core-properties+xml"/>
+  <Override PartName="/docProps/app.xml" ContentType="application/vnd.openxmlformats-officedocument.extended-properties+xml"/>
+</Types>
+</file>
+
+<file path=./docProps/app.xml><?xml version="1.0" encoding="utf-8"?>
+<Properties xmlns="http://schemas.openxmlformats.org/officeDocument/2006/extended-properties" xmlns:vt="http://schemas.openxmlformats.org/officeDocument/2006/docPropsVTypes">
+  <Template>Normal</Template>
+  <TotalTime>157</TotalTime>
+  <Application>LibreOffice/26.2.4.2$Windows_X86_64 LibreOffice_project/0229ac93fcf0d7cbc6376066c6f35021cef002dc</Application>
+  <AppVersion>15.0000</AppVersion>
+</Properties>
+</file>
+
+<file path=./docProps/core.xml><?xml version="1.0" encoding="utf-8"?>
+<cp:coreProperties xmlns:cp="http://schemas.openxmlformats.org/package/2006/metadata/core-properties" xmlns:dc="http://purl.org/dc/elements/1.1/" xmlns:dcterms="http://purl.org/dc/terms/" xmlns:dcmitype="http://purl.org/dc/dcmitype/" xmlns:xsi="http://www.w3.org/2001/XMLSchema-instance">
+  <dcterms:created xsi:type="dcterms:W3CDTF">2020-03-13T13:22:00Z</dcterms:created>
+  <dc:creator>congbao</dc:creator>
+  <dc:description/>
+  <cp:keywords/>
+  <dc:language>en-US</dc:language>
+  <cp:lastModifiedBy>PC</cp:lastModifiedBy>
+  <cp:lastPrinted>2020-03-14T11:13:00Z</cp:lastPrinted>
+  <dcterms:modified xsi:type="dcterms:W3CDTF">2020-11-10T14:00:00Z</dcterms:modified>
+  <cp:revision>71</cp:revision>
+  <dc:subject/>
+  <dc:title>Số 215 + 216                                                                  Ngày 08 tháng 3 năm 2007</dc:title>
+</cp:coreProperties>
+</file>
+
+<file path=./docProps/custom.xml><?xml version="1.0" encoding="utf-8"?>
+<Properties xmlns="http://schemas.openxmlformats.org/officeDocument/2006/custom-properties" xmlns:vt="http://schemas.openxmlformats.org/officeDocument/2006/docPropsVTypes">
+  <property fmtid="{D5CDD505-2E9C-101B-9397-08002B2CF9AE}" pid="2" name="MTEquationNumber2">
+    <vt:lpwstr>(#S1.#E1)</vt:lpwstr>
+  </property>
+</Properties>
+</file>
+
+<file path=./word/document.xml><?xml version="1.0" encoding="utf-8"?>
 <w:document xmlns:o="urn:schemas-microsoft-com:office:office" xmlns:r="http://schemas.openxmlformats.org/officeDocument/2006/relationships" xmlns:v="urn:schemas-microsoft-com:vml" xmlns:w="http://schemas.openxmlformats.org/wordprocessingml/2006/main" xmlns:w10="urn:schemas-microsoft-com:office:word" xmlns:wp="http://schemas.openxmlformats.org/drawingml/2006/wordprocessingDrawing" xmlns:pic="http://schemas.openxmlformats.org/drawingml/2006/picture" xmlns:wps="http://schemas.microsoft.com/office/word/2010/wordprocessingShape" xmlns:wpg="http://schemas.microsoft.com/office/word/2010/wordprocessingGroup" xmlns:mc="http://schemas.openxmlformats.org/markup-compatibility/2006" xmlns:wp14="http://schemas.microsoft.com/office/word/2010/wordprocessingDrawing" xmlns:w14="http://schemas.microsoft.com/office/word/2010/wordml" xmlns:w15="http://schemas.microsoft.com/office/word/2012/wordml">
   <w:body>
     <w:tbl>
@@ -1802,7 +1856,261 @@
 </w:document>
 </file>
 
-<file path=word/header1.xml><?xml version="1.0" encoding="utf-8"?>
+<file path=./word/fontTable.xml><?xml version="1.0" encoding="utf-8"?>
+<w:fonts xmlns:w="http://schemas.openxmlformats.org/wordprocessingml/2006/main" xmlns:r="http://schemas.openxmlformats.org/officeDocument/2006/relationships">
+  <w:font w:name="Times New Roman">
+    <w:family w:val="roman"/>
+    <w:pitch w:val="variable"/>
+  </w:font>
+  <w:font w:name="Symbol">
+    <w:family w:val="roman"/>
+    <w:pitch w:val="variable"/>
+  </w:font>
+  <w:font w:name="Arial">
+    <w:family w:val="swiss"/>
+    <w:pitch w:val="variable"/>
+  </w:font>
+  <w:font w:name="Liberation Serif">
+    <w:altName w:val="Times New Roman"/>
+    <w:family w:val="roman"/>
+    <w:pitch w:val="variable"/>
+  </w:font>
+  <w:font w:name=".VnTimeH">
+    <w:altName w:val="Courier New"/>
+    <w:family w:val="swiss"/>
+    <w:pitch w:val="variable"/>
+  </w:font>
+  <w:font w:name=".VnTime">
+    <w:altName w:val="Courier New"/>
+    <w:family w:val="swiss"/>
+    <w:pitch w:val="variable"/>
+  </w:font>
+  <w:font w:name="Courier New">
+    <w:family w:val="modern"/>
+    <w:pitch w:val="default"/>
+  </w:font>
+  <w:font w:name="Wingdings">
+    <w:family w:val="auto"/>
+    <w:pitch w:val="variable"/>
+  </w:font>
+  <w:font w:name="Tahoma">
+    <w:family w:val="swiss"/>
+    <w:pitch w:val="variable"/>
+  </w:font>
+  <w:font w:name="Calibri">
+    <w:family w:val="swiss"/>
+    <w:pitch w:val="variable"/>
+  </w:font>
+  <w:font w:name="VNI-Times">
+    <w:family w:val="auto"/>
+    <w:pitch w:val="variable"/>
+  </w:font>
+  <w:font w:name=".VnAvant">
+    <w:altName w:val="Courier New"/>
+    <w:family w:val="swiss"/>
+    <w:pitch w:val="variable"/>
+  </w:font>
+  <w:font w:name="Muc mon">
+    <w:altName w:val="Times New Roman"/>
+    <w:family w:val="roman"/>
+    <w:pitch w:val="default"/>
+  </w:font>
+  <w:font w:name=".VnCourier NewH">
+    <w:altName w:val="Courier New"/>
+    <w:family w:val="roman"/>
+    <w:pitch w:val="variable"/>
+  </w:font>
+  <w:font w:name=".VnGothic">
+    <w:altName w:val="Courier New"/>
+    <w:family w:val="swiss"/>
+    <w:pitch w:val="variable"/>
+  </w:font>
+  <w:font w:name=".VnCentury Schoolbook">
+    <w:altName w:val="Courier New"/>
+    <w:family w:val="swiss"/>
+    <w:pitch w:val="variable"/>
+  </w:font>
+  <w:font w:name=".VnAvantH">
+    <w:altName w:val="Courier New"/>
+    <w:family w:val="swiss"/>
+    <w:pitch w:val="variable"/>
+  </w:font>
+  <w:font w:name=".VnCentury SchoolbookH">
+    <w:altName w:val="Courier New"/>
+    <w:family w:val="swiss"/>
+    <w:pitch w:val="variable"/>
+  </w:font>
+  <w:font w:name=".VnHelvetIns">
+    <w:altName w:val="Courier New"/>
+    <w:family w:val="swiss"/>
+    <w:pitch w:val="variable"/>
+  </w:font>
+  <w:font w:name=".VnArial">
+    <w:altName w:val="Courier New"/>
+    <w:family w:val="swiss"/>
+    <w:pitch w:val="variable"/>
+  </w:font>
+  <w:font w:name=".VnHelvetInsH">
+    <w:altName w:val="Courier New"/>
+    <w:family w:val="swiss"/>
+    <w:pitch w:val="variable"/>
+  </w:font>
+  <w:font w:name=".VnArialH">
+    <w:altName w:val="Courier New"/>
+    <w:family w:val="swiss"/>
+    <w:pitch w:val="variable"/>
+  </w:font>
+  <w:font w:name="Arial Unicode MS">
+    <w:family w:val="swiss"/>
+    <w:pitch w:val="variable"/>
+  </w:font>
+  <w:font w:name="Cambria">
+    <w:family w:val="roman"/>
+    <w:pitch w:val="variable"/>
+  </w:font>
+  <w:font w:name="Verdana">
+    <w:family w:val="swiss"/>
+    <w:pitch w:val="variable"/>
+  </w:font>
+  <w:font w:name="Arial Narrow">
+    <w:family w:val="swiss"/>
+    <w:pitch w:val="variable"/>
+  </w:font>
+  <w:font w:name="Consolas">
+    <w:family w:val="modern"/>
+    <w:pitch w:val="default"/>
+  </w:font>
+  <w:font w:name="Microsoft Sans Serif">
+    <w:family w:val="swiss"/>
+    <w:pitch w:val="variable"/>
+  </w:font>
+  <w:font w:name="Arial Black">
+    <w:family w:val="swiss"/>
+    <w:pitch w:val="variable"/>
+  </w:font>
+  <w:font w:name="Trebuchet MS">
+    <w:family w:val="swiss"/>
+    <w:pitch w:val="variable"/>
+  </w:font>
+  <w:font w:name="Century Gothic">
+    <w:family w:val="swiss"/>
+    <w:pitch w:val="variable"/>
+  </w:font>
+  <w:font w:name="Garamond">
+    <w:family w:val="roman"/>
+    <w:pitch w:val="variable"/>
+  </w:font>
+  <w:font w:name="Georgia">
+    <w:family w:val="roman"/>
+    <w:pitch w:val="variable"/>
+  </w:font>
+  <w:font w:name="Calibri Light">
+    <w:family w:val="swiss"/>
+    <w:pitch w:val="variable"/>
+  </w:font>
+  <w:font w:name="VNTime">
+    <w:family w:val="auto"/>
+    <w:pitch w:val="variable"/>
+  </w:font>
+  <w:font w:name="Times New Roman Bold">
+    <w:altName w:val="Times New Roman"/>
+    <w:family w:val="roman"/>
+    <w:pitch w:val="default"/>
+  </w:font>
+  <w:font w:name="PdTime">
+    <w:altName w:val="Arial Narrow"/>
+    <w:family w:val="swiss"/>
+    <w:pitch w:val="variable"/>
+  </w:font>
+  <w:font w:name=".VnArial Narrow">
+    <w:altName w:val="Courier New"/>
+    <w:family w:val="swiss"/>
+    <w:pitch w:val="variable"/>
+  </w:font>
+  <w:font w:name="Arial">
+    <w:family w:val="swiss"/>
+    <w:pitch w:val="default"/>
+  </w:font>
+  <w:font w:name="PdTimeH">
+    <w:altName w:val="Arial Narrow"/>
+    <w:family w:val="swiss"/>
+    <w:pitch w:val="variable"/>
+  </w:font>
+  <w:font w:name=".VnVogue">
+    <w:altName w:val="Courier New"/>
+    <w:family w:val="swiss"/>
+    <w:pitch w:val="variable"/>
+  </w:font>
+  <w:font w:name=".VnBlackH">
+    <w:altName w:val="Courier New"/>
+    <w:family w:val="swiss"/>
+    <w:pitch w:val="variable"/>
+  </w:font>
+  <w:font w:name="VnHelveticaU">
+    <w:family w:val="swiss"/>
+    <w:pitch w:val="variable"/>
+  </w:font>
+  <w:font w:name="VnHelvetica">
+    <w:altName w:val="Arial"/>
+    <w:family w:val="auto"/>
+    <w:pitch w:val="variable"/>
+  </w:font>
+  <w:font w:name="Caslon 540 LT Std">
+    <w:family w:val="roman"/>
+    <w:pitch w:val="variable"/>
+  </w:font>
+  <w:font w:name="Myriad Pro Light">
+    <w:altName w:val="Arial"/>
+    <w:family w:val="swiss"/>
+    <w:pitch w:val="variable"/>
+  </w:font>
+  <w:font w:name=".VnCourier">
+    <w:altName w:val="Courier New"/>
+    <w:family w:val="swiss"/>
+    <w:pitch w:val="variable"/>
+  </w:font>
+  <w:font w:name="VNI Times">
+    <w:family w:val="auto"/>
+    <w:pitch w:val="variable"/>
+  </w:font>
+  <w:font w:name="VNSVNI2">
+    <w:altName w:val="Courier New"/>
+    <w:family w:val="auto"/>
+    <w:pitch w:val="variable"/>
+  </w:font>
+  <w:font w:name=".VnClarendonH">
+    <w:altName w:val="Courier New"/>
+    <w:family w:val="swiss"/>
+    <w:pitch w:val="variable"/>
+  </w:font>
+  <w:font w:name="VNAvantH">
+    <w:altName w:val="Arial"/>
+    <w:family w:val="swiss"/>
+    <w:pitch w:val="variable"/>
+  </w:font>
+  <w:font w:name="Vn Arial HBold">
+    <w:altName w:val="Times New Roman"/>
+    <w:family w:val="auto"/>
+    <w:pitch w:val="default"/>
+  </w:font>
+  <w:font w:name="Batang">
+    <w:altName w:val="바탕"/>
+    <w:family w:val="auto"/>
+    <w:pitch w:val="default"/>
+  </w:font>
+  <w:font w:name=".VnVogueH">
+    <w:altName w:val="Courier New"/>
+    <w:family w:val="swiss"/>
+    <w:pitch w:val="variable"/>
+  </w:font>
+  <w:font w:name="Courier New">
+    <w:family w:val="modern"/>
+    <w:pitch w:val="fixed"/>
+  </w:font>
+</w:fonts>
+</file>
+
+<file path=./word/header1.xml><?xml version="1.0" encoding="utf-8"?>
 <w:hdr xmlns:o="urn:schemas-microsoft-com:office:office" xmlns:r="http://schemas.openxmlformats.org/officeDocument/2006/relationships" xmlns:v="urn:schemas-microsoft-com:vml" xmlns:w="http://schemas.openxmlformats.org/wordprocessingml/2006/main" xmlns:w10="urn:schemas-microsoft-com:office:word" xmlns:wp="http://schemas.openxmlformats.org/drawingml/2006/wordprocessingDrawing" xmlns:pic="http://schemas.openxmlformats.org/drawingml/2006/picture" xmlns:wps="http://schemas.microsoft.com/office/word/2010/wordprocessingShape" xmlns:wpg="http://schemas.microsoft.com/office/word/2010/wordprocessingGroup" xmlns:mc="http://schemas.openxmlformats.org/markup-compatibility/2006" xmlns:wp14="http://schemas.microsoft.com/office/word/2010/wordprocessingDrawing" xmlns:w14="http://schemas.microsoft.com/office/word/2010/wordml" xmlns:w15="http://schemas.microsoft.com/office/word/2012/wordml">
   <w:p>
     <w:pPr>
@@ -1987,7 +2295,7 @@
 </w:hdr>
 </file>
 
-<file path=word/header2.xml><?xml version="1.0" encoding="utf-8"?>
+<file path=./word/header2.xml><?xml version="1.0" encoding="utf-8"?>
 <w:hdr xmlns:o="urn:schemas-microsoft-com:office:office" xmlns:r="http://schemas.openxmlformats.org/officeDocument/2006/relationships" xmlns:v="urn:schemas-microsoft-com:vml" xmlns:w="http://schemas.openxmlformats.org/wordprocessingml/2006/main" xmlns:w10="urn:schemas-microsoft-com:office:word" xmlns:wp="http://schemas.openxmlformats.org/drawingml/2006/wordprocessingDrawing" xmlns:pic="http://schemas.openxmlformats.org/drawingml/2006/picture" xmlns:wps="http://schemas.microsoft.com/office/word/2010/wordprocessingShape" xmlns:wpg="http://schemas.microsoft.com/office/word/2010/wordprocessingGroup" xmlns:mc="http://schemas.openxmlformats.org/markup-compatibility/2006" xmlns:wp14="http://schemas.microsoft.com/office/word/2010/wordprocessingDrawing" xmlns:w14="http://schemas.microsoft.com/office/word/2010/wordml" xmlns:w15="http://schemas.microsoft.com/office/word/2012/wordml">
   <w:p>
     <w:pPr>
@@ -2001,7 +2309,7 @@
 </w:hdr>
 </file>
 
-<file path=word/numbering.xml><?xml version="1.0" encoding="utf-8"?>
+<file path=./word/numbering.xml><?xml version="1.0" encoding="utf-8"?>
 <w:numbering xmlns:w="http://schemas.openxmlformats.org/wordprocessingml/2006/main" xmlns:o="urn:schemas-microsoft-com:office:office" xmlns:r="http://schemas.openxmlformats.org/officeDocument/2006/relationships" xmlns:v="urn:schemas-microsoft-com:vml" xmlns:mc="http://schemas.openxmlformats.org/markup-compatibility/2006" xmlns:w14="http://schemas.microsoft.com/office/word/2010/wordml">
   <w:abstractNum w:abstractNumId="1">
     <w:lvl w:ilvl="0">
@@ -4163,7 +4471,21 @@
 </w:numbering>
 </file>
 
-<file path=word/styles.xml><?xml version="1.0" encoding="utf-8"?>
+<file path=./word/settings.xml><?xml version="1.0" encoding="utf-8"?>
+<w:settings xmlns:w="http://schemas.openxmlformats.org/wordprocessingml/2006/main">
+  <w:zoom w:percent="100"/>
+  <w:defaultTabStop w:val="709"/>
+  <w:autoHyphenation w:val="true"/>
+  <w:hyphenationZone w:val="0"/>
+  <w:evenAndOddHeaders/>
+  <w:compat>
+    <w:doNotBreakWrappedTables/>
+    <w:compatSetting w:name="compatibilityMode" w:uri="http://schemas.microsoft.com/office/word" w:val="11"/>
+  </w:compat>
+</w:settings>
+</file>
+
+<file path=./word/styles.xml><?xml version="1.0" encoding="utf-8"?>
 <w:styles xmlns:w="http://schemas.openxmlformats.org/wordprocessingml/2006/main" xmlns:w14="http://schemas.microsoft.com/office/word/2010/wordml" xmlns:mc="http://schemas.openxmlformats.org/markup-compatibility/2006">
   <w:docDefaults>
     <w:rPrDefault>
@@ -41513,7 +41835,7 @@
 </w:styles>
 </file>
 
-<file path=word/theme/theme1.xml><?xml version="1.0" encoding="utf-8"?>
+<file path=./word/theme/theme1.xml><?xml version="1.0" encoding="utf-8"?>
 <a:theme xmlns:a="http://schemas.openxmlformats.org/drawingml/2006/main" xmlns:r="http://schemas.openxmlformats.org/officeDocument/2006/relationships" name="Office">
   <a:themeElements>
     <a:clrScheme name="LibreOffice">

--- a/skills/phong-dieu-duong/assets/nd30-mau-1.3-quyet-dinh-gian-tiep.docx
+++ b/skills/phong-dieu-duong/assets/nd30-mau-1.3-quyet-dinh-gian-tiep.docx
@@ -1,59 +1,5 @@
 
-<file path=./[Content_Types].xml><?xml version="1.0" encoding="utf-8"?>
-<Types xmlns="http://schemas.openxmlformats.org/package/2006/content-types">
-  <Default Extension="fntdata" ContentType="application/x-fontdata"/>
-  <Default Extension="jpeg" ContentType="image/jpeg"/>
-  <Default Extension="png" ContentType="image/png"/>
-  <Default Extension="rels" ContentType="application/vnd.openxmlformats-package.relationships+xml"/>
-  <Default Extension="xml" ContentType="application/xml"/>
-  <Override PartName="/word/document.xml" ContentType="application/vnd.openxmlformats-officedocument.wordprocessingml.document.main+xml"/>
-  <Override PartName="/word/styles.xml" ContentType="application/vnd.openxmlformats-officedocument.wordprocessingml.styles+xml"/>
-  <Override PartName="/word/header1.xml" ContentType="application/vnd.openxmlformats-officedocument.wordprocessingml.header+xml"/>
-  <Override PartName="/word/theme/theme1.xml" ContentType="application/vnd.openxmlformats-officedocument.theme+xml"/>
-  <Override PartName="/word/settings.xml" ContentType="application/vnd.openxmlformats-officedocument.wordprocessingml.settings+xml"/>
-  <Override PartName="/word/fontTable.xml" ContentType="application/vnd.openxmlformats-officedocument.wordprocessingml.fontTable+xml"/>
-  <Override PartName="/word/header2.xml" ContentType="application/vnd.openxmlformats-officedocument.wordprocessingml.header+xml"/>
-  <Override PartName="/word/numbering.xml" ContentType="application/vnd.openxmlformats-officedocument.wordprocessingml.numbering+xml"/>
-  <Override PartName="/docProps/custom.xml" ContentType="application/vnd.openxmlformats-officedocument.custom-properties+xml"/>
-  <Override PartName="/docProps/core.xml" ContentType="application/vnd.openxmlformats-package.core-properties+xml"/>
-  <Override PartName="/docProps/app.xml" ContentType="application/vnd.openxmlformats-officedocument.extended-properties+xml"/>
-</Types>
-</file>
-
-<file path=./docProps/app.xml><?xml version="1.0" encoding="utf-8"?>
-<Properties xmlns="http://schemas.openxmlformats.org/officeDocument/2006/extended-properties" xmlns:vt="http://schemas.openxmlformats.org/officeDocument/2006/docPropsVTypes">
-  <Template>Normal</Template>
-  <TotalTime>157</TotalTime>
-  <Application>LibreOffice/26.2.4.2$Windows_X86_64 LibreOffice_project/0229ac93fcf0d7cbc6376066c6f35021cef002dc</Application>
-  <AppVersion>15.0000</AppVersion>
-</Properties>
-</file>
-
-<file path=./docProps/core.xml><?xml version="1.0" encoding="utf-8"?>
-<cp:coreProperties xmlns:cp="http://schemas.openxmlformats.org/package/2006/metadata/core-properties" xmlns:dc="http://purl.org/dc/elements/1.1/" xmlns:dcterms="http://purl.org/dc/terms/" xmlns:dcmitype="http://purl.org/dc/dcmitype/" xmlns:xsi="http://www.w3.org/2001/XMLSchema-instance">
-  <dcterms:created xsi:type="dcterms:W3CDTF">2020-03-13T13:22:00Z</dcterms:created>
-  <dc:creator>congbao</dc:creator>
-  <dc:description/>
-  <cp:keywords/>
-  <dc:language>en-US</dc:language>
-  <cp:lastModifiedBy>PC</cp:lastModifiedBy>
-  <cp:lastPrinted>2020-03-14T11:13:00Z</cp:lastPrinted>
-  <dcterms:modified xsi:type="dcterms:W3CDTF">2020-11-10T14:00:00Z</dcterms:modified>
-  <cp:revision>71</cp:revision>
-  <dc:subject/>
-  <dc:title>Số 215 + 216                                                                  Ngày 08 tháng 3 năm 2007</dc:title>
-</cp:coreProperties>
-</file>
-
-<file path=./docProps/custom.xml><?xml version="1.0" encoding="utf-8"?>
-<Properties xmlns="http://schemas.openxmlformats.org/officeDocument/2006/custom-properties" xmlns:vt="http://schemas.openxmlformats.org/officeDocument/2006/docPropsVTypes">
-  <property fmtid="{D5CDD505-2E9C-101B-9397-08002B2CF9AE}" pid="2" name="MTEquationNumber2">
-    <vt:lpwstr>(#S1.#E1)</vt:lpwstr>
-  </property>
-</Properties>
-</file>
-
-<file path=./word/document.xml><?xml version="1.0" encoding="utf-8"?>
+<file path=word/document.xml><?xml version="1.0" encoding="utf-8"?>
 <w:document xmlns:o="urn:schemas-microsoft-com:office:office" xmlns:r="http://schemas.openxmlformats.org/officeDocument/2006/relationships" xmlns:v="urn:schemas-microsoft-com:vml" xmlns:w="http://schemas.openxmlformats.org/wordprocessingml/2006/main" xmlns:w10="urn:schemas-microsoft-com:office:word" xmlns:wp="http://schemas.openxmlformats.org/drawingml/2006/wordprocessingDrawing" xmlns:pic="http://schemas.openxmlformats.org/drawingml/2006/picture" xmlns:wps="http://schemas.microsoft.com/office/word/2010/wordprocessingShape" xmlns:wpg="http://schemas.microsoft.com/office/word/2010/wordprocessingGroup" xmlns:mc="http://schemas.openxmlformats.org/markup-compatibility/2006" xmlns:wp14="http://schemas.microsoft.com/office/word/2010/wordprocessingDrawing" xmlns:w14="http://schemas.microsoft.com/office/word/2010/wordml" xmlns:w15="http://schemas.microsoft.com/office/word/2012/wordml">
   <w:body>
     <w:tbl>
@@ -109,7 +55,7 @@
                 <w:vertAlign w:val="superscript"/>
                 <w:lang w:eastAsia="vi-VN"/>
               </w:rPr>
-              <w:t>{{SO_LIEU}}</w:t>
+              <w:t>1</w:t>
             </w:r>
           </w:p>
           <w:p>
@@ -119,7 +65,14 @@
               <w:spacing w:lineRule="exact" w:line="360" w:before="0" w:after="0"/>
               <w:ind w:hanging="0" w:end="0"/>
               <w:jc w:val="center"/>
-              <w:rPr/>
+              <w:rPr>
+                <w:rStyle w:val="Other"/>
+                <w:b/>
+                <w:bCs/>
+                <w:color w:val="000000"/>
+                <w:vertAlign w:val="superscript"/>
+                <w:lang w:eastAsia="vi-VN"/>
+              </w:rPr>
             </w:pPr>
             <w:r>
               <w:rPr>
@@ -140,7 +93,7 @@
                 <w:vertAlign w:val="superscript"/>
                 <w:lang w:eastAsia="vi-VN"/>
               </w:rPr>
-              <w:t>{{SO_LIEU}}</w:t>
+              <w:t>2</w:t>
             </w:r>
           </w:p>
           <w:p>
@@ -152,10 +105,7 @@
               <w:jc w:val="center"/>
               <w:rPr>
                 <w:rStyle w:val="Other"/>
-                <w:b/>
-                <w:bCs/>
                 <w:color w:val="000000"/>
-                <w:vertAlign w:val="superscript"/>
                 <w:lang w:eastAsia="vi-VN"/>
               </w:rPr>
             </w:pPr>
@@ -248,7 +198,7 @@
                 <w:vertAlign w:val="superscript"/>
                 <w:lang w:eastAsia="vi-VN"/>
               </w:rPr>
-              <w:t>{{SO_LIEU}}</w:t>
+              <w:t>3</w:t>
             </w:r>
             <w:r>
               <w:rPr>
@@ -273,7 +223,13 @@
               <w:spacing w:lineRule="exact" w:line="360" w:before="0" w:after="0"/>
               <w:ind w:firstLine="142" w:end="0"/>
               <w:jc w:val="center"/>
-              <w:rPr/>
+              <w:rPr>
+                <w:rStyle w:val="Other"/>
+                <w:b/>
+                <w:bCs/>
+                <w:color w:val="000000"/>
+                <w:lang w:eastAsia="vi-VN"/>
+              </w:rPr>
             </w:pPr>
             <w:r>
               <w:rPr>
@@ -293,7 +249,13 @@
               <w:spacing w:lineRule="exact" w:line="360" w:before="0" w:after="0"/>
               <w:ind w:firstLine="142" w:end="0"/>
               <w:jc w:val="center"/>
-              <w:rPr/>
+              <w:rPr>
+                <w:rStyle w:val="Other"/>
+                <w:b/>
+                <w:bCs/>
+                <w:color w:val="000000"/>
+                <w:lang w:eastAsia="vi-VN"/>
+              </w:rPr>
             </w:pPr>
             <w:r>
               <w:rPr>
@@ -315,12 +277,10 @@
               <w:jc w:val="right"/>
               <w:rPr>
                 <w:rStyle w:val="Other"/>
-                <w:b/>
-                <w:bCs/>
                 <w:i/>
                 <w:iCs/>
                 <w:color w:val="000000"/>
-                <w:lang w:val="en-US" w:eastAsia="vi-VN"/>
+                <w:lang w:eastAsia="vi-VN"/>
               </w:rPr>
             </w:pPr>
             <w:r>
@@ -414,7 +374,7 @@
                 <w:vertAlign w:val="superscript"/>
                 <w:lang w:eastAsia="vi-VN"/>
               </w:rPr>
-              <w:t>{{SO_LIEU}}</w:t>
+              <w:t>4</w:t>
             </w:r>
             <w:r>
               <w:rPr>
@@ -502,7 +462,7 @@
           <w:bCs/>
           <w:vertAlign w:val="superscript"/>
         </w:rPr>
-        <w:t>{{SO_LIEU}}</w:t>
+        <w:t>5</w:t>
       </w:r>
       <w:r>
         <w:rPr>
@@ -537,7 +497,7 @@
           <w:color w:val="000000"/>
           <w:sz w:val="28"/>
           <w:szCs w:val="28"/>
-          <w:lang w:val="en-US" w:eastAsia="en-US"/>
+          <w:lang w:val="vi-VN" w:eastAsia="vi-VN"/>
         </w:rPr>
         <mc:AlternateContent>
           <mc:Choice Requires="wps">
@@ -604,7 +564,16 @@
         <w:widowControl w:val="false"/>
         <w:spacing w:lineRule="exact" w:line="390"/>
         <w:jc w:val="center"/>
-        <w:rPr/>
+        <w:rPr>
+          <w:rStyle w:val="CharChar2"/>
+          <w:rFonts w:ascii="Times New Roman" w:hAnsi="Times New Roman" w:cs="Times New Roman"/>
+          <w:bCs/>
+          <w:color w:val="000000"/>
+          <w:sz w:val="28"/>
+          <w:szCs w:val="28"/>
+          <w:vertAlign w:val="superscript"/>
+          <w:lang w:eastAsia="vi-VN"/>
+        </w:rPr>
       </w:pPr>
       <w:r>
         <w:rPr>
@@ -629,7 +598,7 @@
           <w:vertAlign w:val="superscript"/>
           <w:lang w:eastAsia="vi-VN"/>
         </w:rPr>
-        <w:t>{{SO_LIEU}}</w:t>
+        <w:t>6</w:t>
       </w:r>
     </w:p>
     <w:p>
@@ -639,15 +608,11 @@
         <w:spacing w:lineRule="exact" w:line="200"/>
         <w:jc w:val="center"/>
         <w:rPr>
-          <w:rStyle w:val="CharChar2"/>
           <w:rFonts w:ascii="Times New Roman" w:hAnsi="Times New Roman" w:cs="Times New Roman"/>
           <w:b w:val="false"/>
-          <w:bCs/>
           <w:color w:val="000000"/>
           <w:sz w:val="28"/>
           <w:szCs w:val="28"/>
-          <w:vertAlign w:val="superscript"/>
-          <w:lang w:eastAsia="vi-VN"/>
         </w:rPr>
       </w:pPr>
       <w:r>
@@ -697,7 +662,7 @@
           <w:vertAlign w:val="superscript"/>
           <w:lang w:eastAsia="vi-VN"/>
         </w:rPr>
-        <w:t>{{SO_LIEU}}</w:t>
+        <w:t>7</w:t>
       </w:r>
       <w:r>
         <w:rPr>
@@ -789,15 +754,11 @@
         <w:ind w:firstLine="454" w:end="0"/>
         <w:jc w:val="center"/>
         <w:rPr>
-          <w:rStyle w:val="CharChar2"/>
           <w:rFonts w:ascii="Times New Roman" w:hAnsi="Times New Roman" w:cs="Times New Roman"/>
           <w:b w:val="false"/>
-          <w:i/>
-          <w:iCs/>
           <w:color w:val="000000"/>
           <w:sz w:val="28"/>
           <w:szCs w:val="28"/>
-          <w:lang w:eastAsia="vi-VN"/>
         </w:rPr>
       </w:pPr>
       <w:r>
@@ -810,7 +771,15 @@
         <w:widowControl w:val="false"/>
         <w:spacing w:lineRule="exact" w:line="340"/>
         <w:jc w:val="center"/>
-        <w:rPr/>
+        <w:rPr>
+          <w:rStyle w:val="CharChar2"/>
+          <w:rFonts w:ascii="Times New Roman" w:hAnsi="Times New Roman" w:cs="Times New Roman"/>
+          <w:bCs/>
+          <w:color w:val="000000"/>
+          <w:sz w:val="28"/>
+          <w:szCs w:val="28"/>
+          <w:lang w:eastAsia="vi-VN"/>
+        </w:rPr>
       </w:pPr>
       <w:r>
         <w:rPr>
@@ -833,14 +802,11 @@
         <w:ind w:firstLine="454" w:end="0"/>
         <w:jc w:val="center"/>
         <w:rPr>
-          <w:rStyle w:val="CharChar2"/>
           <w:rFonts w:ascii="Times New Roman" w:hAnsi="Times New Roman" w:cs="Times New Roman"/>
           <w:b w:val="false"/>
-          <w:bCs/>
           <w:color w:val="000000"/>
           <w:sz w:val="28"/>
           <w:szCs w:val="28"/>
-          <w:lang w:eastAsia="vi-VN"/>
         </w:rPr>
       </w:pPr>
       <w:r>
@@ -873,7 +839,7 @@
           <w:szCs w:val="28"/>
           <w:lang w:eastAsia="vi-VN"/>
         </w:rPr>
-        <w:t>Điều {{SO_LIEU}}.</w:t>
+        <w:t>Điều 1.</w:t>
       </w:r>
       <w:r>
         <w:rPr>
@@ -936,7 +902,7 @@
           <w:vertAlign w:val="superscript"/>
           <w:lang w:eastAsia="vi-VN"/>
         </w:rPr>
-        <w:t>{{SO_LIEU}}</w:t>
+        <w:t>5</w:t>
       </w:r>
       <w:r>
         <w:rPr>
@@ -1022,7 +988,15 @@
         <w:pStyle w:val="BodyText1"/>
         <w:widowControl w:val="false"/>
         <w:spacing w:lineRule="exact" w:line="340"/>
-        <w:rPr/>
+        <w:rPr>
+          <w:rStyle w:val="CharChar2"/>
+          <w:rFonts w:ascii="Times New Roman" w:hAnsi="Times New Roman" w:cs="Times New Roman"/>
+          <w:b/>
+          <w:color w:val="000000"/>
+          <w:sz w:val="28"/>
+          <w:szCs w:val="28"/>
+          <w:lang w:eastAsia="vi-VN"/>
+        </w:rPr>
       </w:pPr>
       <w:r>
         <w:rPr>
@@ -1120,7 +1094,12 @@
               </w:tabs>
               <w:spacing w:lineRule="exact" w:line="340"/>
               <w:ind w:hanging="0" w:end="0"/>
-              <w:rPr/>
+              <w:rPr>
+                <w:rStyle w:val="Bodytext2"/>
+                <w:b w:val="false"/>
+                <w:color w:val="000000"/>
+                <w:lang w:eastAsia="vi-VN"/>
+              </w:rPr>
             </w:pPr>
             <w:r>
               <w:rPr>
@@ -1215,7 +1194,7 @@
                 <w:vertAlign w:val="superscript"/>
                 <w:lang w:eastAsia="vi-VN"/>
               </w:rPr>
-              <w:t>{{SO_LIEU}}</w:t>
+              <w:t>8</w:t>
             </w:r>
             <w:r>
               <w:rPr>
@@ -1236,7 +1215,7 @@
                 <w:vertAlign w:val="superscript"/>
                 <w:lang w:eastAsia="vi-VN"/>
               </w:rPr>
-              <w:t>{{SO_LIEU}}</w:t>
+              <w:t>9</w:t>
             </w:r>
             <w:r>
               <w:rPr>
@@ -1411,7 +1390,6 @@
           <w:color w:val="000000"/>
           <w:sz w:val="24"/>
           <w:szCs w:val="24"/>
-          <w:lang w:val="en-US" w:eastAsia="en-US"/>
         </w:rPr>
       </w:pPr>
       <w:r>
@@ -1420,7 +1398,7 @@
           <w:color w:val="000000"/>
           <w:sz w:val="24"/>
           <w:szCs w:val="24"/>
-          <w:lang w:val="en-US" w:eastAsia="en-US"/>
+          <w:lang w:val="vi-VN" w:eastAsia="vi-VN"/>
         </w:rPr>
         <mc:AlternateContent>
           <mc:Choice Requires="wps">
@@ -1547,7 +1525,11 @@
         <w:spacing w:lineRule="exact" w:line="300"/>
         <w:ind w:hanging="142" w:start="142" w:end="0"/>
         <w:jc w:val="both"/>
-        <w:rPr/>
+        <w:rPr>
+          <w:color w:val="000000"/>
+          <w:sz w:val="24"/>
+          <w:szCs w:val="24"/>
+        </w:rPr>
       </w:pPr>
       <w:r>
         <w:rPr>
@@ -1556,7 +1538,7 @@
           <w:szCs w:val="24"/>
           <w:vertAlign w:val="superscript"/>
         </w:rPr>
-        <w:t>{{SO_LIEU}}</w:t>
+        <w:t>1</w:t>
       </w:r>
       <w:r>
         <w:rPr>
@@ -1574,7 +1556,11 @@
         <w:spacing w:lineRule="exact" w:line="300"/>
         <w:ind w:hanging="142" w:start="142" w:end="0"/>
         <w:jc w:val="both"/>
-        <w:rPr/>
+        <w:rPr>
+          <w:color w:val="000000"/>
+          <w:sz w:val="24"/>
+          <w:szCs w:val="24"/>
+        </w:rPr>
       </w:pPr>
       <w:r>
         <w:rPr>
@@ -1583,7 +1569,7 @@
           <w:szCs w:val="24"/>
           <w:vertAlign w:val="superscript"/>
         </w:rPr>
-        <w:t>{{SO_LIEU}}</w:t>
+        <w:t>2</w:t>
       </w:r>
       <w:r>
         <w:rPr>
@@ -1601,7 +1587,11 @@
         <w:spacing w:lineRule="exact" w:line="300"/>
         <w:ind w:hanging="142" w:start="142" w:end="0"/>
         <w:jc w:val="both"/>
-        <w:rPr/>
+        <w:rPr>
+          <w:color w:val="000000"/>
+          <w:sz w:val="24"/>
+          <w:szCs w:val="24"/>
+        </w:rPr>
       </w:pPr>
       <w:r>
         <w:rPr>
@@ -1610,7 +1600,7 @@
           <w:szCs w:val="24"/>
           <w:vertAlign w:val="superscript"/>
         </w:rPr>
-        <w:t xml:space="preserve">{{SO_LIEU}}</w:t>
+        <w:t xml:space="preserve">3 </w:t>
       </w:r>
       <w:r>
         <w:rPr>
@@ -1641,7 +1631,7 @@
           <w:szCs w:val="24"/>
           <w:vertAlign w:val="superscript"/>
         </w:rPr>
-        <w:t xml:space="preserve">{{SO_LIEU}}</w:t>
+        <w:t xml:space="preserve">4 </w:t>
       </w:r>
       <w:r>
         <w:rPr>
@@ -1677,7 +1667,7 @@
           <w:vertAlign w:val="superscript"/>
           <w:lang w:eastAsia="vi-VN"/>
         </w:rPr>
-        <w:t xml:space="preserve">{{SO_LIEU}}</w:t>
+        <w:t xml:space="preserve">5 </w:t>
       </w:r>
       <w:r>
         <w:rPr>
@@ -1715,7 +1705,7 @@
           <w:vertAlign w:val="superscript"/>
           <w:lang w:eastAsia="vi-VN"/>
         </w:rPr>
-        <w:t xml:space="preserve">{{SO_LIEU}}</w:t>
+        <w:t xml:space="preserve">6 </w:t>
       </w:r>
       <w:r>
         <w:rPr>
@@ -1750,7 +1740,7 @@
           <w:vertAlign w:val="superscript"/>
           <w:lang w:eastAsia="vi-VN"/>
         </w:rPr>
-        <w:t xml:space="preserve">{{SO_LIEU}}</w:t>
+        <w:t xml:space="preserve">7 </w:t>
       </w:r>
       <w:r>
         <w:rPr>
@@ -1788,7 +1778,7 @@
           <w:vertAlign w:val="superscript"/>
           <w:lang w:eastAsia="vi-VN"/>
         </w:rPr>
-        <w:t xml:space="preserve">{{SO_LIEU}}</w:t>
+        <w:t xml:space="preserve">8 </w:t>
       </w:r>
       <w:r>
         <w:rPr>
@@ -1812,7 +1802,9 @@
         <w:ind w:hanging="142" w:start="142" w:end="0"/>
         <w:jc w:val="both"/>
         <w:rPr>
-          <w:vanish/>
+          <w:color w:val="000000"/>
+          <w:sz w:val="24"/>
+          <w:szCs w:val="24"/>
         </w:rPr>
       </w:pPr>
       <w:r>
@@ -1824,7 +1816,7 @@
           <w:vertAlign w:val="superscript"/>
           <w:lang w:eastAsia="vi-VN"/>
         </w:rPr>
-        <w:t xml:space="preserve">{{SO_LIEU}}</w:t>
+        <w:t xml:space="preserve">9 </w:t>
       </w:r>
       <w:r>
         <w:rPr>
@@ -1856,261 +1848,7 @@
 </w:document>
 </file>
 
-<file path=./word/fontTable.xml><?xml version="1.0" encoding="utf-8"?>
-<w:fonts xmlns:w="http://schemas.openxmlformats.org/wordprocessingml/2006/main" xmlns:r="http://schemas.openxmlformats.org/officeDocument/2006/relationships">
-  <w:font w:name="Times New Roman">
-    <w:family w:val="roman"/>
-    <w:pitch w:val="variable"/>
-  </w:font>
-  <w:font w:name="Symbol">
-    <w:family w:val="roman"/>
-    <w:pitch w:val="variable"/>
-  </w:font>
-  <w:font w:name="Arial">
-    <w:family w:val="swiss"/>
-    <w:pitch w:val="variable"/>
-  </w:font>
-  <w:font w:name="Liberation Serif">
-    <w:altName w:val="Times New Roman"/>
-    <w:family w:val="roman"/>
-    <w:pitch w:val="variable"/>
-  </w:font>
-  <w:font w:name=".VnTimeH">
-    <w:altName w:val="Courier New"/>
-    <w:family w:val="swiss"/>
-    <w:pitch w:val="variable"/>
-  </w:font>
-  <w:font w:name=".VnTime">
-    <w:altName w:val="Courier New"/>
-    <w:family w:val="swiss"/>
-    <w:pitch w:val="variable"/>
-  </w:font>
-  <w:font w:name="Courier New">
-    <w:family w:val="modern"/>
-    <w:pitch w:val="default"/>
-  </w:font>
-  <w:font w:name="Wingdings">
-    <w:family w:val="auto"/>
-    <w:pitch w:val="variable"/>
-  </w:font>
-  <w:font w:name="Tahoma">
-    <w:family w:val="swiss"/>
-    <w:pitch w:val="variable"/>
-  </w:font>
-  <w:font w:name="Calibri">
-    <w:family w:val="swiss"/>
-    <w:pitch w:val="variable"/>
-  </w:font>
-  <w:font w:name="VNI-Times">
-    <w:family w:val="auto"/>
-    <w:pitch w:val="variable"/>
-  </w:font>
-  <w:font w:name=".VnAvant">
-    <w:altName w:val="Courier New"/>
-    <w:family w:val="swiss"/>
-    <w:pitch w:val="variable"/>
-  </w:font>
-  <w:font w:name="Muc mon">
-    <w:altName w:val="Times New Roman"/>
-    <w:family w:val="roman"/>
-    <w:pitch w:val="default"/>
-  </w:font>
-  <w:font w:name=".VnCourier NewH">
-    <w:altName w:val="Courier New"/>
-    <w:family w:val="roman"/>
-    <w:pitch w:val="variable"/>
-  </w:font>
-  <w:font w:name=".VnGothic">
-    <w:altName w:val="Courier New"/>
-    <w:family w:val="swiss"/>
-    <w:pitch w:val="variable"/>
-  </w:font>
-  <w:font w:name=".VnCentury Schoolbook">
-    <w:altName w:val="Courier New"/>
-    <w:family w:val="swiss"/>
-    <w:pitch w:val="variable"/>
-  </w:font>
-  <w:font w:name=".VnAvantH">
-    <w:altName w:val="Courier New"/>
-    <w:family w:val="swiss"/>
-    <w:pitch w:val="variable"/>
-  </w:font>
-  <w:font w:name=".VnCentury SchoolbookH">
-    <w:altName w:val="Courier New"/>
-    <w:family w:val="swiss"/>
-    <w:pitch w:val="variable"/>
-  </w:font>
-  <w:font w:name=".VnHelvetIns">
-    <w:altName w:val="Courier New"/>
-    <w:family w:val="swiss"/>
-    <w:pitch w:val="variable"/>
-  </w:font>
-  <w:font w:name=".VnArial">
-    <w:altName w:val="Courier New"/>
-    <w:family w:val="swiss"/>
-    <w:pitch w:val="variable"/>
-  </w:font>
-  <w:font w:name=".VnHelvetInsH">
-    <w:altName w:val="Courier New"/>
-    <w:family w:val="swiss"/>
-    <w:pitch w:val="variable"/>
-  </w:font>
-  <w:font w:name=".VnArialH">
-    <w:altName w:val="Courier New"/>
-    <w:family w:val="swiss"/>
-    <w:pitch w:val="variable"/>
-  </w:font>
-  <w:font w:name="Arial Unicode MS">
-    <w:family w:val="swiss"/>
-    <w:pitch w:val="variable"/>
-  </w:font>
-  <w:font w:name="Cambria">
-    <w:family w:val="roman"/>
-    <w:pitch w:val="variable"/>
-  </w:font>
-  <w:font w:name="Verdana">
-    <w:family w:val="swiss"/>
-    <w:pitch w:val="variable"/>
-  </w:font>
-  <w:font w:name="Arial Narrow">
-    <w:family w:val="swiss"/>
-    <w:pitch w:val="variable"/>
-  </w:font>
-  <w:font w:name="Consolas">
-    <w:family w:val="modern"/>
-    <w:pitch w:val="default"/>
-  </w:font>
-  <w:font w:name="Microsoft Sans Serif">
-    <w:family w:val="swiss"/>
-    <w:pitch w:val="variable"/>
-  </w:font>
-  <w:font w:name="Arial Black">
-    <w:family w:val="swiss"/>
-    <w:pitch w:val="variable"/>
-  </w:font>
-  <w:font w:name="Trebuchet MS">
-    <w:family w:val="swiss"/>
-    <w:pitch w:val="variable"/>
-  </w:font>
-  <w:font w:name="Century Gothic">
-    <w:family w:val="swiss"/>
-    <w:pitch w:val="variable"/>
-  </w:font>
-  <w:font w:name="Garamond">
-    <w:family w:val="roman"/>
-    <w:pitch w:val="variable"/>
-  </w:font>
-  <w:font w:name="Georgia">
-    <w:family w:val="roman"/>
-    <w:pitch w:val="variable"/>
-  </w:font>
-  <w:font w:name="Calibri Light">
-    <w:family w:val="swiss"/>
-    <w:pitch w:val="variable"/>
-  </w:font>
-  <w:font w:name="VNTime">
-    <w:family w:val="auto"/>
-    <w:pitch w:val="variable"/>
-  </w:font>
-  <w:font w:name="Times New Roman Bold">
-    <w:altName w:val="Times New Roman"/>
-    <w:family w:val="roman"/>
-    <w:pitch w:val="default"/>
-  </w:font>
-  <w:font w:name="PdTime">
-    <w:altName w:val="Arial Narrow"/>
-    <w:family w:val="swiss"/>
-    <w:pitch w:val="variable"/>
-  </w:font>
-  <w:font w:name=".VnArial Narrow">
-    <w:altName w:val="Courier New"/>
-    <w:family w:val="swiss"/>
-    <w:pitch w:val="variable"/>
-  </w:font>
-  <w:font w:name="Arial">
-    <w:family w:val="swiss"/>
-    <w:pitch w:val="default"/>
-  </w:font>
-  <w:font w:name="PdTimeH">
-    <w:altName w:val="Arial Narrow"/>
-    <w:family w:val="swiss"/>
-    <w:pitch w:val="variable"/>
-  </w:font>
-  <w:font w:name=".VnVogue">
-    <w:altName w:val="Courier New"/>
-    <w:family w:val="swiss"/>
-    <w:pitch w:val="variable"/>
-  </w:font>
-  <w:font w:name=".VnBlackH">
-    <w:altName w:val="Courier New"/>
-    <w:family w:val="swiss"/>
-    <w:pitch w:val="variable"/>
-  </w:font>
-  <w:font w:name="VnHelveticaU">
-    <w:family w:val="swiss"/>
-    <w:pitch w:val="variable"/>
-  </w:font>
-  <w:font w:name="VnHelvetica">
-    <w:altName w:val="Arial"/>
-    <w:family w:val="auto"/>
-    <w:pitch w:val="variable"/>
-  </w:font>
-  <w:font w:name="Caslon 540 LT Std">
-    <w:family w:val="roman"/>
-    <w:pitch w:val="variable"/>
-  </w:font>
-  <w:font w:name="Myriad Pro Light">
-    <w:altName w:val="Arial"/>
-    <w:family w:val="swiss"/>
-    <w:pitch w:val="variable"/>
-  </w:font>
-  <w:font w:name=".VnCourier">
-    <w:altName w:val="Courier New"/>
-    <w:family w:val="swiss"/>
-    <w:pitch w:val="variable"/>
-  </w:font>
-  <w:font w:name="VNI Times">
-    <w:family w:val="auto"/>
-    <w:pitch w:val="variable"/>
-  </w:font>
-  <w:font w:name="VNSVNI2">
-    <w:altName w:val="Courier New"/>
-    <w:family w:val="auto"/>
-    <w:pitch w:val="variable"/>
-  </w:font>
-  <w:font w:name=".VnClarendonH">
-    <w:altName w:val="Courier New"/>
-    <w:family w:val="swiss"/>
-    <w:pitch w:val="variable"/>
-  </w:font>
-  <w:font w:name="VNAvantH">
-    <w:altName w:val="Arial"/>
-    <w:family w:val="swiss"/>
-    <w:pitch w:val="variable"/>
-  </w:font>
-  <w:font w:name="Vn Arial HBold">
-    <w:altName w:val="Times New Roman"/>
-    <w:family w:val="auto"/>
-    <w:pitch w:val="default"/>
-  </w:font>
-  <w:font w:name="Batang">
-    <w:altName w:val="바탕"/>
-    <w:family w:val="auto"/>
-    <w:pitch w:val="default"/>
-  </w:font>
-  <w:font w:name=".VnVogueH">
-    <w:altName w:val="Courier New"/>
-    <w:family w:val="swiss"/>
-    <w:pitch w:val="variable"/>
-  </w:font>
-  <w:font w:name="Courier New">
-    <w:family w:val="modern"/>
-    <w:pitch w:val="fixed"/>
-  </w:font>
-</w:fonts>
-</file>
-
-<file path=./word/header1.xml><?xml version="1.0" encoding="utf-8"?>
+<file path=word/header1.xml><?xml version="1.0" encoding="utf-8"?>
 <w:hdr xmlns:o="urn:schemas-microsoft-com:office:office" xmlns:r="http://schemas.openxmlformats.org/officeDocument/2006/relationships" xmlns:v="urn:schemas-microsoft-com:vml" xmlns:w="http://schemas.openxmlformats.org/wordprocessingml/2006/main" xmlns:w10="urn:schemas-microsoft-com:office:word" xmlns:wp="http://schemas.openxmlformats.org/drawingml/2006/wordprocessingDrawing" xmlns:pic="http://schemas.openxmlformats.org/drawingml/2006/picture" xmlns:wps="http://schemas.microsoft.com/office/word/2010/wordprocessingShape" xmlns:wpg="http://schemas.microsoft.com/office/word/2010/wordprocessingGroup" xmlns:mc="http://schemas.openxmlformats.org/markup-compatibility/2006" xmlns:wp14="http://schemas.microsoft.com/office/word/2010/wordprocessingDrawing" xmlns:w14="http://schemas.microsoft.com/office/word/2010/wordml" xmlns:w15="http://schemas.microsoft.com/office/word/2012/wordml">
   <w:p>
     <w:pPr>
@@ -2156,7 +1894,7 @@
     </w:r>
     <w:r>
       <w:rPr/>
-      <w:t>{{SO_LIEU}}</w:t>
+      <w:t>0</w:t>
     </w:r>
     <w:r>
       <w:rPr/>
@@ -2171,7 +1909,7 @@
     </w:r>
     <w:r>
       <w:rPr/>
-      <w:t>CÔNG BÁO/Số {{SO_LIEU}} + {{SO_LIEU}}/Ngày {{NGAY_THANG}}</w:t>
+      <w:t>CÔNG BÁO/Số 283 + 284/Ngày 17-3-2020</w:t>
     </w:r>
   </w:p>
   <w:p>
@@ -2295,7 +2033,7 @@
 </w:hdr>
 </file>
 
-<file path=./word/header2.xml><?xml version="1.0" encoding="utf-8"?>
+<file path=word/header2.xml><?xml version="1.0" encoding="utf-8"?>
 <w:hdr xmlns:o="urn:schemas-microsoft-com:office:office" xmlns:r="http://schemas.openxmlformats.org/officeDocument/2006/relationships" xmlns:v="urn:schemas-microsoft-com:vml" xmlns:w="http://schemas.openxmlformats.org/wordprocessingml/2006/main" xmlns:w10="urn:schemas-microsoft-com:office:word" xmlns:wp="http://schemas.openxmlformats.org/drawingml/2006/wordprocessingDrawing" xmlns:pic="http://schemas.openxmlformats.org/drawingml/2006/picture" xmlns:wps="http://schemas.microsoft.com/office/word/2010/wordprocessingShape" xmlns:wpg="http://schemas.microsoft.com/office/word/2010/wordprocessingGroup" xmlns:mc="http://schemas.openxmlformats.org/markup-compatibility/2006" xmlns:wp14="http://schemas.microsoft.com/office/word/2010/wordprocessingDrawing" xmlns:w14="http://schemas.microsoft.com/office/word/2010/wordml" xmlns:w15="http://schemas.microsoft.com/office/word/2012/wordml">
   <w:p>
     <w:pPr>
@@ -2309,7 +2047,7 @@
 </w:hdr>
 </file>
 
-<file path=./word/numbering.xml><?xml version="1.0" encoding="utf-8"?>
+<file path=word/numbering.xml><?xml version="1.0" encoding="utf-8"?>
 <w:numbering xmlns:w="http://schemas.openxmlformats.org/wordprocessingml/2006/main" xmlns:o="urn:schemas-microsoft-com:office:office" xmlns:r="http://schemas.openxmlformats.org/officeDocument/2006/relationships" xmlns:v="urn:schemas-microsoft-com:vml" xmlns:mc="http://schemas.openxmlformats.org/markup-compatibility/2006" xmlns:w14="http://schemas.microsoft.com/office/word/2010/wordml">
   <w:abstractNum w:abstractNumId="1">
     <w:lvl w:ilvl="0">
@@ -4471,29 +4209,15 @@
 </w:numbering>
 </file>
 
-<file path=./word/settings.xml><?xml version="1.0" encoding="utf-8"?>
-<w:settings xmlns:w="http://schemas.openxmlformats.org/wordprocessingml/2006/main">
-  <w:zoom w:percent="100"/>
-  <w:defaultTabStop w:val="709"/>
-  <w:autoHyphenation w:val="true"/>
-  <w:hyphenationZone w:val="0"/>
-  <w:evenAndOddHeaders/>
-  <w:compat>
-    <w:doNotBreakWrappedTables/>
-    <w:compatSetting w:name="compatibilityMode" w:uri="http://schemas.microsoft.com/office/word" w:val="11"/>
-  </w:compat>
-</w:settings>
-</file>
-
-<file path=./word/styles.xml><?xml version="1.0" encoding="utf-8"?>
+<file path=word/styles.xml><?xml version="1.0" encoding="utf-8"?>
 <w:styles xmlns:w="http://schemas.openxmlformats.org/wordprocessingml/2006/main" xmlns:w14="http://schemas.microsoft.com/office/word/2010/wordml" xmlns:mc="http://schemas.openxmlformats.org/markup-compatibility/2006">
   <w:docDefaults>
     <w:rPrDefault>
       <w:rPr>
-        <w:rFonts w:ascii="Liberation Serif" w:hAnsi="Liberation Serif" w:eastAsia="NSimSun" w:cs="Lucida Sans"/>
+        <w:rFonts w:ascii="Liberation Serif" w:hAnsi="Liberation Serif" w:eastAsia="Songti SC" w:cs="Arial Unicode MS"/>
         <w:sz w:val="24"/>
         <w:szCs w:val="24"/>
-        <w:lang w:val="en-US" w:eastAsia="zh-CN" w:bidi="hi-IN"/>
+        <w:lang w:val="vi-VN" w:eastAsia="zh-CN" w:bidi="hi-IN"/>
       </w:rPr>
     </w:rPrDefault>
     <w:pPrDefault>
@@ -4514,7 +4238,7 @@
       <w:color w:val="auto"/>
       <w:sz w:val="28"/>
       <w:szCs w:val="28"/>
-      <w:lang w:bidi="ar-SA" w:val="en-US" w:eastAsia="zh-CN"/>
+      <w:lang w:val="en-US" w:bidi="ar-SA" w:eastAsia="zh-CN"/>
     </w:rPr>
   </w:style>
   <w:style w:type="paragraph" w:styleId="Heading1">
@@ -5005,7 +4729,7 @@
       <w:rFonts w:ascii=".VnTimeH" w:hAnsi=".VnTimeH" w:cs=".VnTimeH"/>
       <w:b/>
       <w:sz w:val="28"/>
-      <w:lang w:bidi="ar-SA"/>
+      <w:lang w:val="en-US" w:bidi="ar-SA"/>
     </w:rPr>
   </w:style>
   <w:style w:type="character" w:styleId="Heading2Char2">
@@ -5016,7 +4740,7 @@
       <w:bCs/>
       <w:sz w:val="16"/>
       <w:szCs w:val="24"/>
-      <w:lang w:bidi="ar-SA"/>
+      <w:lang w:val="en-US" w:bidi="ar-SA"/>
     </w:rPr>
   </w:style>
   <w:style w:type="character" w:styleId="Heading3Char3">
@@ -5028,7 +4752,7 @@
       <w:bCs/>
       <w:sz w:val="26"/>
       <w:szCs w:val="26"/>
-      <w:lang w:bidi="ar-SA"/>
+      <w:lang w:val="en-US" w:bidi="ar-SA"/>
     </w:rPr>
   </w:style>
   <w:style w:type="character" w:styleId="Heading4Char1">
@@ -5039,7 +4763,7 @@
       <w:bCs/>
       <w:sz w:val="28"/>
       <w:szCs w:val="28"/>
-      <w:lang w:bidi="ar-SA"/>
+      <w:lang w:val="en-US" w:bidi="ar-SA"/>
     </w:rPr>
   </w:style>
   <w:style w:type="character" w:styleId="Heading5Char1">
@@ -5053,7 +4777,7 @@
       <w:iCs/>
       <w:sz w:val="26"/>
       <w:szCs w:val="26"/>
-      <w:lang w:bidi="ar-SA"/>
+      <w:lang w:val="en-US" w:bidi="ar-SA"/>
     </w:rPr>
   </w:style>
   <w:style w:type="character" w:styleId="Heading6Char2">
@@ -5064,7 +4788,7 @@
       <w:bCs/>
       <w:sz w:val="22"/>
       <w:szCs w:val="22"/>
-      <w:lang w:bidi="ar-SA"/>
+      <w:lang w:val="en-US" w:bidi="ar-SA"/>
     </w:rPr>
   </w:style>
   <w:style w:type="character" w:styleId="Heading7Char1">
@@ -5073,7 +4797,7 @@
     <w:rPr>
       <w:sz w:val="24"/>
       <w:szCs w:val="24"/>
-      <w:lang w:bidi="ar-SA"/>
+      <w:lang w:val="en-US" w:bidi="ar-SA"/>
     </w:rPr>
   </w:style>
   <w:style w:type="character" w:styleId="Heading9Char1">
@@ -5083,7 +4807,7 @@
       <w:rFonts w:ascii="Arial" w:hAnsi="Arial" w:cs="Arial"/>
       <w:sz w:val="22"/>
       <w:szCs w:val="22"/>
-      <w:lang w:bidi="ar-SA"/>
+      <w:lang w:val="en-US" w:bidi="ar-SA"/>
     </w:rPr>
   </w:style>
   <w:style w:type="character" w:styleId="CharChar8">
@@ -5094,7 +4818,7 @@
       <w:bCs/>
       <w:sz w:val="16"/>
       <w:szCs w:val="24"/>
-      <w:lang w:bidi="ar-SA"/>
+      <w:lang w:val="en-US" w:bidi="ar-SA"/>
     </w:rPr>
   </w:style>
   <w:style w:type="character" w:styleId="CharChar7">
@@ -5105,7 +4829,7 @@
       <w:bCs/>
       <w:sz w:val="28"/>
       <w:szCs w:val="28"/>
-      <w:lang w:bidi="ar-SA"/>
+      <w:lang w:val="en-US" w:bidi="ar-SA"/>
     </w:rPr>
   </w:style>
   <w:style w:type="character" w:styleId="CharCharChar">
@@ -5119,7 +4843,7 @@
       <w:iCs/>
       <w:sz w:val="26"/>
       <w:szCs w:val="26"/>
-      <w:lang w:bidi="ar-SA"/>
+      <w:lang w:val="en-US" w:bidi="ar-SA"/>
     </w:rPr>
   </w:style>
   <w:style w:type="character" w:styleId="CharChar6">
@@ -5128,7 +4852,7 @@
     <w:rPr>
       <w:sz w:val="24"/>
       <w:szCs w:val="24"/>
-      <w:lang w:bidi="ar-SA"/>
+      <w:lang w:val="en-US" w:bidi="ar-SA"/>
     </w:rPr>
   </w:style>
   <w:style w:type="character" w:styleId="z-BottomofFormChar1">
@@ -5138,7 +4862,7 @@
       <w:rFonts w:ascii="Arial" w:hAnsi="Arial" w:cs="Arial"/>
       <w:sz w:val="22"/>
       <w:szCs w:val="22"/>
-      <w:lang w:bidi="ar-SA"/>
+      <w:lang w:val="en-US" w:bidi="ar-SA"/>
     </w:rPr>
   </w:style>
   <w:style w:type="character" w:styleId="BodyText2Char1">
@@ -5150,7 +4874,7 @@
       <w:bCs/>
       <w:sz w:val="28"/>
       <w:szCs w:val="24"/>
-      <w:lang w:bidi="ar-SA"/>
+      <w:lang w:val="en-US" w:bidi="ar-SA"/>
     </w:rPr>
   </w:style>
   <w:style w:type="character" w:styleId="CharChar4">
@@ -5162,7 +4886,7 @@
       <w:bCs/>
       <w:sz w:val="28"/>
       <w:szCs w:val="24"/>
-      <w:lang w:bidi="ar-SA"/>
+      <w:lang w:val="en-US" w:bidi="ar-SA"/>
     </w:rPr>
   </w:style>
   <w:style w:type="character" w:styleId="BodyTextIndentChar2">
@@ -5171,7 +4895,7 @@
     <w:rPr>
       <w:rFonts w:ascii=".VnTime" w:hAnsi=".VnTime" w:cs=".VnTime"/>
       <w:sz w:val="28"/>
-      <w:lang w:bidi="ar-SA"/>
+      <w:lang w:val="en-US" w:bidi="ar-SA"/>
     </w:rPr>
   </w:style>
   <w:style w:type="character" w:styleId="CharChar1">
@@ -5180,7 +4904,7 @@
     <w:rPr>
       <w:rFonts w:ascii=".VnTime" w:hAnsi=".VnTime" w:cs=".VnTime"/>
       <w:sz w:val="28"/>
-      <w:lang w:bidi="ar-SA"/>
+      <w:lang w:val="en-US" w:bidi="ar-SA"/>
     </w:rPr>
   </w:style>
   <w:style w:type="character" w:styleId="BodyTextIndentChar1Char">
@@ -5189,7 +4913,7 @@
     <w:rPr>
       <w:rFonts w:ascii=".VnTime" w:hAnsi=".VnTime" w:cs=".VnTime"/>
       <w:sz w:val="28"/>
-      <w:lang w:bidi="ar-SA"/>
+      <w:lang w:val="en-US" w:bidi="ar-SA"/>
     </w:rPr>
   </w:style>
   <w:style w:type="character" w:styleId="BodyTextChar2">
@@ -5199,7 +4923,7 @@
       <w:rFonts w:ascii=".VnTimeH" w:hAnsi=".VnTimeH" w:cs=".VnTimeH"/>
       <w:b/>
       <w:sz w:val="24"/>
-      <w:lang w:bidi="ar-SA"/>
+      <w:lang w:val="en-US" w:bidi="ar-SA"/>
     </w:rPr>
   </w:style>
   <w:style w:type="character" w:styleId="BalloonTextChar3">
@@ -5209,7 +4933,7 @@
       <w:rFonts w:ascii="Tahoma" w:hAnsi="Tahoma" w:cs="Tahoma"/>
       <w:sz w:val="16"/>
       <w:szCs w:val="16"/>
-      <w:lang w:bidi="ar-SA"/>
+      <w:lang w:val="en-US" w:bidi="ar-SA"/>
     </w:rPr>
   </w:style>
   <w:style w:type="character" w:styleId="HeaderChar2">
@@ -5218,7 +4942,7 @@
     <w:rPr>
       <w:sz w:val="28"/>
       <w:szCs w:val="28"/>
-      <w:lang w:bidi="ar-SA"/>
+      <w:lang w:val="en-US" w:bidi="ar-SA"/>
     </w:rPr>
   </w:style>
   <w:style w:type="character" w:styleId="PageNumber">
@@ -5232,7 +4956,7 @@
     <w:rPr>
       <w:sz w:val="16"/>
       <w:szCs w:val="16"/>
-      <w:lang w:bidi="ar-SA"/>
+      <w:lang w:val="en-US" w:bidi="ar-SA"/>
     </w:rPr>
   </w:style>
   <w:style w:type="character" w:styleId="CharChar3">
@@ -5241,7 +4965,7 @@
     <w:rPr>
       <w:sz w:val="16"/>
       <w:szCs w:val="16"/>
-      <w:lang w:bidi="ar-SA"/>
+      <w:lang w:val="en-US" w:bidi="ar-SA"/>
     </w:rPr>
   </w:style>
   <w:style w:type="character" w:styleId="Hyperlink">
@@ -5255,14 +4979,14 @@
     <w:name w:val="Footnote Text Char3"/>
     <w:qFormat/>
     <w:rPr>
-      <w:lang w:bidi="ar-SA"/>
+      <w:lang w:val="en-US" w:bidi="ar-SA"/>
     </w:rPr>
   </w:style>
   <w:style w:type="character" w:styleId="CharChar2">
     <w:name w:val=" Char Char2"/>
     <w:qFormat/>
     <w:rPr>
-      <w:lang w:bidi="ar-SA"/>
+      <w:lang w:val="en-US" w:bidi="ar-SA"/>
     </w:rPr>
   </w:style>
   <w:style w:type="character" w:styleId="CharChar">
@@ -5275,7 +4999,7 @@
       <w:iCs/>
       <w:sz w:val="26"/>
       <w:szCs w:val="26"/>
-      <w:lang w:bidi="ar-SA"/>
+      <w:lang w:val="en-US" w:bidi="ar-SA"/>
     </w:rPr>
   </w:style>
   <w:style w:type="character" w:styleId="BodyTextIndent2Char1">
@@ -5285,7 +5009,7 @@
       <w:rFonts w:ascii=".VnTime" w:hAnsi=".VnTime" w:eastAsia=".VnTime" w:cs=".VnTime"/>
       <w:sz w:val="28"/>
       <w:szCs w:val="28"/>
-      <w:lang w:bidi="ar-SA"/>
+      <w:lang w:val="en-US" w:bidi="ar-SA"/>
     </w:rPr>
   </w:style>
   <w:style w:type="character" w:styleId="BodyTextIndent2CharCharChar">
@@ -5295,7 +5019,7 @@
       <w:rFonts w:ascii=".VnTime" w:hAnsi=".VnTime" w:eastAsia=".VnTime" w:cs=".VnTime"/>
       <w:sz w:val="28"/>
       <w:szCs w:val="28"/>
-      <w:lang w:bidi="ar-SA"/>
+      <w:lang w:val="en-US" w:bidi="ar-SA"/>
     </w:rPr>
   </w:style>
   <w:style w:type="character" w:styleId="CommentReference">
@@ -5311,7 +5035,7 @@
     <w:qFormat/>
     <w:rPr>
       <w:rFonts w:ascii=".VnTime" w:hAnsi=".VnTime" w:cs=".VnTime"/>
-      <w:lang w:bidi="ar-SA"/>
+      <w:lang w:val="en-US" w:bidi="ar-SA"/>
     </w:rPr>
   </w:style>
   <w:style w:type="character" w:styleId="DieuCharChar">
@@ -5322,7 +5046,7 @@
       <w:bCs/>
       <w:sz w:val="28"/>
       <w:szCs w:val="28"/>
-      <w:lang w:val="vi-VN" w:bidi="ar-SA"/>
+      <w:lang w:bidi="ar-SA"/>
     </w:rPr>
   </w:style>
   <w:style w:type="character" w:styleId="BodyTextIndent3Char1">
@@ -5332,7 +5056,7 @@
       <w:rFonts w:ascii=".VnTime" w:hAnsi=".VnTime" w:cs=".VnTime"/>
       <w:sz w:val="28"/>
       <w:szCs w:val="28"/>
-      <w:lang w:bidi="ar-SA"/>
+      <w:lang w:val="en-US" w:bidi="ar-SA"/>
     </w:rPr>
   </w:style>
   <w:style w:type="character" w:styleId="ChuongCharChar">
@@ -5362,7 +5086,7 @@
       <w:iCs/>
       <w:sz w:val="24"/>
       <w:szCs w:val="24"/>
-      <w:lang w:bidi="ar-SA"/>
+      <w:lang w:val="en-US" w:bidi="ar-SA"/>
     </w:rPr>
   </w:style>
   <w:style w:type="character" w:styleId="TChar">
@@ -5371,7 +5095,7 @@
     <w:rPr>
       <w:rFonts w:ascii=".VnTime" w:hAnsi=".VnTime" w:cs=".VnTime"/>
       <w:sz w:val="28"/>
-      <w:lang w:val="vi-VN" w:bidi="ar-SA"/>
+      <w:lang w:bidi="ar-SA"/>
     </w:rPr>
   </w:style>
   <w:style w:type="character" w:styleId="normalchar1">
@@ -5442,7 +5166,7 @@
       <w:spacing w:val="24"/>
       <w:sz w:val="26"/>
       <w:szCs w:val="26"/>
-      <w:lang w:bidi="ar-SA"/>
+      <w:lang w:val="en-US" w:bidi="ar-SA"/>
     </w:rPr>
   </w:style>
   <w:style w:type="character" w:styleId="Emphasis">
@@ -5521,7 +5245,7 @@
       <w:rFonts w:ascii=".VnTime" w:hAnsi=".VnTime" w:cs=".VnTime"/>
       <w:sz w:val="26"/>
       <w:szCs w:val="26"/>
-      <w:lang w:bidi="ar-SA"/>
+      <w:lang w:val="en-US" w:bidi="ar-SA"/>
     </w:rPr>
   </w:style>
   <w:style w:type="character" w:styleId="tenmonChar">
@@ -5532,7 +5256,7 @@
       <w:b/>
       <w:sz w:val="28"/>
       <w:szCs w:val="28"/>
-      <w:lang w:bidi="ar-SA"/>
+      <w:lang w:val="en-US" w:bidi="ar-SA"/>
     </w:rPr>
   </w:style>
   <w:style w:type="character" w:styleId="StyleBold">
@@ -5560,7 +5284,7 @@
       <w:b/>
       <w:sz w:val="28"/>
       <w:szCs w:val="28"/>
-      <w:lang w:bidi="ar-SA"/>
+      <w:lang w:val="en-US" w:bidi="ar-SA"/>
     </w:rPr>
   </w:style>
   <w:style w:type="character" w:styleId="yshortcuts">
@@ -5620,6 +5344,7 @@
       <w:bCs/>
       <w:sz w:val="28"/>
       <w:szCs w:val="28"/>
+      <w:lang w:val="en-US"/>
     </w:rPr>
   </w:style>
   <w:style w:type="character" w:styleId="CharChar16">
@@ -5630,6 +5355,7 @@
       <w:bCs/>
       <w:sz w:val="24"/>
       <w:szCs w:val="24"/>
+      <w:lang w:val="en-US"/>
     </w:rPr>
   </w:style>
   <w:style w:type="character" w:styleId="CharChar15">
@@ -5641,6 +5367,7 @@
       <w:bCs/>
       <w:sz w:val="26"/>
       <w:szCs w:val="26"/>
+      <w:lang w:val="en-US"/>
     </w:rPr>
   </w:style>
   <w:style w:type="character" w:styleId="CharChar81">
@@ -5651,6 +5378,7 @@
       <w:bCs/>
       <w:sz w:val="24"/>
       <w:szCs w:val="24"/>
+      <w:lang w:val="en-US"/>
     </w:rPr>
   </w:style>
   <w:style w:type="character" w:styleId="CharChar71">
@@ -5661,6 +5389,7 @@
       <w:bCs/>
       <w:sz w:val="28"/>
       <w:szCs w:val="28"/>
+      <w:lang w:val="en-US"/>
     </w:rPr>
   </w:style>
   <w:style w:type="character" w:styleId="CharCharChar1">
@@ -5674,6 +5403,7 @@
       <w:iCs/>
       <w:sz w:val="26"/>
       <w:szCs w:val="26"/>
+      <w:lang w:val="en-US"/>
     </w:rPr>
   </w:style>
   <w:style w:type="character" w:styleId="CharChar61">
@@ -5682,6 +5412,7 @@
     <w:rPr>
       <w:sz w:val="24"/>
       <w:szCs w:val="24"/>
+      <w:lang w:val="en-US"/>
     </w:rPr>
   </w:style>
   <w:style w:type="character" w:styleId="CharChar5">
@@ -5691,6 +5422,7 @@
       <w:rFonts w:ascii="Arial" w:hAnsi="Arial" w:cs="Arial"/>
       <w:sz w:val="22"/>
       <w:szCs w:val="22"/>
+      <w:lang w:val="en-US"/>
     </w:rPr>
   </w:style>
   <w:style w:type="character" w:styleId="CharChar41">
@@ -5702,6 +5434,7 @@
       <w:bCs/>
       <w:sz w:val="24"/>
       <w:szCs w:val="24"/>
+      <w:lang w:val="en-US"/>
     </w:rPr>
   </w:style>
   <w:style w:type="character" w:styleId="CharChar11">
@@ -5711,6 +5444,7 @@
       <w:rFonts w:ascii="Times New Roman" w:hAnsi="Times New Roman" w:cs="Times New Roman"/>
       <w:sz w:val="28"/>
       <w:szCs w:val="28"/>
+      <w:lang w:val="en-US"/>
     </w:rPr>
   </w:style>
   <w:style w:type="character" w:styleId="CharChar31">
@@ -5719,12 +5453,15 @@
     <w:rPr>
       <w:sz w:val="16"/>
       <w:szCs w:val="16"/>
+      <w:lang w:val="en-US"/>
     </w:rPr>
   </w:style>
   <w:style w:type="character" w:styleId="CharChar21">
     <w:name w:val="Char Char2"/>
     <w:qFormat/>
-    <w:rPr/>
+    <w:rPr>
+      <w:lang w:val="en-US"/>
+    </w:rPr>
   </w:style>
   <w:style w:type="character" w:styleId="CharChar9">
     <w:name w:val="Char Char"/>
@@ -5736,6 +5473,7 @@
       <w:iCs/>
       <w:sz w:val="26"/>
       <w:szCs w:val="26"/>
+      <w:lang w:val="en-US"/>
     </w:rPr>
   </w:style>
   <w:style w:type="character" w:styleId="normal1">
@@ -5752,6 +5490,7 @@
       <w:color w:val="000000"/>
       <w:sz w:val="26"/>
       <w:szCs w:val="26"/>
+      <w:lang w:val="en-US"/>
     </w:rPr>
   </w:style>
   <w:style w:type="character" w:styleId="apple-converted-space">
@@ -5816,7 +5555,7 @@
     <w:rPr>
       <w:sz w:val="24"/>
       <w:szCs w:val="24"/>
-      <w:lang w:bidi="ar-SA"/>
+      <w:lang w:val="en-US" w:bidi="ar-SA"/>
     </w:rPr>
   </w:style>
   <w:style w:type="character" w:styleId="Heading1Char">
@@ -5829,6 +5568,7 @@
       <w:kern w:val="2"/>
       <w:sz w:val="32"/>
       <w:szCs w:val="32"/>
+      <w:lang w:val="en-US"/>
     </w:rPr>
   </w:style>
   <w:style w:type="character" w:styleId="Heading2Char">
@@ -5842,6 +5582,7 @@
       <w:iCs/>
       <w:sz w:val="28"/>
       <w:szCs w:val="28"/>
+      <w:lang w:val="en-US"/>
     </w:rPr>
   </w:style>
   <w:style w:type="character" w:styleId="Heading3Char">
@@ -5853,6 +5594,7 @@
       <w:bCs/>
       <w:sz w:val="26"/>
       <w:szCs w:val="26"/>
+      <w:lang w:val="en-US"/>
     </w:rPr>
   </w:style>
   <w:style w:type="character" w:styleId="Heading4Char">
@@ -5864,6 +5606,7 @@
       <w:bCs/>
       <w:sz w:val="28"/>
       <w:szCs w:val="28"/>
+      <w:lang w:val="en-US"/>
     </w:rPr>
   </w:style>
   <w:style w:type="character" w:styleId="Heading5Char">
@@ -5877,6 +5620,7 @@
       <w:iCs/>
       <w:sz w:val="26"/>
       <w:szCs w:val="26"/>
+      <w:lang w:val="en-US"/>
     </w:rPr>
   </w:style>
   <w:style w:type="character" w:styleId="Heading6Char">
@@ -5886,6 +5630,7 @@
       <w:rFonts w:ascii="Arial" w:hAnsi="Arial" w:cs="Times New Roman"/>
       <w:b/>
       <w:bCs/>
+      <w:lang w:val="en-US"/>
     </w:rPr>
   </w:style>
   <w:style w:type="character" w:styleId="Heading7Char">
@@ -5895,6 +5640,7 @@
       <w:rFonts w:ascii="Arial" w:hAnsi="Arial" w:cs="Times New Roman"/>
       <w:sz w:val="24"/>
       <w:szCs w:val="24"/>
+      <w:lang w:val="en-US"/>
     </w:rPr>
   </w:style>
   <w:style w:type="character" w:styleId="Heading8Char">
@@ -5906,6 +5652,7 @@
       <w:iCs/>
       <w:sz w:val="24"/>
       <w:szCs w:val="24"/>
+      <w:lang w:val="en-US"/>
     </w:rPr>
   </w:style>
   <w:style w:type="character" w:styleId="Heading9Char">
@@ -5913,6 +5660,7 @@
     <w:qFormat/>
     <w:rPr>
       <w:rFonts w:ascii="Times New Roman" w:hAnsi="Times New Roman" w:cs="Times New Roman"/>
+      <w:lang w:val="en-US"/>
     </w:rPr>
   </w:style>
   <w:style w:type="character" w:styleId="CommentSubjectChar">
@@ -5920,6 +5668,7 @@
     <w:qFormat/>
     <w:rPr>
       <w:rFonts w:cs="Times New Roman"/>
+      <w:lang w:val="en-US"/>
     </w:rPr>
   </w:style>
   <w:style w:type="character" w:styleId="FooterChar">
@@ -5929,6 +5678,7 @@
       <w:rFonts w:cs="Times New Roman"/>
       <w:sz w:val="24"/>
       <w:szCs w:val="24"/>
+      <w:lang w:val="en-US"/>
     </w:rPr>
   </w:style>
   <w:style w:type="character" w:styleId="n002dchuongtenchar">
@@ -5946,7 +5696,7 @@
       <w:bCs/>
       <w:sz w:val="26"/>
       <w:szCs w:val="24"/>
-      <w:lang w:bidi="ar-SA"/>
+      <w:lang w:val="en-US" w:bidi="ar-SA"/>
     </w:rPr>
   </w:style>
   <w:style w:type="character" w:styleId="StyleBodyTextBodyText1Left05Char">
@@ -5956,7 +5706,7 @@
       <w:rFonts w:ascii="Arial" w:hAnsi="Arial" w:cs="Cordia New"/>
       <w:spacing w:val="-4"/>
       <w:sz w:val="21"/>
-      <w:lang w:val="vi-VN" w:bidi="en-US"/>
+      <w:lang w:bidi="en-US"/>
     </w:rPr>
   </w:style>
   <w:style w:type="character" w:styleId="portlettext21">
@@ -5979,7 +5729,7 @@
       <w:color w:val="000000"/>
       <w:sz w:val="22"/>
       <w:szCs w:val="22"/>
-      <w:lang w:bidi="en-US"/>
+      <w:lang w:val="en-US" w:bidi="en-US"/>
     </w:rPr>
   </w:style>
   <w:style w:type="character" w:styleId="IntenseQuoteChar">
@@ -5994,7 +5744,7 @@
       <w:color w:val="4F81BD"/>
       <w:sz w:val="22"/>
       <w:szCs w:val="22"/>
-      <w:lang w:bidi="en-US"/>
+      <w:lang w:val="en-US" w:bidi="en-US"/>
     </w:rPr>
   </w:style>
   <w:style w:type="character" w:styleId="SubtleEmphasis">
@@ -6166,7 +5916,7 @@
     <w:rPr>
       <w:rFonts w:ascii=".VnTime" w:hAnsi=".VnTime" w:cs=".VnTime"/>
       <w:sz w:val="28"/>
-      <w:lang w:bidi="ar-SA"/>
+      <w:lang w:val="en-US" w:bidi="ar-SA"/>
     </w:rPr>
   </w:style>
   <w:style w:type="character" w:styleId="longtext1">
@@ -6217,7 +5967,7 @@
       <w:rFonts w:ascii=".VnTimeH" w:hAnsi=".VnTimeH" w:cs=".VnTimeH"/>
       <w:b/>
       <w:sz w:val="28"/>
-      <w:lang w:bidi="ar-SA"/>
+      <w:lang w:val="en-US" w:bidi="ar-SA"/>
     </w:rPr>
   </w:style>
   <w:style w:type="character" w:styleId="CharChar20">
@@ -6228,7 +5978,7 @@
       <w:bCs/>
       <w:sz w:val="22"/>
       <w:szCs w:val="22"/>
-      <w:lang w:bidi="ar-SA"/>
+      <w:lang w:val="en-US" w:bidi="ar-SA"/>
     </w:rPr>
   </w:style>
   <w:style w:type="character" w:styleId="CharChar22">
@@ -6239,7 +5989,7 @@
       <w:bCs/>
       <w:sz w:val="16"/>
       <w:szCs w:val="24"/>
-      <w:lang w:bidi="ar-SA"/>
+      <w:lang w:val="en-US" w:bidi="ar-SA"/>
     </w:rPr>
   </w:style>
   <w:style w:type="character" w:styleId="Heading2Char1Char1">
@@ -6251,7 +6001,7 @@
       <w:kern w:val="2"/>
       <w:sz w:val="28"/>
       <w:szCs w:val="28"/>
-      <w:lang w:bidi="he-IL"/>
+      <w:lang w:val="en-US" w:bidi="he-IL"/>
     </w:rPr>
   </w:style>
   <w:style w:type="character" w:styleId="Heading4CharCharChar">
@@ -6262,7 +6012,7 @@
       <w:spacing w:val="5"/>
       <w:sz w:val="24"/>
       <w:szCs w:val="24"/>
-      <w:lang w:bidi="he-IL"/>
+      <w:lang w:val="en-US" w:bidi="he-IL"/>
     </w:rPr>
   </w:style>
   <w:style w:type="character" w:styleId="NumberedParagraph-BulletelistLeft0Firstline0Char">
@@ -6270,7 +6020,7 @@
     <w:qFormat/>
     <w:rPr>
       <w:sz w:val="24"/>
-      <w:lang w:bidi="ar-SA"/>
+      <w:lang w:val="en-US" w:bidi="ar-SA"/>
     </w:rPr>
   </w:style>
   <w:style w:type="character" w:styleId="LeftHeaderCharChar">
@@ -6278,7 +6028,7 @@
     <w:qFormat/>
     <w:rPr>
       <w:kern w:val="2"/>
-      <w:lang w:bidi="he-IL"/>
+      <w:lang w:val="en-US" w:bidi="he-IL"/>
     </w:rPr>
   </w:style>
   <w:style w:type="character" w:styleId="FootnoteTextCharChar">
@@ -6286,7 +6036,7 @@
     <w:qFormat/>
     <w:rPr>
       <w:kern w:val="2"/>
-      <w:lang w:bidi="he-IL"/>
+      <w:lang w:val="en-US" w:bidi="he-IL"/>
     </w:rPr>
   </w:style>
   <w:style w:type="character" w:styleId="NumParaLeftChar">
@@ -6306,7 +6056,7 @@
       <w:kern w:val="2"/>
       <w:sz w:val="24"/>
       <w:szCs w:val="24"/>
-      <w:lang w:bidi="he-IL"/>
+      <w:lang w:val="en-US" w:bidi="he-IL"/>
     </w:rPr>
   </w:style>
   <w:style w:type="character" w:styleId="FootnoterefererenceCharCharCharCharCharCharChar">
@@ -6328,7 +6078,7 @@
       <w:kern w:val="2"/>
       <w:sz w:val="24"/>
       <w:szCs w:val="24"/>
-      <w:lang w:bidi="ar-SA"/>
+      <w:lang w:val="en-US" w:bidi="ar-SA"/>
     </w:rPr>
   </w:style>
   <w:style w:type="character" w:styleId="FootnoteChar">
@@ -6338,7 +6088,7 @@
       <w:kern w:val="2"/>
       <w:sz w:val="16"/>
       <w:szCs w:val="16"/>
-      <w:lang w:bidi="ar-SA"/>
+      <w:lang w:val="en-US" w:bidi="ar-SA"/>
     </w:rPr>
   </w:style>
   <w:style w:type="character" w:styleId="NumberedParagraphChar">
@@ -6348,7 +6098,7 @@
       <w:kern w:val="2"/>
       <w:sz w:val="24"/>
       <w:szCs w:val="24"/>
-      <w:lang w:bidi="he-IL"/>
+      <w:lang w:val="en-US" w:bidi="he-IL"/>
     </w:rPr>
   </w:style>
   <w:style w:type="character" w:styleId="IndentChar">
@@ -6363,7 +6113,7 @@
     <w:rPr>
       <w:kern w:val="2"/>
       <w:sz w:val="24"/>
-      <w:lang w:bidi="ar-SA"/>
+      <w:lang w:val="en-US" w:bidi="ar-SA"/>
     </w:rPr>
   </w:style>
   <w:style w:type="character" w:styleId="Boldparagraph">
@@ -6386,7 +6136,7 @@
       <w:kern w:val="2"/>
       <w:sz w:val="24"/>
       <w:szCs w:val="24"/>
-      <w:lang w:bidi="ar-SA"/>
+      <w:lang w:val="en-US" w:bidi="ar-SA"/>
     </w:rPr>
   </w:style>
   <w:style w:type="character" w:styleId="Heading3Char1Char">
@@ -6398,7 +6148,7 @@
       <w:kern w:val="2"/>
       <w:sz w:val="24"/>
       <w:szCs w:val="24"/>
-      <w:lang w:bidi="he-IL"/>
+      <w:lang w:val="en-US" w:bidi="he-IL"/>
     </w:rPr>
   </w:style>
   <w:style w:type="character" w:styleId="Level2-aChar1">
@@ -6409,7 +6159,7 @@
       <w:spacing w:val="5"/>
       <w:sz w:val="24"/>
       <w:szCs w:val="24"/>
-      <w:lang w:bidi="he-IL"/>
+      <w:lang w:val="en-US" w:bidi="he-IL"/>
     </w:rPr>
   </w:style>
   <w:style w:type="character" w:styleId="IndentCharCharCharCharChar">
@@ -6420,7 +6170,7 @@
       <w:kern w:val="2"/>
       <w:sz w:val="24"/>
       <w:szCs w:val="24"/>
-      <w:lang w:bidi="ar-SA"/>
+      <w:lang w:val="en-US" w:bidi="ar-SA"/>
     </w:rPr>
   </w:style>
   <w:style w:type="character" w:styleId="IndentCharCharCharCharCharCharCharCharCharCharCharCharCharCharCharCharChar">
@@ -6429,7 +6179,7 @@
     <w:rPr>
       <w:rFonts w:eastAsia="MS Mincho"/>
       <w:kern w:val="2"/>
-      <w:lang w:bidi="he-IL"/>
+      <w:lang w:val="en-US" w:bidi="he-IL"/>
     </w:rPr>
   </w:style>
   <w:style w:type="character" w:styleId="FootnoteReference">
@@ -6510,7 +6260,7 @@
       <w:bCs/>
       <w:sz w:val="28"/>
       <w:szCs w:val="28"/>
-      <w:lang w:bidi="ar-SA"/>
+      <w:lang w:val="en-US" w:bidi="ar-SA"/>
     </w:rPr>
   </w:style>
   <w:style w:type="character" w:styleId="NumberedParagraphCharCharChar">
@@ -6520,14 +6270,14 @@
       <w:kern w:val="2"/>
       <w:sz w:val="24"/>
       <w:szCs w:val="24"/>
-      <w:lang w:bidi="he-IL"/>
+      <w:lang w:val="en-US" w:bidi="he-IL"/>
     </w:rPr>
   </w:style>
   <w:style w:type="character" w:styleId="NumberedParagraph-BulletelistLeft0Firstline0CharChar">
     <w:name w:val="Numbered Paragraph - Bullete list + Left:  0&quot; First line:  0&quot; Char Char"/>
     <w:qFormat/>
     <w:rPr>
-      <w:lang w:bidi="ar-SA"/>
+      <w:lang w:val="en-US" w:bidi="ar-SA"/>
     </w:rPr>
   </w:style>
   <w:style w:type="character" w:styleId="Heading3Char2CharChar">
@@ -6539,7 +6289,7 @@
       <w:kern w:val="2"/>
       <w:sz w:val="24"/>
       <w:szCs w:val="24"/>
-      <w:lang w:bidi="he-IL"/>
+      <w:lang w:val="en-US" w:bidi="he-IL"/>
     </w:rPr>
   </w:style>
   <w:style w:type="character" w:styleId="NumberedParagraphCharCharCharChar">
@@ -6549,7 +6299,7 @@
       <w:kern w:val="2"/>
       <w:sz w:val="24"/>
       <w:szCs w:val="24"/>
-      <w:lang w:bidi="he-IL"/>
+      <w:lang w:val="en-US" w:bidi="he-IL"/>
     </w:rPr>
   </w:style>
   <w:style w:type="character" w:styleId="HeadingdrhChar">
@@ -6571,7 +6321,7 @@
       <w:bCs/>
       <w:sz w:val="28"/>
       <w:szCs w:val="28"/>
-      <w:lang w:bidi="ar-SA"/>
+      <w:lang w:val="en-US" w:bidi="ar-SA"/>
     </w:rPr>
   </w:style>
   <w:style w:type="character" w:styleId="BodyTextCharCharCharCharCharCharChar">
@@ -6581,7 +6331,7 @@
       <w:rFonts w:ascii=".VnTimeH" w:hAnsi=".VnTimeH" w:cs=".VnTimeH"/>
       <w:b/>
       <w:sz w:val="24"/>
-      <w:lang w:bidi="ar-SA"/>
+      <w:lang w:val="en-US" w:bidi="ar-SA"/>
     </w:rPr>
   </w:style>
   <w:style w:type="character" w:styleId="titMHCharChar">
@@ -6591,7 +6341,7 @@
       <w:rFonts w:ascii="VNI-Times" w:hAnsi="VNI-Times" w:eastAsia="SimSun" w:cs="VNI-Times"/>
       <w:b/>
       <w:sz w:val="24"/>
-      <w:lang w:bidi="ar-SA"/>
+      <w:lang w:val="en-US" w:bidi="ar-SA"/>
     </w:rPr>
   </w:style>
   <w:style w:type="character" w:styleId="chungtrinhhocphanCharChar">
@@ -6601,7 +6351,7 @@
       <w:rFonts w:ascii="VNI-Times" w:hAnsi="VNI-Times" w:eastAsia="SimSun" w:cs="VNI-Times"/>
       <w:b/>
       <w:sz w:val="32"/>
-      <w:lang w:bidi="ar-SA"/>
+      <w:lang w:val="en-US" w:bidi="ar-SA"/>
     </w:rPr>
   </w:style>
   <w:style w:type="character" w:styleId="CharChar18">
@@ -6611,7 +6361,7 @@
       <w:rFonts w:ascii="VNI-Times" w:hAnsi="VNI-Times" w:eastAsia="SimSun" w:cs="VNI-Times"/>
       <w:b/>
       <w:sz w:val="24"/>
-      <w:lang w:bidi="ar-SA"/>
+      <w:lang w:val="en-US" w:bidi="ar-SA"/>
     </w:rPr>
   </w:style>
   <w:style w:type="character" w:styleId="tChar1">
@@ -6624,7 +6374,7 @@
       <w:spacing w:val="40"/>
       <w:sz w:val="28"/>
       <w:szCs w:val="32"/>
-      <w:lang w:bidi="ar-SA"/>
+      <w:lang w:val="en-US" w:bidi="ar-SA"/>
     </w:rPr>
   </w:style>
   <w:style w:type="character" w:styleId="a3Char">
@@ -6634,7 +6384,7 @@
       <w:rFonts w:ascii=".VnTimeH" w:hAnsi=".VnTimeH" w:eastAsia="SimSun" w:cs=".VnTimeH"/>
       <w:b/>
       <w:sz w:val="26"/>
-      <w:lang w:bidi="ar-SA"/>
+      <w:lang w:val="en-US" w:bidi="ar-SA"/>
     </w:rPr>
   </w:style>
   <w:style w:type="character" w:styleId="2nChar">
@@ -6645,7 +6395,7 @@
       <w:b/>
       <w:sz w:val="28"/>
       <w:szCs w:val="22"/>
-      <w:lang w:bidi="ar-SA"/>
+      <w:lang w:val="en-US" w:bidi="ar-SA"/>
     </w:rPr>
   </w:style>
   <w:style w:type="character" w:styleId="g1Char">
@@ -6655,7 +6405,7 @@
       <w:rFonts w:ascii=".VnTime" w:hAnsi=".VnTime" w:eastAsia="SimSun" w:cs=".VnTime"/>
       <w:sz w:val="26"/>
       <w:szCs w:val="26"/>
-      <w:lang w:bidi="ar-SA"/>
+      <w:lang w:val="en-US" w:bidi="ar-SA"/>
     </w:rPr>
   </w:style>
   <w:style w:type="character" w:styleId="tmChar1">
@@ -6665,7 +6415,7 @@
       <w:rFonts w:ascii=".VnAvant" w:hAnsi=".VnAvant" w:eastAsia="SimSun" w:cs=".VnAvant"/>
       <w:b/>
       <w:sz w:val="24"/>
-      <w:lang w:bidi="ar-SA"/>
+      <w:lang w:val="en-US" w:bidi="ar-SA"/>
     </w:rPr>
   </w:style>
   <w:style w:type="character" w:styleId="tendemucChar">
@@ -6687,6 +6437,7 @@
       <w:bCs/>
       <w:sz w:val="28"/>
       <w:szCs w:val="28"/>
+      <w:lang w:val="en-US"/>
     </w:rPr>
   </w:style>
   <w:style w:type="character" w:styleId="MucmonChar">
@@ -6698,6 +6449,7 @@
       <w:bCs/>
       <w:sz w:val="28"/>
       <w:szCs w:val="28"/>
+      <w:lang w:val="en-US"/>
     </w:rPr>
   </w:style>
   <w:style w:type="character" w:styleId="MucchinhChar">
@@ -6710,6 +6462,7 @@
       <w:color w:val="000000"/>
       <w:sz w:val="28"/>
       <w:szCs w:val="28"/>
+      <w:lang w:val="en-US"/>
     </w:rPr>
   </w:style>
   <w:style w:type="character" w:styleId="Style13ptBoldItalicCondensedby02pt">
@@ -6748,7 +6501,7 @@
       <w:color w:val="000000"/>
       <w:sz w:val="28"/>
       <w:szCs w:val="28"/>
-      <w:lang w:bidi="ar-SA"/>
+      <w:lang w:val="en-US" w:bidi="ar-SA"/>
     </w:rPr>
   </w:style>
   <w:style w:type="character" w:styleId="MChar">
@@ -6758,7 +6511,7 @@
       <w:rFonts w:ascii=".VnCourier NewH" w:hAnsi=".VnCourier NewH" w:cs=".VnCourier NewH"/>
       <w:b/>
       <w:sz w:val="32"/>
-      <w:lang w:bidi="ar-SA"/>
+      <w:lang w:val="en-US" w:bidi="ar-SA"/>
     </w:rPr>
   </w:style>
   <w:style w:type="character" w:styleId="2Char">
@@ -6768,7 +6521,7 @@
       <w:rFonts w:ascii=".VnTimeH" w:hAnsi=".VnTimeH" w:cs=".VnTimeH"/>
       <w:b/>
       <w:sz w:val="26"/>
-      <w:lang w:bidi="ar-SA"/>
+      <w:lang w:val="en-US" w:bidi="ar-SA"/>
     </w:rPr>
   </w:style>
   <w:style w:type="character" w:styleId="ctChar">
@@ -6778,7 +6531,7 @@
       <w:rFonts w:ascii=".VnGothic" w:hAnsi=".VnGothic" w:cs=".VnVogueH"/>
       <w:sz w:val="40"/>
       <w:szCs w:val="40"/>
-      <w:lang w:bidi="ar-SA"/>
+      <w:lang w:val="en-US" w:bidi="ar-SA"/>
     </w:rPr>
   </w:style>
   <w:style w:type="character" w:styleId="cCharChar">
@@ -6788,7 +6541,7 @@
       <w:rFonts w:ascii=".VnAvant" w:hAnsi=".VnAvant" w:cs=".VnAvant"/>
       <w:b/>
       <w:sz w:val="24"/>
-      <w:lang w:bidi="ar-SA"/>
+      <w:lang w:val="en-US" w:bidi="ar-SA"/>
     </w:rPr>
   </w:style>
   <w:style w:type="character" w:styleId="tmChar">
@@ -6798,7 +6551,7 @@
       <w:rFonts w:ascii=".VnAvant" w:hAnsi=".VnAvant" w:cs=".VnAvant"/>
       <w:b/>
       <w:sz w:val="24"/>
-      <w:lang w:bidi="ar-SA"/>
+      <w:lang w:val="en-US" w:bidi="ar-SA"/>
     </w:rPr>
   </w:style>
   <w:style w:type="character" w:styleId="nChar">
@@ -6813,7 +6566,7 @@
       <w:color w:val="4F81BD"/>
       <w:sz w:val="28"/>
       <w:szCs w:val="26"/>
-      <w:lang w:bidi="ar-SA"/>
+      <w:lang w:val="en-US" w:bidi="ar-SA"/>
     </w:rPr>
   </w:style>
   <w:style w:type="character" w:styleId="ngChar">
@@ -6829,7 +6582,7 @@
       <w:rFonts w:ascii=".VnTime" w:hAnsi=".VnTime" w:eastAsia="SimSun" w:cs=".VnTime"/>
       <w:sz w:val="26"/>
       <w:szCs w:val="26"/>
-      <w:lang w:bidi="ar-SA"/>
+      <w:lang w:val="en-US" w:bidi="ar-SA"/>
     </w:rPr>
   </w:style>
   <w:style w:type="character" w:styleId="g1CharChar">
@@ -6864,7 +6617,7 @@
     <w:rPr>
       <w:sz w:val="28"/>
       <w:szCs w:val="28"/>
-      <w:lang w:bidi="ar-SA"/>
+      <w:lang w:val="en-US" w:bidi="ar-SA"/>
     </w:rPr>
   </w:style>
   <w:style w:type="character" w:styleId="tCharChar">
@@ -6877,7 +6630,7 @@
       <w:spacing w:val="40"/>
       <w:sz w:val="28"/>
       <w:szCs w:val="32"/>
-      <w:lang w:bidi="ar-SA"/>
+      <w:lang w:val="en-US" w:bidi="ar-SA"/>
     </w:rPr>
   </w:style>
   <w:style w:type="character" w:styleId="1CharChar">
@@ -6891,7 +6644,7 @@
       <w:spacing w:val="40"/>
       <w:sz w:val="26"/>
       <w:szCs w:val="24"/>
-      <w:lang w:bidi="ar-SA"/>
+      <w:lang w:val="en-US" w:bidi="ar-SA"/>
     </w:rPr>
   </w:style>
   <w:style w:type="character" w:styleId="Style9CharCharChar">
@@ -6914,7 +6667,7 @@
       <w:spacing w:val="40"/>
       <w:sz w:val="24"/>
       <w:szCs w:val="24"/>
-      <w:lang w:bidi="ar-SA"/>
+      <w:lang w:val="en-US" w:bidi="ar-SA"/>
     </w:rPr>
   </w:style>
   <w:style w:type="character" w:styleId="Char">
@@ -6924,7 +6677,7 @@
       <w:rFonts w:ascii=".VnTimeH" w:hAnsi=".VnTimeH" w:cs=".VnTimeH"/>
       <w:kern w:val="2"/>
       <w:sz w:val="26"/>
-      <w:lang w:bidi="ar-SA"/>
+      <w:lang w:val="en-US" w:bidi="ar-SA"/>
     </w:rPr>
   </w:style>
   <w:style w:type="character" w:styleId="Style9CharCharCharCharCharChar">
@@ -6966,7 +6719,7 @@
       <w:b/>
       <w:sz w:val="28"/>
       <w:szCs w:val="28"/>
-      <w:lang w:bidi="ar-SA"/>
+      <w:lang w:val="en-US" w:bidi="ar-SA"/>
     </w:rPr>
   </w:style>
   <w:style w:type="character" w:styleId="11Char">
@@ -7006,7 +6759,7 @@
       <w:rFonts w:ascii=".VnTime" w:hAnsi=".VnTime" w:eastAsia=".VnTime" w:cs=".VnTime"/>
       <w:sz w:val="28"/>
       <w:szCs w:val="28"/>
-      <w:lang w:bidi="ar-SA"/>
+      <w:lang w:val="en-US" w:bidi="ar-SA"/>
     </w:rPr>
   </w:style>
   <w:style w:type="character" w:styleId="1noidungChar">
@@ -7015,7 +6768,7 @@
     <w:rPr>
       <w:rFonts w:ascii="Arial" w:hAnsi="Arial" w:cs="Arial"/>
       <w:sz w:val="24"/>
-      <w:lang w:val="en-US" w:bidi="ar-SA"/>
+      <w:lang w:val="vi-VN" w:bidi="ar-SA"/>
     </w:rPr>
   </w:style>
   <w:style w:type="character" w:styleId="atn">
@@ -7037,14 +6790,14 @@
       <w:b/>
       <w:sz w:val="26"/>
       <w:szCs w:val="26"/>
-      <w:lang w:bidi="ar-SA"/>
+      <w:lang w:val="en-US" w:bidi="ar-SA"/>
     </w:rPr>
   </w:style>
   <w:style w:type="character" w:styleId="Style7Char">
     <w:name w:val="Style7 Char"/>
     <w:qFormat/>
     <w:rPr>
-      <w:lang w:bidi="ar-SA"/>
+      <w:lang w:val="en-US" w:bidi="ar-SA"/>
     </w:rPr>
   </w:style>
   <w:style w:type="character" w:styleId="frametitle">
@@ -7079,7 +6832,7 @@
       <w:spacing w:val="24"/>
       <w:sz w:val="28"/>
       <w:szCs w:val="28"/>
-      <w:lang w:bidi="ar-SA"/>
+      <w:lang w:val="en-US" w:bidi="ar-SA"/>
     </w:rPr>
   </w:style>
   <w:style w:type="character" w:styleId="dieuCharChar1">
@@ -7091,25 +6844,25 @@
       <w:spacing w:val="24"/>
       <w:sz w:val="26"/>
       <w:szCs w:val="26"/>
-      <w:lang w:bidi="ar-SA"/>
+      <w:lang w:val="en-US" w:bidi="ar-SA"/>
     </w:rPr>
   </w:style>
   <w:style w:type="character" w:styleId="CenterChar">
     <w:name w:val="Center Char"/>
-    <w:qFormat/>
-    <w:rPr>
-      <w:sz w:val="28"/>
-      <w:szCs w:val="28"/>
-      <w:lang w:val="vi-VN" w:bidi="ar-SA"/>
-    </w:rPr>
-  </w:style>
-  <w:style w:type="character" w:styleId="TenvbChar">
-    <w:name w:val="Tenvb Char"/>
     <w:qFormat/>
     <w:rPr>
       <w:sz w:val="28"/>
       <w:szCs w:val="28"/>
       <w:lang w:bidi="ar-SA"/>
+    </w:rPr>
+  </w:style>
+  <w:style w:type="character" w:styleId="TenvbChar">
+    <w:name w:val="Tenvb Char"/>
+    <w:qFormat/>
+    <w:rPr>
+      <w:sz w:val="28"/>
+      <w:szCs w:val="28"/>
+      <w:lang w:val="en-US" w:bidi="ar-SA"/>
     </w:rPr>
   </w:style>
   <w:style w:type="character" w:styleId="OFFICE1Char">
@@ -7133,7 +6886,7 @@
       <w:iCs/>
       <w:sz w:val="26"/>
       <w:szCs w:val="26"/>
-      <w:lang w:bidi="ar-SA"/>
+      <w:lang w:val="en-US" w:bidi="ar-SA"/>
     </w:rPr>
   </w:style>
   <w:style w:type="character" w:styleId="MMTopic2Char">
@@ -7147,7 +6900,7 @@
       <w:iCs/>
       <w:sz w:val="28"/>
       <w:szCs w:val="28"/>
-      <w:lang w:bidi="ar-SA"/>
+      <w:lang w:val="en-US" w:bidi="ar-SA"/>
     </w:rPr>
   </w:style>
   <w:style w:type="character" w:styleId="Heading8Char1">
@@ -7158,7 +6911,7 @@
       <w:iCs/>
       <w:sz w:val="24"/>
       <w:szCs w:val="24"/>
-      <w:lang w:bidi="ar-SA"/>
+      <w:lang w:val="en-US" w:bidi="ar-SA"/>
     </w:rPr>
   </w:style>
   <w:style w:type="character" w:styleId="BodyTextIndentChar">
@@ -7179,7 +6932,7 @@
       <w:color w:val="000000"/>
       <w:sz w:val="22"/>
       <w:szCs w:val="22"/>
-      <w:lang w:bidi="ar-SA"/>
+      <w:lang w:val="en-US" w:bidi="ar-SA"/>
     </w:rPr>
   </w:style>
   <w:style w:type="character" w:styleId="11chucdanhnguoiky-co11CharChar">
@@ -7191,7 +6944,7 @@
       <w:color w:val="000000"/>
       <w:sz w:val="22"/>
       <w:szCs w:val="22"/>
-      <w:lang w:bidi="ar-SA"/>
+      <w:lang w:val="en-US" w:bidi="ar-SA"/>
     </w:rPr>
   </w:style>
   <w:style w:type="character" w:styleId="6tenmucphanCharCharChar">
@@ -7203,7 +6956,7 @@
       <w:color w:val="000000"/>
       <w:sz w:val="22"/>
       <w:szCs w:val="22"/>
-      <w:lang w:bidi="ar-SA"/>
+      <w:lang w:val="en-US" w:bidi="ar-SA"/>
     </w:rPr>
   </w:style>
   <w:style w:type="character" w:styleId="1chinhtrangChar1CharCharChar">
@@ -7214,7 +6967,7 @@
       <w:color w:val="000000"/>
       <w:sz w:val="22"/>
       <w:szCs w:val="22"/>
-      <w:lang w:bidi="ar-SA"/>
+      <w:lang w:val="en-US" w:bidi="ar-SA"/>
     </w:rPr>
   </w:style>
   <w:style w:type="character" w:styleId="coCharCharChar">
@@ -7225,7 +6978,7 @@
       <w:color w:val="000000"/>
       <w:sz w:val="22"/>
       <w:szCs w:val="22"/>
-      <w:lang w:bidi="ar-SA"/>
+      <w:lang w:val="en-US" w:bidi="ar-SA"/>
     </w:rPr>
   </w:style>
   <w:style w:type="character" w:styleId="BodyTextIndent3Char">
@@ -7252,7 +7005,7 @@
       <w:color w:val="000000"/>
       <w:sz w:val="22"/>
       <w:szCs w:val="22"/>
-      <w:lang w:bidi="ar-SA"/>
+      <w:lang w:val="en-US" w:bidi="ar-SA"/>
     </w:rPr>
   </w:style>
   <w:style w:type="character" w:styleId="4tenchuongCharCharChar">
@@ -7264,7 +7017,7 @@
       <w:color w:val="000000"/>
       <w:sz w:val="22"/>
       <w:szCs w:val="22"/>
-      <w:lang w:bidi="ar-SA"/>
+      <w:lang w:val="en-US" w:bidi="ar-SA"/>
     </w:rPr>
   </w:style>
   <w:style w:type="character" w:styleId="71CharCharCharCharCharCharCharCharChar">
@@ -7287,7 +7040,7 @@
       <w:color w:val="000000"/>
       <w:sz w:val="22"/>
       <w:szCs w:val="22"/>
-      <w:lang w:bidi="ar-SA"/>
+      <w:lang w:val="en-US" w:bidi="ar-SA"/>
     </w:rPr>
   </w:style>
   <w:style w:type="character" w:styleId="cChar1CharCharCharChar">
@@ -7298,7 +7051,7 @@
       <w:color w:val="000000"/>
       <w:sz w:val="22"/>
       <w:szCs w:val="22"/>
-      <w:lang w:bidi="ar-SA"/>
+      <w:lang w:val="en-US" w:bidi="ar-SA"/>
     </w:rPr>
   </w:style>
   <w:style w:type="character" w:styleId="1chinhtrangChar">
@@ -7320,7 +7073,7 @@
       <w:color w:val="000000"/>
       <w:sz w:val="22"/>
       <w:szCs w:val="22"/>
-      <w:lang w:bidi="ar-SA"/>
+      <w:lang w:val="en-US" w:bidi="ar-SA"/>
     </w:rPr>
   </w:style>
   <w:style w:type="character" w:styleId="cCharCharChar">
@@ -7338,7 +7091,7 @@
       <w:color w:val="000000"/>
       <w:sz w:val="22"/>
       <w:szCs w:val="22"/>
-      <w:lang w:bidi="ar-SA"/>
+      <w:lang w:val="en-US" w:bidi="ar-SA"/>
     </w:rPr>
   </w:style>
   <w:style w:type="character" w:styleId="1chinhtrangCharCharCharCharCharCharChar">
@@ -7349,7 +7102,7 @@
       <w:color w:val="000000"/>
       <w:sz w:val="22"/>
       <w:szCs w:val="22"/>
-      <w:lang w:bidi="ar-SA"/>
+      <w:lang w:val="en-US" w:bidi="ar-SA"/>
     </w:rPr>
   </w:style>
   <w:style w:type="character" w:styleId="4tenchuongCharCharCharCharCharChar">
@@ -7361,7 +7114,7 @@
       <w:color w:val="000000"/>
       <w:sz w:val="22"/>
       <w:szCs w:val="22"/>
-      <w:lang w:bidi="ar-SA"/>
+      <w:lang w:val="en-US" w:bidi="ar-SA"/>
     </w:rPr>
   </w:style>
   <w:style w:type="character" w:styleId="2dongcachCharCharCharCharCharChar">
@@ -7373,7 +7126,7 @@
       <w:color w:val="000000"/>
       <w:sz w:val="22"/>
       <w:szCs w:val="22"/>
-      <w:lang w:bidi="ar-SA"/>
+      <w:lang w:val="en-US" w:bidi="ar-SA"/>
     </w:rPr>
   </w:style>
   <w:style w:type="character" w:styleId="1chinhtrangCharChar1CharCharCharChar">
@@ -7384,7 +7137,7 @@
       <w:color w:val="000000"/>
       <w:sz w:val="22"/>
       <w:szCs w:val="22"/>
-      <w:lang w:bidi="ar-SA"/>
+      <w:lang w:val="en-US" w:bidi="ar-SA"/>
     </w:rPr>
   </w:style>
   <w:style w:type="character" w:styleId="cCharCharCharCharCharChar">
@@ -7395,7 +7148,7 @@
       <w:color w:val="000000"/>
       <w:sz w:val="22"/>
       <w:szCs w:val="26"/>
-      <w:lang w:bidi="ar-SA"/>
+      <w:lang w:val="en-US" w:bidi="ar-SA"/>
     </w:rPr>
   </w:style>
   <w:style w:type="character" w:styleId="coCharCharCharCharCharChar">
@@ -7406,7 +7159,7 @@
       <w:color w:val="000000"/>
       <w:sz w:val="22"/>
       <w:szCs w:val="22"/>
-      <w:lang w:bidi="ar-SA"/>
+      <w:lang w:val="en-US" w:bidi="ar-SA"/>
     </w:rPr>
   </w:style>
   <w:style w:type="character" w:styleId="TitleCharCharChar1">
@@ -7428,7 +7181,7 @@
       <w:color w:val="000000"/>
       <w:sz w:val="22"/>
       <w:szCs w:val="22"/>
-      <w:lang w:bidi="ar-SA"/>
+      <w:lang w:val="en-US" w:bidi="ar-SA"/>
     </w:rPr>
   </w:style>
   <w:style w:type="character" w:styleId="aCharCharChar">
@@ -7440,7 +7193,7 @@
       <w:color w:val="000000"/>
       <w:sz w:val="26"/>
       <w:szCs w:val="26"/>
-      <w:lang w:bidi="ar-SA"/>
+      <w:lang w:val="en-US" w:bidi="ar-SA"/>
     </w:rPr>
   </w:style>
   <w:style w:type="character" w:styleId="eCharCharChar">
@@ -7453,7 +7206,7 @@
       <w:color w:val="000000"/>
       <w:sz w:val="22"/>
       <w:szCs w:val="22"/>
-      <w:lang w:bidi="ar-SA"/>
+      <w:lang w:val="en-US" w:bidi="ar-SA"/>
     </w:rPr>
   </w:style>
   <w:style w:type="character" w:styleId="17CharChar">
@@ -7466,7 +7219,7 @@
       <w:color w:val="000000"/>
       <w:sz w:val="26"/>
       <w:szCs w:val="26"/>
-      <w:lang w:bidi="ar-SA"/>
+      <w:lang w:val="en-US" w:bidi="ar-SA"/>
     </w:rPr>
   </w:style>
   <w:style w:type="character" w:styleId="phanCharCharCharCharCharCharChar">
@@ -7478,7 +7231,7 @@
       <w:color w:val="000000"/>
       <w:sz w:val="22"/>
       <w:szCs w:val="22"/>
-      <w:lang w:bidi="ar-SA"/>
+      <w:lang w:val="en-US" w:bidi="ar-SA"/>
     </w:rPr>
   </w:style>
   <w:style w:type="character" w:styleId="cChar2">
@@ -7490,7 +7243,7 @@
       <w:color w:val="000000"/>
       <w:sz w:val="22"/>
       <w:szCs w:val="22"/>
-      <w:lang w:bidi="ar-SA"/>
+      <w:lang w:val="en-US" w:bidi="ar-SA"/>
     </w:rPr>
   </w:style>
   <w:style w:type="character" w:styleId="3sochuongCharCharChar">
@@ -7502,7 +7255,7 @@
       <w:color w:val="000000"/>
       <w:sz w:val="22"/>
       <w:szCs w:val="22"/>
-      <w:lang w:bidi="ar-SA"/>
+      <w:lang w:val="en-US" w:bidi="ar-SA"/>
     </w:rPr>
   </w:style>
   <w:style w:type="character" w:styleId="noCharCharCharChar">
@@ -7513,7 +7266,7 @@
       <w:color w:val="000000"/>
       <w:sz w:val="22"/>
       <w:szCs w:val="22"/>
-      <w:lang w:bidi="ar-SA"/>
+      <w:lang w:val="en-US" w:bidi="ar-SA"/>
     </w:rPr>
   </w:style>
   <w:style w:type="character" w:styleId="1chinhtrangCharCharChar1CharChar">
@@ -7524,7 +7277,7 @@
       <w:color w:val="000000"/>
       <w:sz w:val="22"/>
       <w:szCs w:val="22"/>
-      <w:lang w:bidi="ar-SA"/>
+      <w:lang w:val="en-US" w:bidi="ar-SA"/>
     </w:rPr>
   </w:style>
   <w:style w:type="character" w:styleId="z-TopofFormChar1">
@@ -7558,7 +7311,7 @@
       <w:color w:val="0000FF"/>
       <w:spacing w:val="24"/>
       <w:sz w:val="28"/>
-      <w:lang w:bidi="ar-SA"/>
+      <w:lang w:val="en-US" w:bidi="ar-SA"/>
     </w:rPr>
   </w:style>
   <w:style w:type="character" w:styleId="71CharChar">
@@ -7570,7 +7323,7 @@
       <w:color w:val="000000"/>
       <w:sz w:val="22"/>
       <w:szCs w:val="22"/>
-      <w:lang w:bidi="ar-SA"/>
+      <w:lang w:val="en-US" w:bidi="ar-SA"/>
     </w:rPr>
   </w:style>
   <w:style w:type="character" w:styleId="DocumentMapChar2">
@@ -7578,7 +7331,7 @@
     <w:qFormat/>
     <w:rPr>
       <w:rFonts w:ascii="Tahoma" w:hAnsi="Tahoma" w:cs="Tahoma"/>
-      <w:lang w:bidi="ar-SA"/>
+      <w:lang w:val="en-US" w:bidi="ar-SA"/>
     </w:rPr>
   </w:style>
   <w:style w:type="character" w:styleId="71CharChar1">
@@ -7630,7 +7383,7 @@
     <w:name w:val="Endnote Text Char1"/>
     <w:qFormat/>
     <w:rPr>
-      <w:lang w:bidi="ar-SA"/>
+      <w:lang w:val="en-US" w:bidi="ar-SA"/>
     </w:rPr>
   </w:style>
   <w:style w:type="character" w:styleId="SubtitleChar2">
@@ -7640,7 +7393,7 @@
       <w:rFonts w:ascii=".VnTimeH" w:hAnsi=".VnTimeH" w:cs=".VnTimeH"/>
       <w:b/>
       <w:sz w:val="28"/>
-      <w:lang w:bidi="ar-SA"/>
+      <w:lang w:val="en-US" w:bidi="ar-SA"/>
     </w:rPr>
   </w:style>
   <w:style w:type="character" w:styleId="15CharCharCharChar">
@@ -7653,7 +7406,7 @@
       <w:spacing w:val="20"/>
       <w:sz w:val="26"/>
       <w:szCs w:val="26"/>
-      <w:lang w:bidi="ar-SA"/>
+      <w:lang w:val="en-US" w:bidi="ar-SA"/>
     </w:rPr>
   </w:style>
   <w:style w:type="character" w:styleId="4CharCharCharChar">
@@ -7667,7 +7420,7 @@
       <w:spacing w:val="28"/>
       <w:sz w:val="23"/>
       <w:szCs w:val="23"/>
-      <w:lang w:bidi="ar-SA"/>
+      <w:lang w:val="en-US" w:bidi="ar-SA"/>
     </w:rPr>
   </w:style>
   <w:style w:type="character" w:styleId="5CharCharCharChar">
@@ -7682,7 +7435,7 @@
       <w:color w:val="000000"/>
       <w:sz w:val="23"/>
       <w:szCs w:val="23"/>
-      <w:lang w:bidi="ar-SA"/>
+      <w:lang w:val="en-US" w:bidi="ar-SA"/>
     </w:rPr>
   </w:style>
   <w:style w:type="character" w:styleId="DNnd2chuongChar">
@@ -7694,7 +7447,7 @@
       <w:bCs/>
       <w:color w:val="000000"/>
       <w:sz w:val="22"/>
-      <w:lang w:bidi="ar-SA"/>
+      <w:lang w:val="en-US" w:bidi="ar-SA"/>
     </w:rPr>
   </w:style>
   <w:style w:type="character" w:styleId="DNnd1quyetdinhChar">
@@ -7706,7 +7459,7 @@
       <w:color w:val="000000"/>
       <w:sz w:val="32"/>
       <w:szCs w:val="32"/>
-      <w:lang w:bidi="ar-SA"/>
+      <w:lang w:val="en-US" w:bidi="ar-SA"/>
     </w:rPr>
   </w:style>
   <w:style w:type="character" w:styleId="DNtd6trichyeuVBChar">
@@ -7717,7 +7470,7 @@
       <w:color w:val="000000"/>
       <w:sz w:val="26"/>
       <w:szCs w:val="26"/>
-      <w:lang w:bidi="ar-SA"/>
+      <w:lang w:val="en-US" w:bidi="ar-SA"/>
     </w:rPr>
   </w:style>
   <w:style w:type="character" w:styleId="1CharCharCharChar">
@@ -7728,7 +7481,7 @@
       <w:color w:val="000000"/>
       <w:sz w:val="22"/>
       <w:szCs w:val="22"/>
-      <w:lang w:bidi="ar-SA"/>
+      <w:lang w:val="en-US" w:bidi="ar-SA"/>
     </w:rPr>
   </w:style>
   <w:style w:type="character" w:styleId="7CharCharChar">
@@ -7741,7 +7494,7 @@
       <w:spacing w:val="28"/>
       <w:sz w:val="22"/>
       <w:szCs w:val="22"/>
-      <w:lang w:bidi="ar-SA"/>
+      <w:lang w:val="en-US" w:bidi="ar-SA"/>
     </w:rPr>
   </w:style>
   <w:style w:type="character" w:styleId="1chinhtrangChar1">
@@ -7752,7 +7505,7 @@
       <w:color w:val="000000"/>
       <w:sz w:val="22"/>
       <w:szCs w:val="22"/>
-      <w:lang w:bidi="ar-SA"/>
+      <w:lang w:val="en-US" w:bidi="ar-SA"/>
     </w:rPr>
   </w:style>
   <w:style w:type="character" w:styleId="1chinhtrangCharCharChar2CharCharCharCharChar">
@@ -7763,7 +7516,7 @@
       <w:color w:val="000000"/>
       <w:sz w:val="23"/>
       <w:szCs w:val="23"/>
-      <w:lang w:bidi="ar-SA"/>
+      <w:lang w:val="en-US" w:bidi="ar-SA"/>
     </w:rPr>
   </w:style>
   <w:style w:type="character" w:styleId="4tenchuongCharChar1">
@@ -7775,7 +7528,7 @@
       <w:color w:val="000000"/>
       <w:sz w:val="22"/>
       <w:szCs w:val="22"/>
-      <w:lang w:bidi="ar-SA"/>
+      <w:lang w:val="en-US" w:bidi="ar-SA"/>
     </w:rPr>
   </w:style>
   <w:style w:type="character" w:styleId="1chinhtrangCharChar4CharChar">
@@ -7786,7 +7539,7 @@
       <w:color w:val="000000"/>
       <w:sz w:val="23"/>
       <w:szCs w:val="23"/>
-      <w:lang w:bidi="ar-SA"/>
+      <w:lang w:val="en-US" w:bidi="ar-SA"/>
     </w:rPr>
   </w:style>
   <w:style w:type="character" w:styleId="nCharChar">
@@ -7805,7 +7558,7 @@
       <w:color w:val="000000"/>
       <w:sz w:val="22"/>
       <w:szCs w:val="22"/>
-      <w:lang w:bidi="ar-SA"/>
+      <w:lang w:val="en-US" w:bidi="ar-SA"/>
     </w:rPr>
   </w:style>
   <w:style w:type="character" w:styleId="4tenchuongChar1">
@@ -7817,7 +7570,7 @@
       <w:color w:val="000000"/>
       <w:sz w:val="22"/>
       <w:szCs w:val="22"/>
-      <w:lang w:bidi="ar-SA"/>
+      <w:lang w:val="en-US" w:bidi="ar-SA"/>
     </w:rPr>
   </w:style>
   <w:style w:type="character" w:styleId="2dongcachChar1">
@@ -7829,7 +7582,7 @@
       <w:color w:val="000000"/>
       <w:sz w:val="22"/>
       <w:szCs w:val="22"/>
-      <w:lang w:bidi="ar-SA"/>
+      <w:lang w:val="en-US" w:bidi="ar-SA"/>
     </w:rPr>
   </w:style>
   <w:style w:type="character" w:styleId="1chinhtrangCharCharChar2">
@@ -7840,7 +7593,7 @@
       <w:color w:val="000000"/>
       <w:sz w:val="23"/>
       <w:szCs w:val="23"/>
-      <w:lang w:bidi="ar-SA"/>
+      <w:lang w:val="en-US" w:bidi="ar-SA"/>
     </w:rPr>
   </w:style>
   <w:style w:type="character" w:styleId="1chinhtrangChar1CharCharCharChar">
@@ -7851,7 +7604,7 @@
       <w:color w:val="000000"/>
       <w:sz w:val="22"/>
       <w:szCs w:val="22"/>
-      <w:lang w:bidi="ar-SA"/>
+      <w:lang w:val="en-US" w:bidi="ar-SA"/>
     </w:rPr>
   </w:style>
   <w:style w:type="character" w:styleId="cChar1CharCharCharCharChar">
@@ -7862,7 +7615,7 @@
       <w:color w:val="000000"/>
       <w:sz w:val="22"/>
       <w:szCs w:val="22"/>
-      <w:lang w:bidi="ar-SA"/>
+      <w:lang w:val="en-US" w:bidi="ar-SA"/>
     </w:rPr>
   </w:style>
   <w:style w:type="character" w:styleId="PlainTextChar1">
@@ -7870,7 +7623,7 @@
     <w:qFormat/>
     <w:rPr>
       <w:rFonts w:ascii="Courier New" w:hAnsi="Courier New" w:cs="Courier New"/>
-      <w:lang w:bidi="ar-SA"/>
+      <w:lang w:val="en-US" w:bidi="ar-SA"/>
     </w:rPr>
   </w:style>
   <w:style w:type="character" w:styleId="17CharCharChar">
@@ -7883,7 +7636,7 @@
       <w:color w:val="000000"/>
       <w:sz w:val="26"/>
       <w:szCs w:val="26"/>
-      <w:lang w:bidi="ar-SA"/>
+      <w:lang w:val="en-US" w:bidi="ar-SA"/>
     </w:rPr>
   </w:style>
   <w:style w:type="character" w:styleId="2dongcachCharCharCharChar">
@@ -7895,7 +7648,7 @@
       <w:color w:val="000000"/>
       <w:sz w:val="22"/>
       <w:szCs w:val="22"/>
-      <w:lang w:bidi="ar-SA"/>
+      <w:lang w:val="en-US" w:bidi="ar-SA"/>
     </w:rPr>
   </w:style>
   <w:style w:type="character" w:styleId="11chucdanhnguoiky-co11CharCharChar">
@@ -7907,7 +7660,7 @@
       <w:color w:val="000000"/>
       <w:sz w:val="22"/>
       <w:szCs w:val="22"/>
-      <w:lang w:bidi="ar-SA"/>
+      <w:lang w:val="en-US" w:bidi="ar-SA"/>
     </w:rPr>
   </w:style>
   <w:style w:type="character" w:styleId="coCharCharCharChar">
@@ -7918,7 +7671,7 @@
       <w:color w:val="000000"/>
       <w:sz w:val="22"/>
       <w:szCs w:val="22"/>
-      <w:lang w:bidi="ar-SA"/>
+      <w:lang w:val="en-US" w:bidi="ar-SA"/>
     </w:rPr>
   </w:style>
   <w:style w:type="character" w:styleId="noCharCharCharCharChar">
@@ -7929,7 +7682,7 @@
       <w:color w:val="000000"/>
       <w:sz w:val="22"/>
       <w:szCs w:val="22"/>
-      <w:lang w:bidi="ar-SA"/>
+      <w:lang w:val="en-US" w:bidi="ar-SA"/>
     </w:rPr>
   </w:style>
   <w:style w:type="character" w:styleId="cCharCharCharChar">
@@ -7941,7 +7694,7 @@
       <w:color w:val="000000"/>
       <w:sz w:val="22"/>
       <w:szCs w:val="22"/>
-      <w:lang w:bidi="ar-SA"/>
+      <w:lang w:val="en-US" w:bidi="ar-SA"/>
     </w:rPr>
   </w:style>
   <w:style w:type="character" w:styleId="TitleChar1">
@@ -7953,7 +7706,7 @@
       <w:bCs/>
       <w:sz w:val="24"/>
       <w:szCs w:val="24"/>
-      <w:lang w:bidi="ar-SA"/>
+      <w:lang w:val="en-US" w:bidi="ar-SA"/>
     </w:rPr>
   </w:style>
   <w:style w:type="character" w:styleId="3sochuongCharCharCharChar">
@@ -7965,7 +7718,7 @@
       <w:color w:val="000000"/>
       <w:sz w:val="22"/>
       <w:szCs w:val="22"/>
-      <w:lang w:bidi="ar-SA"/>
+      <w:lang w:val="en-US" w:bidi="ar-SA"/>
     </w:rPr>
   </w:style>
   <w:style w:type="character" w:styleId="6tenmucphanCharCharCharCharChar">
@@ -7977,7 +7730,7 @@
       <w:color w:val="000000"/>
       <w:sz w:val="22"/>
       <w:szCs w:val="22"/>
-      <w:lang w:bidi="ar-SA"/>
+      <w:lang w:val="en-US" w:bidi="ar-SA"/>
     </w:rPr>
   </w:style>
   <w:style w:type="character" w:styleId="11chucdanhnguoiky-co11CharCharCharChar">
@@ -7989,7 +7742,7 @@
       <w:color w:val="000000"/>
       <w:sz w:val="22"/>
       <w:szCs w:val="22"/>
-      <w:lang w:bidi="ar-SA"/>
+      <w:lang w:val="en-US" w:bidi="ar-SA"/>
     </w:rPr>
   </w:style>
   <w:style w:type="character" w:styleId="1chinhtrangCharChar1CharCharCharCharChar">
@@ -8000,7 +7753,7 @@
       <w:color w:val="000000"/>
       <w:sz w:val="22"/>
       <w:szCs w:val="22"/>
-      <w:lang w:bidi="ar-SA"/>
+      <w:lang w:val="en-US" w:bidi="ar-SA"/>
     </w:rPr>
   </w:style>
   <w:style w:type="character" w:styleId="eCharCharCharChar">
@@ -8013,7 +7766,7 @@
       <w:color w:val="000000"/>
       <w:sz w:val="22"/>
       <w:szCs w:val="22"/>
-      <w:lang w:bidi="ar-SA"/>
+      <w:lang w:val="en-US" w:bidi="ar-SA"/>
     </w:rPr>
   </w:style>
   <w:style w:type="character" w:styleId="1chinhtrangCharCharCharCharChar">
@@ -8024,7 +7777,7 @@
       <w:color w:val="000000"/>
       <w:sz w:val="22"/>
       <w:szCs w:val="22"/>
-      <w:lang w:bidi="ar-SA"/>
+      <w:lang w:val="en-US" w:bidi="ar-SA"/>
     </w:rPr>
   </w:style>
   <w:style w:type="character" w:styleId="71CharCharCharChar">
@@ -8055,7 +7808,7 @@
       <w:rFonts w:ascii=".VnTime" w:hAnsi=".VnTime" w:cs="Times New Roman"/>
       <w:sz w:val="28"/>
       <w:szCs w:val="28"/>
-      <w:lang w:bidi="ar-SA"/>
+      <w:lang w:val="en-US" w:bidi="ar-SA"/>
     </w:rPr>
   </w:style>
   <w:style w:type="character" w:styleId="Heading6Char1">
@@ -8068,7 +7821,7 @@
       <w:color w:val="000000"/>
       <w:sz w:val="26"/>
       <w:szCs w:val="26"/>
-      <w:lang w:bidi="ar-SA"/>
+      <w:lang w:val="en-US" w:bidi="ar-SA"/>
     </w:rPr>
   </w:style>
   <w:style w:type="character" w:styleId="1chinhtrangChar1CharCharCharCharChar">
@@ -8101,7 +7854,7 @@
       <w:color w:val="000000"/>
       <w:sz w:val="22"/>
       <w:szCs w:val="22"/>
-      <w:lang w:bidi="ar-SA"/>
+      <w:lang w:val="en-US" w:bidi="ar-SA"/>
     </w:rPr>
   </w:style>
   <w:style w:type="character" w:styleId="HTMLCite">
@@ -8135,6 +7888,7 @@
       <w:rFonts w:ascii=".VnCentury Schoolbook" w:hAnsi=".VnCentury Schoolbook" w:cs="Times New Roman"/>
       <w:b/>
       <w:color w:val="000000"/>
+      <w:lang w:val="en-US"/>
     </w:rPr>
   </w:style>
   <w:style w:type="character" w:styleId="5somucCharChar2">
@@ -8144,6 +7898,7 @@
       <w:rFonts w:ascii=".VnCentury Schoolbook" w:hAnsi=".VnCentury Schoolbook" w:cs="Times New Roman"/>
       <w:b/>
       <w:color w:val="000000"/>
+      <w:lang w:val="en-US"/>
     </w:rPr>
   </w:style>
   <w:style w:type="character" w:styleId="nCharChar1">
@@ -8154,7 +7909,7 @@
       <w:color w:val="000000"/>
       <w:sz w:val="22"/>
       <w:szCs w:val="22"/>
-      <w:lang w:bidi="ar-SA"/>
+      <w:lang w:val="en-US" w:bidi="ar-SA"/>
     </w:rPr>
   </w:style>
   <w:style w:type="character" w:styleId="5somuc1">
@@ -8164,6 +7919,7 @@
       <w:rFonts w:ascii=".VnCentury Schoolbook" w:hAnsi=".VnCentury Schoolbook" w:cs="Times New Roman"/>
       <w:b/>
       <w:color w:val="000000"/>
+      <w:lang w:val="en-US"/>
     </w:rPr>
   </w:style>
   <w:style w:type="character" w:styleId="noCharChar1">
@@ -8174,7 +7930,7 @@
       <w:color w:val="000000"/>
       <w:sz w:val="22"/>
       <w:szCs w:val="22"/>
-      <w:lang w:bidi="ar-SA"/>
+      <w:lang w:val="en-US" w:bidi="ar-SA"/>
     </w:rPr>
   </w:style>
   <w:style w:type="character" w:styleId="1chinhtrangChar2Char">
@@ -8185,7 +7941,7 @@
       <w:color w:val="000000"/>
       <w:sz w:val="22"/>
       <w:szCs w:val="22"/>
-      <w:lang w:bidi="ar-SA"/>
+      <w:lang w:val="en-US" w:bidi="ar-SA"/>
     </w:rPr>
   </w:style>
   <w:style w:type="character" w:styleId="4tenchuongCharCharChar1">
@@ -8197,7 +7953,7 @@
       <w:color w:val="000000"/>
       <w:sz w:val="22"/>
       <w:szCs w:val="22"/>
-      <w:lang w:bidi="ar-SA"/>
+      <w:lang w:val="en-US" w:bidi="ar-SA"/>
     </w:rPr>
   </w:style>
   <w:style w:type="character" w:styleId="2dongcachCharCharChar1">
@@ -8209,7 +7965,7 @@
       <w:color w:val="000000"/>
       <w:sz w:val="22"/>
       <w:szCs w:val="22"/>
-      <w:lang w:bidi="ar-SA"/>
+      <w:lang w:val="en-US" w:bidi="ar-SA"/>
     </w:rPr>
   </w:style>
   <w:style w:type="character" w:styleId="1chinhtrangCharChar2">
@@ -8220,7 +7976,7 @@
       <w:color w:val="000000"/>
       <w:sz w:val="22"/>
       <w:szCs w:val="22"/>
-      <w:lang w:bidi="ar-SA"/>
+      <w:lang w:val="en-US" w:bidi="ar-SA"/>
     </w:rPr>
   </w:style>
   <w:style w:type="character" w:styleId="E-mailSignatureChar1">
@@ -8229,7 +7985,7 @@
     <w:rPr>
       <w:sz w:val="24"/>
       <w:szCs w:val="24"/>
-      <w:lang w:bidi="ar-SA"/>
+      <w:lang w:val="en-US" w:bidi="ar-SA"/>
     </w:rPr>
   </w:style>
   <w:style w:type="character" w:styleId="postbody">
@@ -8246,6 +8002,7 @@
       <w:rFonts w:ascii=".VnCentury Schoolbook" w:hAnsi=".VnCentury Schoolbook" w:cs=".VnCentury Schoolbook"/>
       <w:color w:val="000000"/>
       <w:sz w:val="22"/>
+      <w:lang w:val="en-US"/>
     </w:rPr>
   </w:style>
   <w:style w:type="character" w:styleId="1chinhtrangChar1CharCharCharCharCharChar">
@@ -8255,6 +8012,7 @@
       <w:rFonts w:ascii=".VnCentury Schoolbook" w:hAnsi=".VnCentury Schoolbook" w:cs=".VnCentury Schoolbook"/>
       <w:color w:val="000000"/>
       <w:sz w:val="22"/>
+      <w:lang w:val="en-US"/>
     </w:rPr>
   </w:style>
   <w:style w:type="character" w:styleId="cChar1CharCharCharCharCharCharCharChar">
@@ -8264,6 +8022,7 @@
       <w:rFonts w:ascii=".VnCentury Schoolbook" w:hAnsi=".VnCentury Schoolbook" w:cs=".VnCentury Schoolbook"/>
       <w:color w:val="000000"/>
       <w:sz w:val="22"/>
+      <w:lang w:val="en-US"/>
     </w:rPr>
   </w:style>
   <w:style w:type="character" w:styleId="cChar1CharCharCharCharCharCharChar">
@@ -8273,6 +8032,7 @@
       <w:rFonts w:ascii=".VnCentury Schoolbook" w:hAnsi=".VnCentury Schoolbook" w:cs=".VnCentury Schoolbook"/>
       <w:color w:val="000000"/>
       <w:sz w:val="22"/>
+      <w:lang w:val="en-US"/>
     </w:rPr>
   </w:style>
   <w:style w:type="character" w:styleId="nCharCharCharCharCharCharChar">
@@ -8282,6 +8042,7 @@
       <w:rFonts w:ascii=".VnCentury Schoolbook" w:hAnsi=".VnCentury Schoolbook" w:cs=".VnCentury Schoolbook"/>
       <w:color w:val="000000"/>
       <w:sz w:val="22"/>
+      <w:lang w:val="en-US"/>
     </w:rPr>
   </w:style>
   <w:style w:type="character" w:styleId="nCharCharCharCharCharChar">
@@ -8291,6 +8052,7 @@
       <w:rFonts w:ascii=".VnCentury Schoolbook" w:hAnsi=".VnCentury Schoolbook" w:cs=".VnCentury Schoolbook"/>
       <w:color w:val="000000"/>
       <w:sz w:val="22"/>
+      <w:lang w:val="en-US"/>
     </w:rPr>
   </w:style>
   <w:style w:type="character" w:styleId="BodyTextFirstIndentChar1">
@@ -8299,7 +8061,7 @@
     <w:rPr>
       <w:sz w:val="24"/>
       <w:szCs w:val="24"/>
-      <w:lang w:bidi="ar-SA"/>
+      <w:lang w:val="en-US" w:bidi="ar-SA"/>
     </w:rPr>
   </w:style>
   <w:style w:type="character" w:styleId="BodyTextFirstIndent2Char1">
@@ -8309,7 +8071,7 @@
       <w:rFonts w:ascii=".VnTime" w:hAnsi=".VnTime" w:cs="Times New Roman"/>
       <w:sz w:val="24"/>
       <w:szCs w:val="24"/>
-      <w:lang w:bidi="ar-SA"/>
+      <w:lang w:val="en-US" w:bidi="ar-SA"/>
     </w:rPr>
   </w:style>
   <w:style w:type="character" w:styleId="ClosingChar1">
@@ -8318,7 +8080,7 @@
     <w:rPr>
       <w:sz w:val="24"/>
       <w:szCs w:val="24"/>
-      <w:lang w:bidi="ar-SA"/>
+      <w:lang w:val="en-US" w:bidi="ar-SA"/>
     </w:rPr>
   </w:style>
   <w:style w:type="character" w:styleId="HTMLAddressChar1">
@@ -8329,7 +8091,7 @@
       <w:iCs/>
       <w:sz w:val="24"/>
       <w:szCs w:val="24"/>
-      <w:lang w:bidi="ar-SA"/>
+      <w:lang w:val="en-US" w:bidi="ar-SA"/>
     </w:rPr>
   </w:style>
   <w:style w:type="character" w:styleId="HTMLPreformattedChar1">
@@ -8337,7 +8099,7 @@
     <w:qFormat/>
     <w:rPr>
       <w:rFonts w:ascii="Arial Unicode MS" w:hAnsi="Arial Unicode MS" w:eastAsia="Arial Unicode MS" w:cs="Arial Unicode MS"/>
-      <w:lang w:bidi="ar-SA"/>
+      <w:lang w:val="en-US" w:bidi="ar-SA"/>
     </w:rPr>
   </w:style>
   <w:style w:type="character" w:styleId="MessageHeaderChar1">
@@ -8347,7 +8109,7 @@
       <w:rFonts w:ascii="Arial" w:hAnsi="Arial" w:cs="Arial"/>
       <w:sz w:val="24"/>
       <w:szCs w:val="24"/>
-      <w:lang w:bidi="ar-SA"/>
+      <w:lang w:val="en-US" w:bidi="ar-SA"/>
     </w:rPr>
   </w:style>
   <w:style w:type="character" w:styleId="NoteHeadingChar1">
@@ -8356,7 +8118,7 @@
     <w:rPr>
       <w:sz w:val="24"/>
       <w:szCs w:val="24"/>
-      <w:lang w:bidi="ar-SA"/>
+      <w:lang w:val="en-US" w:bidi="ar-SA"/>
     </w:rPr>
   </w:style>
   <w:style w:type="character" w:styleId="SalutationChar1">
@@ -8365,7 +8127,7 @@
     <w:rPr>
       <w:sz w:val="28"/>
       <w:szCs w:val="28"/>
-      <w:lang w:bidi="ar-SA"/>
+      <w:lang w:val="en-US" w:bidi="ar-SA"/>
     </w:rPr>
   </w:style>
   <w:style w:type="character" w:styleId="SignatureChar1">
@@ -8374,7 +8136,7 @@
     <w:rPr>
       <w:sz w:val="24"/>
       <w:szCs w:val="24"/>
-      <w:lang w:bidi="ar-SA"/>
+      <w:lang w:val="en-US" w:bidi="ar-SA"/>
     </w:rPr>
   </w:style>
   <w:style w:type="character" w:styleId="Style1chinhtrangChar1BoldCharCharCharChar">
@@ -8385,6 +8147,7 @@
       <w:b/>
       <w:color w:val="000000"/>
       <w:sz w:val="22"/>
+      <w:lang w:val="en-US"/>
     </w:rPr>
   </w:style>
   <w:style w:type="character" w:styleId="noCharCharCharCharCharChar">
@@ -8395,7 +8158,7 @@
       <w:color w:val="000000"/>
       <w:sz w:val="22"/>
       <w:szCs w:val="22"/>
-      <w:lang w:bidi="ar-SA"/>
+      <w:lang w:val="en-US" w:bidi="ar-SA"/>
     </w:rPr>
   </w:style>
   <w:style w:type="character" w:styleId="71CharCharCharCharCharCharCharCharCharChar">
@@ -8407,7 +8170,7 @@
       <w:color w:val="000000"/>
       <w:sz w:val="22"/>
       <w:szCs w:val="22"/>
-      <w:lang w:bidi="ar-SA"/>
+      <w:lang w:val="en-US" w:bidi="ar-SA"/>
     </w:rPr>
   </w:style>
   <w:style w:type="character" w:styleId="8DakyCharCharCharCharChar">
@@ -8419,7 +8182,7 @@
       <w:color w:val="000000"/>
       <w:sz w:val="22"/>
       <w:szCs w:val="22"/>
-      <w:lang w:bidi="ar-SA"/>
+      <w:lang w:val="en-US" w:bidi="ar-SA"/>
     </w:rPr>
   </w:style>
   <w:style w:type="character" w:styleId="5somucCharCharCharCharCharCharCharCharCharCharChar">
@@ -8431,7 +8194,7 @@
       <w:color w:val="000000"/>
       <w:sz w:val="22"/>
       <w:szCs w:val="22"/>
-      <w:lang w:bidi="ar-SA"/>
+      <w:lang w:val="en-US" w:bidi="ar-SA"/>
     </w:rPr>
   </w:style>
   <w:style w:type="character" w:styleId="1chinhtrangCharCharCharCharCharCharCharChar">
@@ -8442,7 +8205,7 @@
       <w:color w:val="000000"/>
       <w:sz w:val="22"/>
       <w:szCs w:val="22"/>
-      <w:lang w:bidi="ar-SA"/>
+      <w:lang w:val="en-US" w:bidi="ar-SA"/>
     </w:rPr>
   </w:style>
   <w:style w:type="character" w:styleId="4tenchuongCharCharCharCharCharCharChar">
@@ -8454,7 +8217,7 @@
       <w:color w:val="000000"/>
       <w:sz w:val="22"/>
       <w:szCs w:val="22"/>
-      <w:lang w:bidi="ar-SA"/>
+      <w:lang w:val="en-US" w:bidi="ar-SA"/>
     </w:rPr>
   </w:style>
   <w:style w:type="character" w:styleId="2dongcachCharCharCharCharCharCharChar">
@@ -8466,7 +8229,7 @@
       <w:color w:val="000000"/>
       <w:sz w:val="22"/>
       <w:szCs w:val="22"/>
-      <w:lang w:bidi="ar-SA"/>
+      <w:lang w:val="en-US" w:bidi="ar-SA"/>
     </w:rPr>
   </w:style>
   <w:style w:type="character" w:styleId="cCharCharCharCharCharCharChar">
@@ -8476,6 +8239,7 @@
       <w:rFonts w:ascii=".VnCentury Schoolbook" w:hAnsi=".VnCentury Schoolbook" w:cs=".VnCentury Schoolbook"/>
       <w:color w:val="000000"/>
       <w:sz w:val="26"/>
+      <w:lang w:val="en-US"/>
     </w:rPr>
   </w:style>
   <w:style w:type="character" w:styleId="coCharCharCharCharCharCharChar">
@@ -8486,7 +8250,7 @@
       <w:color w:val="000000"/>
       <w:sz w:val="22"/>
       <w:szCs w:val="22"/>
-      <w:lang w:bidi="ar-SA"/>
+      <w:lang w:val="en-US" w:bidi="ar-SA"/>
     </w:rPr>
   </w:style>
   <w:style w:type="character" w:styleId="aCharCharCharChar">
@@ -8498,7 +8262,7 @@
       <w:color w:val="000000"/>
       <w:sz w:val="26"/>
       <w:szCs w:val="26"/>
-      <w:lang w:bidi="ar-SA"/>
+      <w:lang w:val="en-US" w:bidi="ar-SA"/>
     </w:rPr>
   </w:style>
   <w:style w:type="character" w:styleId="phanCharCharCharCharCharCharCharChar">
@@ -8510,7 +8274,7 @@
       <w:color w:val="000000"/>
       <w:sz w:val="22"/>
       <w:szCs w:val="22"/>
-      <w:lang w:bidi="ar-SA"/>
+      <w:lang w:val="en-US" w:bidi="ar-SA"/>
     </w:rPr>
   </w:style>
   <w:style w:type="character" w:styleId="71CharCharCharCharCharCharChar">
@@ -8522,7 +8286,7 @@
       <w:color w:val="000000"/>
       <w:sz w:val="22"/>
       <w:szCs w:val="22"/>
-      <w:lang w:bidi="ar-SA"/>
+      <w:lang w:val="en-US" w:bidi="ar-SA"/>
     </w:rPr>
   </w:style>
   <w:style w:type="character" w:styleId="5somucCharCharCharCharCharCharCharChar">
@@ -8534,7 +8298,7 @@
       <w:color w:val="000000"/>
       <w:sz w:val="22"/>
       <w:szCs w:val="22"/>
-      <w:lang w:bidi="ar-SA"/>
+      <w:lang w:val="en-US" w:bidi="ar-SA"/>
     </w:rPr>
   </w:style>
   <w:style w:type="character" w:styleId="phanCharCharCharCharChar">
@@ -8546,7 +8310,7 @@
       <w:color w:val="000000"/>
       <w:sz w:val="22"/>
       <w:szCs w:val="22"/>
-      <w:lang w:bidi="ar-SA"/>
+      <w:lang w:val="en-US" w:bidi="ar-SA"/>
     </w:rPr>
   </w:style>
   <w:style w:type="character" w:styleId="Heading1Char2CharChar1">
@@ -8559,7 +8323,7 @@
       <w:kern w:val="2"/>
       <w:sz w:val="32"/>
       <w:szCs w:val="32"/>
-      <w:lang w:bidi="ar-SA"/>
+      <w:lang w:val="en-US" w:bidi="ar-SA"/>
     </w:rPr>
   </w:style>
   <w:style w:type="character" w:styleId="prodetaiidesc1">
@@ -8588,7 +8352,7 @@
       <w:kern w:val="2"/>
       <w:sz w:val="32"/>
       <w:szCs w:val="32"/>
-      <w:lang w:bidi="ar-SA"/>
+      <w:lang w:val="en-US" w:bidi="ar-SA"/>
     </w:rPr>
   </w:style>
   <w:style w:type="character" w:styleId="grame">
@@ -8670,7 +8434,7 @@
       <w:rFonts w:ascii="Calibri" w:hAnsi="Calibri" w:cs="Cordia New"/>
       <w:sz w:val="22"/>
       <w:szCs w:val="22"/>
-      <w:lang w:bidi="en-US"/>
+      <w:lang w:val="en-US" w:bidi="en-US"/>
     </w:rPr>
   </w:style>
   <w:style w:type="character" w:styleId="PlaceholderText">
@@ -8694,7 +8458,7 @@
     <w:rPr>
       <w:sz w:val="28"/>
       <w:szCs w:val="28"/>
-      <w:lang w:bidi="ar-SA"/>
+      <w:lang w:val="en-US" w:bidi="ar-SA"/>
     </w:rPr>
   </w:style>
   <w:style w:type="character" w:styleId="CharChar51">
@@ -8705,6 +8469,7 @@
       <w:b/>
       <w:i/>
       <w:sz w:val="28"/>
+      <w:lang w:val="en-US"/>
     </w:rPr>
   </w:style>
   <w:style w:type="character" w:styleId="CharChar611">
@@ -8714,6 +8479,7 @@
       <w:b/>
       <w:kern w:val="2"/>
       <w:sz w:val="48"/>
+      <w:lang w:val="en-US"/>
     </w:rPr>
   </w:style>
   <w:style w:type="character" w:styleId="abChar">
@@ -8724,7 +8490,7 @@
       <w:bCs/>
       <w:sz w:val="40"/>
       <w:szCs w:val="40"/>
-      <w:lang w:val="vi-VN" w:bidi="ar-SA"/>
+      <w:lang w:bidi="ar-SA"/>
     </w:rPr>
   </w:style>
   <w:style w:type="character" w:styleId="bChar">
@@ -8735,7 +8501,7 @@
       <w:color w:val="000000"/>
       <w:sz w:val="26"/>
       <w:szCs w:val="26"/>
-      <w:lang w:bidi="ar-SA"/>
+      <w:lang w:val="en-US" w:bidi="ar-SA"/>
     </w:rPr>
   </w:style>
   <w:style w:type="character" w:styleId="price">
@@ -8755,7 +8521,6 @@
       <w:rFonts w:ascii="Times New Roman" w:hAnsi="Times New Roman" w:eastAsia="Times New Roman" w:cs="Times New Roman"/>
       <w:sz w:val="28"/>
       <w:szCs w:val="28"/>
-      <w:lang w:val="vi-VN"/>
     </w:rPr>
   </w:style>
   <w:style w:type="character" w:styleId="FooterChar1">
@@ -8765,7 +8530,6 @@
       <w:rFonts w:ascii="Times New Roman" w:hAnsi="Times New Roman" w:eastAsia="Times New Roman" w:cs="Times New Roman"/>
       <w:sz w:val="28"/>
       <w:szCs w:val="28"/>
-      <w:lang w:val="vi-VN"/>
     </w:rPr>
   </w:style>
   <w:style w:type="character" w:styleId="cattitolo1">
@@ -8795,7 +8559,7 @@
       <w:rFonts w:ascii="Tahoma" w:hAnsi="Tahoma" w:cs="Tahoma"/>
       <w:sz w:val="16"/>
       <w:szCs w:val="16"/>
-      <w:lang w:bidi="ar-SA"/>
+      <w:lang w:val="en-US" w:bidi="ar-SA"/>
     </w:rPr>
   </w:style>
   <w:style w:type="character" w:styleId="HeaderCharChar">
@@ -8804,7 +8568,7 @@
     <w:rPr>
       <w:sz w:val="24"/>
       <w:szCs w:val="24"/>
-      <w:lang w:bidi="ar-SA"/>
+      <w:lang w:val="en-US" w:bidi="ar-SA"/>
     </w:rPr>
   </w:style>
   <w:style w:type="character" w:styleId="10CachdongChar">
@@ -8814,7 +8578,7 @@
       <w:rFonts w:eastAsia="Batang"/>
       <w:sz w:val="28"/>
       <w:szCs w:val="26"/>
-      <w:lang w:val="en-US" w:bidi="ar-SA"/>
+      <w:lang w:val="vi-VN" w:bidi="ar-SA"/>
     </w:rPr>
   </w:style>
   <w:style w:type="character" w:styleId="heading4-h">
@@ -8828,7 +8592,7 @@
     <w:qFormat/>
     <w:rPr>
       <w:rFonts w:ascii="Courier New" w:hAnsi="Courier New" w:cs="Courier New"/>
-      <w:lang w:bidi="ar-SA"/>
+      <w:lang w:val="en-US" w:bidi="ar-SA"/>
     </w:rPr>
   </w:style>
   <w:style w:type="character" w:styleId="HeaderChar">
@@ -8871,7 +8635,7 @@
       <w:b/>
       <w:sz w:val="24"/>
       <w:szCs w:val="24"/>
-      <w:lang w:val="en-US" w:eastAsia="en-US" w:bidi="ar-SA"/>
+      <w:lang w:val="vi-VN" w:eastAsia="vi-VN" w:bidi="ar-SA"/>
     </w:rPr>
   </w:style>
   <w:style w:type="character" w:styleId="muc11Char">
@@ -8884,7 +8648,7 @@
       <w:color w:val="000000"/>
       <w:sz w:val="22"/>
       <w:szCs w:val="22"/>
-      <w:lang w:val="en-US" w:eastAsia="en-US" w:bidi="ar-SA"/>
+      <w:lang w:val="vi-VN" w:eastAsia="vi-VN" w:bidi="ar-SA"/>
     </w:rPr>
   </w:style>
   <w:style w:type="character" w:styleId="ReportTitleCharChar1">
@@ -8897,7 +8661,7 @@
       <w:kern w:val="2"/>
       <w:sz w:val="36"/>
       <w:szCs w:val="32"/>
-      <w:lang w:val="en-US" w:eastAsia="en-US"/>
+      <w:lang w:val="vi-VN" w:eastAsia="vi-VN"/>
     </w:rPr>
   </w:style>
   <w:style w:type="character" w:styleId="cO9Char">
@@ -8974,7 +8738,7 @@
       <w:b/>
       <w:sz w:val="24"/>
       <w:szCs w:val="26"/>
-      <w:lang w:val="en-US" w:eastAsia="en-US" w:bidi="ar-SA"/>
+      <w:lang w:val="vi-VN" w:eastAsia="vi-VN" w:bidi="ar-SA"/>
     </w:rPr>
   </w:style>
   <w:style w:type="character" w:styleId="ReportTitleCharChar">
@@ -8995,7 +8759,7 @@
       <w:b/>
       <w:sz w:val="26"/>
       <w:szCs w:val="26"/>
-      <w:lang w:val="en-US" w:eastAsia="en-US" w:bidi="ar-SA"/>
+      <w:lang w:val="vi-VN" w:eastAsia="vi-VN" w:bidi="ar-SA"/>
     </w:rPr>
   </w:style>
   <w:style w:type="character" w:styleId="mw-editsection">
@@ -9025,7 +8789,7 @@
       <w:bCs/>
       <w:sz w:val="28"/>
       <w:szCs w:val="24"/>
-      <w:lang w:bidi="ar-SA"/>
+      <w:lang w:val="en-US" w:bidi="ar-SA"/>
     </w:rPr>
   </w:style>
   <w:style w:type="character" w:styleId="TITLECharChar">
@@ -9038,7 +8802,7 @@
       <w:iCs/>
       <w:sz w:val="26"/>
       <w:szCs w:val="26"/>
-      <w:lang w:bidi="ar-SA"/>
+      <w:lang w:val="en-US" w:bidi="ar-SA"/>
     </w:rPr>
   </w:style>
   <w:style w:type="character" w:styleId="FAATableTextChar">
@@ -9046,7 +8810,7 @@
     <w:qFormat/>
     <w:rPr>
       <w:rFonts w:ascii="Arial Narrow" w:hAnsi="Arial Narrow" w:eastAsia="Calibri" w:cs="Arial Narrow"/>
-      <w:lang w:val="en-US" w:bidi="ar-SA"/>
+      <w:lang w:val="vi-VN" w:bidi="ar-SA"/>
     </w:rPr>
   </w:style>
   <w:style w:type="character" w:styleId="StyleStyleHeading29pt12ptNotItalicChar">
@@ -9059,7 +8823,7 @@
       <w:color w:val="FF0000"/>
       <w:sz w:val="22"/>
       <w:szCs w:val="22"/>
-      <w:lang w:val="en-US" w:bidi="ar-SA"/>
+      <w:lang w:val="vi-VN" w:bidi="ar-SA"/>
     </w:rPr>
   </w:style>
   <w:style w:type="character" w:styleId="Style15">
@@ -9150,7 +8914,7 @@
     <w:qFormat/>
     <w:rPr>
       <w:rFonts w:ascii="Consolas" w:hAnsi="Consolas" w:eastAsia="Calibri" w:cs="Consolas"/>
-      <w:lang w:bidi="ar-SA"/>
+      <w:lang w:val="en-US" w:bidi="ar-SA"/>
     </w:rPr>
   </w:style>
   <w:style w:type="character" w:styleId="Style5Char">
@@ -9159,7 +8923,7 @@
     <w:rPr>
       <w:sz w:val="28"/>
       <w:szCs w:val="28"/>
-      <w:lang w:bidi="ar-SA"/>
+      <w:lang w:val="en-US" w:bidi="ar-SA"/>
     </w:rPr>
   </w:style>
   <w:style w:type="character" w:styleId="Heading2CharCharCharChar">
@@ -10106,7 +9870,7 @@
       <w:rFonts w:ascii="Calibri" w:hAnsi="Calibri" w:eastAsia="Calibri" w:cs="Calibri"/>
       <w:sz w:val="22"/>
       <w:szCs w:val="22"/>
-      <w:lang w:bidi="ar-SA"/>
+      <w:lang w:val="en-US" w:bidi="ar-SA"/>
     </w:rPr>
   </w:style>
   <w:style w:type="character" w:styleId="msoins">
@@ -10132,7 +9896,7 @@
     <w:rPr>
       <w:sz w:val="24"/>
       <w:szCs w:val="24"/>
-      <w:lang w:bidi="ar-SA"/>
+      <w:lang w:val="en-US" w:bidi="ar-SA"/>
     </w:rPr>
   </w:style>
   <w:style w:type="character" w:styleId="charchar10">
@@ -10148,7 +9912,7 @@
       <w:rFonts w:eastAsia="Arial"/>
       <w:sz w:val="16"/>
       <w:szCs w:val="16"/>
-      <w:lang w:val="vi-VN" w:bidi="ar-SA"/>
+      <w:lang w:bidi="ar-SA"/>
     </w:rPr>
   </w:style>
   <w:style w:type="character" w:styleId="SubtitleChar">
@@ -10161,7 +9925,7 @@
       <w:sz w:val="28"/>
       <w:szCs w:val="28"/>
       <w:u w:val="single"/>
-      <w:lang w:bidi="ar-SA"/>
+      <w:lang w:val="en-US" w:bidi="ar-SA"/>
     </w:rPr>
   </w:style>
   <w:style w:type="character" w:styleId="BalloonTextChar1">
@@ -10171,7 +9935,7 @@
       <w:rFonts w:ascii="Tahoma" w:hAnsi="Tahoma" w:cs="Tahoma"/>
       <w:sz w:val="16"/>
       <w:szCs w:val="16"/>
-      <w:lang w:val="en-US"/>
+      <w:lang w:val="vi-VN"/>
     </w:rPr>
   </w:style>
   <w:style w:type="character" w:styleId="CharChar13">
@@ -10183,6 +9947,7 @@
       <w:bCs/>
       <w:sz w:val="28"/>
       <w:szCs w:val="28"/>
+      <w:lang w:val="en-US"/>
     </w:rPr>
   </w:style>
   <w:style w:type="character" w:styleId="Footnote2">
@@ -10300,7 +10065,7 @@
     <w:qFormat/>
     <w:rPr>
       <w:shd w:fill="FFFFFF" w:val="clear"/>
-      <w:lang w:val="en-US" w:eastAsia="en-US"/>
+      <w:lang w:val="vi-VN" w:eastAsia="vi-VN"/>
     </w:rPr>
   </w:style>
   <w:style w:type="character" w:styleId="Bodytext4">
@@ -10340,7 +10105,7 @@
       <w:sz w:val="8"/>
       <w:szCs w:val="8"/>
       <w:shd w:fill="FFFFFF" w:val="clear"/>
-      <w:lang w:val="en-US" w:eastAsia="en-US"/>
+      <w:lang w:val="vi-VN" w:eastAsia="vi-VN"/>
     </w:rPr>
   </w:style>
   <w:style w:type="character" w:styleId="Tablecaption">
@@ -10356,7 +10121,7 @@
     <w:qFormat/>
     <w:rPr>
       <w:shd w:fill="FFFFFF" w:val="clear"/>
-      <w:lang w:val="en-US" w:eastAsia="en-US"/>
+      <w:lang w:val="vi-VN" w:eastAsia="vi-VN"/>
     </w:rPr>
   </w:style>
   <w:style w:type="character" w:styleId="Bodytext25">
@@ -10399,7 +10164,7 @@
     <w:rPr>
       <w:rFonts w:ascii="Microsoft Sans Serif" w:hAnsi="Microsoft Sans Serif" w:cs="Microsoft Sans Serif"/>
       <w:shd w:fill="FFFFFF" w:val="clear"/>
-      <w:lang w:val="en-US" w:eastAsia="en-US" w:bidi="ar-SA"/>
+      <w:lang w:val="vi-VN" w:eastAsia="vi-VN" w:bidi="ar-SA"/>
     </w:rPr>
   </w:style>
   <w:style w:type="character" w:styleId="Tablecaption21">
@@ -10409,7 +10174,7 @@
       <w:rFonts w:ascii="Microsoft Sans Serif" w:hAnsi="Microsoft Sans Serif" w:cs="Microsoft Sans Serif"/>
       <w:u w:val="single"/>
       <w:shd w:fill="FFFFFF" w:val="clear"/>
-      <w:lang w:val="en-US" w:eastAsia="en-US"/>
+      <w:lang w:val="vi-VN" w:eastAsia="vi-VN"/>
     </w:rPr>
   </w:style>
   <w:style w:type="character" w:styleId="Tablecaption2Italic">
@@ -10420,7 +10185,7 @@
       <w:i/>
       <w:iCs/>
       <w:shd w:fill="FFFFFF" w:val="clear"/>
-      <w:lang w:val="en-US" w:eastAsia="en-US"/>
+      <w:lang w:val="vi-VN" w:eastAsia="vi-VN"/>
     </w:rPr>
   </w:style>
   <w:style w:type="character" w:styleId="BodytextArialBlack">
@@ -10443,7 +10208,7 @@
       <w:sz w:val="8"/>
       <w:szCs w:val="8"/>
       <w:shd w:fill="FFFFFF" w:val="clear"/>
-      <w:lang w:val="en-US" w:eastAsia="en-US"/>
+      <w:lang w:val="vi-VN" w:eastAsia="vi-VN"/>
     </w:rPr>
   </w:style>
   <w:style w:type="character" w:styleId="Bodytext23">
@@ -10528,6 +10293,7 @@
       <w:sz w:val="8"/>
       <w:szCs w:val="8"/>
       <w:shd w:fill="FFFFFF" w:val="clear"/>
+      <w:lang w:val="en-US"/>
     </w:rPr>
   </w:style>
   <w:style w:type="character" w:styleId="Bodytext11pt6">
@@ -10583,7 +10349,7 @@
       <w:sz w:val="8"/>
       <w:szCs w:val="8"/>
       <w:shd w:fill="FFFFFF" w:val="clear"/>
-      <w:lang w:val="en-US" w:eastAsia="en-US"/>
+      <w:lang w:val="vi-VN" w:eastAsia="vi-VN"/>
     </w:rPr>
   </w:style>
   <w:style w:type="character" w:styleId="BodytextTrebuchetMS4">
@@ -10635,7 +10401,7 @@
     <w:qFormat/>
     <w:rPr>
       <w:shd w:fill="FFFFFF" w:val="clear"/>
-      <w:lang w:val="en-US" w:eastAsia="en-US"/>
+      <w:lang w:val="vi-VN" w:eastAsia="vi-VN"/>
     </w:rPr>
   </w:style>
   <w:style w:type="character" w:styleId="Tablecaption3">
@@ -10680,7 +10446,7 @@
       <w:sz w:val="10"/>
       <w:szCs w:val="10"/>
       <w:shd w:fill="FFFFFF" w:val="clear"/>
-      <w:lang w:val="en-US" w:eastAsia="en-US"/>
+      <w:lang w:val="vi-VN" w:eastAsia="vi-VN"/>
     </w:rPr>
   </w:style>
   <w:style w:type="character" w:styleId="Bodytext45pt11">
@@ -10714,7 +10480,7 @@
       <w:sz w:val="8"/>
       <w:szCs w:val="8"/>
       <w:shd w:fill="FFFFFF" w:val="clear"/>
-      <w:lang w:val="en-US" w:eastAsia="en-US"/>
+      <w:lang w:val="vi-VN" w:eastAsia="vi-VN"/>
     </w:rPr>
   </w:style>
   <w:style w:type="character" w:styleId="BodytextArial1">
@@ -10779,7 +10545,7 @@
       <w:sz w:val="25"/>
       <w:szCs w:val="25"/>
       <w:shd w:fill="FFFFFF" w:val="clear"/>
-      <w:lang w:val="en-US" w:eastAsia="en-US"/>
+      <w:lang w:val="vi-VN" w:eastAsia="vi-VN"/>
     </w:rPr>
   </w:style>
   <w:style w:type="character" w:styleId="Bodytext115pt14">
@@ -10801,7 +10567,7 @@
       <w:sz w:val="10"/>
       <w:szCs w:val="10"/>
       <w:shd w:fill="FFFFFF" w:val="clear"/>
-      <w:lang w:val="en-US" w:eastAsia="en-US" w:bidi="ar-SA"/>
+      <w:lang w:val="vi-VN" w:eastAsia="vi-VN" w:bidi="ar-SA"/>
     </w:rPr>
   </w:style>
   <w:style w:type="character" w:styleId="Bodytext175pt">
@@ -10821,7 +10587,7 @@
       <w:sz w:val="8"/>
       <w:szCs w:val="8"/>
       <w:shd w:fill="FFFFFF" w:val="clear"/>
-      <w:lang w:val="en-US" w:eastAsia="en-US"/>
+      <w:lang w:val="vi-VN" w:eastAsia="vi-VN"/>
     </w:rPr>
   </w:style>
   <w:style w:type="character" w:styleId="Tablecaption31">
@@ -11046,7 +10812,7 @@
       <w:sz w:val="12"/>
       <w:szCs w:val="12"/>
       <w:shd w:fill="FFFFFF" w:val="clear"/>
-      <w:lang w:val="en-US" w:eastAsia="en-US" w:bidi="ar-SA"/>
+      <w:lang w:val="vi-VN" w:eastAsia="vi-VN" w:bidi="ar-SA"/>
     </w:rPr>
   </w:style>
   <w:style w:type="character" w:styleId="Bodytext26TrebuchetMS">
@@ -11057,7 +10823,7 @@
       <w:sz w:val="14"/>
       <w:szCs w:val="14"/>
       <w:shd w:fill="FFFFFF" w:val="clear"/>
-      <w:lang w:val="en-US" w:eastAsia="en-US"/>
+      <w:lang w:val="vi-VN" w:eastAsia="vi-VN"/>
     </w:rPr>
   </w:style>
   <w:style w:type="character" w:styleId="Bodytext27">
@@ -11131,7 +10897,7 @@
       <w:sz w:val="20"/>
       <w:szCs w:val="20"/>
       <w:shd w:fill="FFFFFF" w:val="clear"/>
-      <w:lang w:val="en-US" w:eastAsia="en-US"/>
+      <w:lang w:val="vi-VN" w:eastAsia="vi-VN"/>
     </w:rPr>
   </w:style>
   <w:style w:type="character" w:styleId="BodytextItalic6">
@@ -11172,7 +10938,7 @@
       <w:sz w:val="8"/>
       <w:szCs w:val="8"/>
       <w:shd w:fill="FFFFFF" w:val="clear"/>
-      <w:lang w:val="en-US" w:eastAsia="en-US"/>
+      <w:lang w:val="vi-VN" w:eastAsia="vi-VN"/>
     </w:rPr>
   </w:style>
   <w:style w:type="character" w:styleId="Bodytext45pt10">
@@ -11254,6 +11020,7 @@
       <w:sz w:val="26"/>
       <w:szCs w:val="26"/>
       <w:shd w:fill="FFFFFF" w:val="clear"/>
+      <w:lang w:val="en-US"/>
     </w:rPr>
   </w:style>
   <w:style w:type="character" w:styleId="Bodytext171">
@@ -11280,7 +11047,7 @@
       <w:sz w:val="9"/>
       <w:szCs w:val="9"/>
       <w:shd w:fill="FFFFFF" w:val="clear"/>
-      <w:lang w:val="en-US" w:eastAsia="en-US"/>
+      <w:lang w:val="vi-VN" w:eastAsia="vi-VN"/>
     </w:rPr>
   </w:style>
   <w:style w:type="character" w:styleId="Bodytext161">
@@ -11312,6 +11079,7 @@
       <w:sz w:val="10"/>
       <w:szCs w:val="10"/>
       <w:shd w:fill="FFFFFF" w:val="clear"/>
+      <w:lang w:val="en-US"/>
     </w:rPr>
   </w:style>
   <w:style w:type="character" w:styleId="Bodytext115pt12">
@@ -11340,6 +11108,7 @@
       <w:sz w:val="23"/>
       <w:szCs w:val="23"/>
       <w:shd w:fill="FFFFFF" w:val="clear"/>
+      <w:lang w:val="en-US"/>
     </w:rPr>
   </w:style>
   <w:style w:type="character" w:styleId="Bodytext4pt7">
@@ -11373,6 +11142,7 @@
       <w:sz w:val="23"/>
       <w:szCs w:val="23"/>
       <w:shd w:fill="FFFFFF" w:val="clear"/>
+      <w:lang w:val="en-US"/>
     </w:rPr>
   </w:style>
   <w:style w:type="character" w:styleId="Bodytext5pt4">
@@ -11384,7 +11154,7 @@
       <w:sz w:val="10"/>
       <w:szCs w:val="10"/>
       <w:shd w:fill="FFFFFF" w:val="clear"/>
-      <w:lang w:val="en-US" w:eastAsia="en-US"/>
+      <w:lang w:val="vi-VN" w:eastAsia="vi-VN"/>
     </w:rPr>
   </w:style>
   <w:style w:type="character" w:styleId="Bodytext10pt">
@@ -11445,6 +11215,7 @@
       <w:sz w:val="18"/>
       <w:szCs w:val="18"/>
       <w:shd w:fill="FFFFFF" w:val="clear"/>
+      <w:lang w:val="en-US"/>
     </w:rPr>
   </w:style>
   <w:style w:type="character" w:styleId="Bodytext175pt3">
@@ -11501,6 +11272,7 @@
       <w:sz w:val="10"/>
       <w:szCs w:val="10"/>
       <w:shd w:fill="FFFFFF" w:val="clear"/>
+      <w:lang w:val="en-US"/>
     </w:rPr>
   </w:style>
   <w:style w:type="character" w:styleId="BodytextArialBlack2">
@@ -11511,6 +11283,7 @@
       <w:sz w:val="8"/>
       <w:szCs w:val="8"/>
       <w:shd w:fill="FFFFFF" w:val="clear"/>
+      <w:lang w:val="en-US"/>
     </w:rPr>
   </w:style>
   <w:style w:type="character" w:styleId="Bodytext85pt">
@@ -11540,7 +11313,7 @@
       <w:sz w:val="10"/>
       <w:szCs w:val="10"/>
       <w:shd w:fill="FFFFFF" w:val="clear"/>
-      <w:lang w:val="en-US" w:eastAsia="en-US"/>
+      <w:lang w:val="vi-VN" w:eastAsia="vi-VN"/>
     </w:rPr>
   </w:style>
   <w:style w:type="character" w:styleId="Bodytext115pt10">
@@ -11562,7 +11335,7 @@
       <w:sz w:val="9"/>
       <w:szCs w:val="9"/>
       <w:shd w:fill="FFFFFF" w:val="clear"/>
-      <w:lang w:val="en-US" w:eastAsia="en-US"/>
+      <w:lang w:val="vi-VN" w:eastAsia="vi-VN"/>
     </w:rPr>
   </w:style>
   <w:style w:type="character" w:styleId="Bodytext4pt6">
@@ -11573,6 +11346,7 @@
       <w:sz w:val="8"/>
       <w:szCs w:val="8"/>
       <w:shd w:fill="FFFFFF" w:val="clear"/>
+      <w:lang w:val="en-US"/>
     </w:rPr>
   </w:style>
   <w:style w:type="character" w:styleId="Bodytext4pt5">
@@ -11582,7 +11356,7 @@
       <w:sz w:val="8"/>
       <w:szCs w:val="8"/>
       <w:shd w:fill="FFFFFF" w:val="clear"/>
-      <w:lang w:val="en-US" w:eastAsia="en-US"/>
+      <w:lang w:val="vi-VN" w:eastAsia="vi-VN"/>
     </w:rPr>
   </w:style>
   <w:style w:type="character" w:styleId="Bodytext10pt4">
@@ -11604,7 +11378,7 @@
       <w:sz w:val="8"/>
       <w:szCs w:val="8"/>
       <w:shd w:fill="FFFFFF" w:val="clear"/>
-      <w:lang w:val="en-US" w:eastAsia="en-US" w:bidi="ar-SA"/>
+      <w:lang w:val="vi-VN" w:eastAsia="vi-VN" w:bidi="ar-SA"/>
     </w:rPr>
   </w:style>
   <w:style w:type="character" w:styleId="Tablecaption33">
@@ -11631,6 +11405,7 @@
       <w:sz w:val="8"/>
       <w:szCs w:val="8"/>
       <w:shd w:fill="FFFFFF" w:val="clear"/>
+      <w:lang w:val="en-US"/>
     </w:rPr>
   </w:style>
   <w:style w:type="character" w:styleId="Bodytext175pt1">
@@ -11673,6 +11448,7 @@
       <w:sz w:val="23"/>
       <w:szCs w:val="23"/>
       <w:shd w:fill="FFFFFF" w:val="clear"/>
+      <w:lang w:val="en-US"/>
     </w:rPr>
   </w:style>
   <w:style w:type="character" w:styleId="Bodytext13pt1">
@@ -11725,7 +11501,7 @@
       <w:sz w:val="11"/>
       <w:szCs w:val="11"/>
       <w:shd w:fill="FFFFFF" w:val="clear"/>
-      <w:lang w:val="en-US" w:eastAsia="en-US"/>
+      <w:lang w:val="vi-VN" w:eastAsia="vi-VN"/>
     </w:rPr>
   </w:style>
   <w:style w:type="character" w:styleId="Bodytext4pt4">
@@ -11735,7 +11511,7 @@
       <w:sz w:val="8"/>
       <w:szCs w:val="8"/>
       <w:shd w:fill="FFFFFF" w:val="clear"/>
-      <w:lang w:val="en-US" w:eastAsia="en-US"/>
+      <w:lang w:val="vi-VN" w:eastAsia="vi-VN"/>
     </w:rPr>
   </w:style>
   <w:style w:type="character" w:styleId="Bodytext115pt7">
@@ -11745,6 +11521,7 @@
       <w:sz w:val="23"/>
       <w:szCs w:val="23"/>
       <w:shd w:fill="FFFFFF" w:val="clear"/>
+      <w:lang w:val="en-US"/>
     </w:rPr>
   </w:style>
   <w:style w:type="character" w:styleId="BodytextSpacing-2pt">
@@ -11753,6 +11530,7 @@
     <w:rPr>
       <w:spacing w:val="-40"/>
       <w:shd w:fill="FFFFFF" w:val="clear"/>
+      <w:lang w:val="en-US"/>
     </w:rPr>
   </w:style>
   <w:style w:type="character" w:styleId="Bodytext135pt1">
@@ -11762,6 +11540,7 @@
       <w:sz w:val="27"/>
       <w:szCs w:val="27"/>
       <w:shd w:fill="FFFFFF" w:val="clear"/>
+      <w:lang w:val="en-US"/>
     </w:rPr>
   </w:style>
   <w:style w:type="character" w:styleId="Tablecaption6">
@@ -11771,7 +11550,7 @@
       <w:sz w:val="22"/>
       <w:szCs w:val="22"/>
       <w:shd w:fill="FFFFFF" w:val="clear"/>
-      <w:lang w:val="en-US" w:eastAsia="en-US" w:bidi="ar-SA"/>
+      <w:lang w:val="vi-VN" w:eastAsia="vi-VN" w:bidi="ar-SA"/>
     </w:rPr>
   </w:style>
   <w:style w:type="character" w:styleId="Tablecaption65pt">
@@ -11783,7 +11562,7 @@
       <w:sz w:val="10"/>
       <w:szCs w:val="10"/>
       <w:shd w:fill="FFFFFF" w:val="clear"/>
-      <w:lang w:val="en-US" w:eastAsia="en-US"/>
+      <w:lang w:val="vi-VN" w:eastAsia="vi-VN"/>
     </w:rPr>
   </w:style>
   <w:style w:type="character" w:styleId="TablecaptionItalic">
@@ -11793,6 +11572,7 @@
       <w:i/>
       <w:iCs/>
       <w:shd w:fill="FFFFFF" w:val="clear"/>
+      <w:lang w:val="en-US"/>
     </w:rPr>
   </w:style>
   <w:style w:type="character" w:styleId="BodytextGaramond">
@@ -11839,7 +11619,7 @@
       <w:sz w:val="8"/>
       <w:szCs w:val="8"/>
       <w:shd w:fill="FFFFFF" w:val="clear"/>
-      <w:lang w:val="en-US" w:eastAsia="en-US"/>
+      <w:lang w:val="vi-VN" w:eastAsia="vi-VN"/>
     </w:rPr>
   </w:style>
   <w:style w:type="character" w:styleId="Bodytext11pt3">
@@ -11870,6 +11650,7 @@
       <w:sz w:val="20"/>
       <w:szCs w:val="20"/>
       <w:shd w:fill="FFFFFF" w:val="clear"/>
+      <w:lang w:val="en-US"/>
     </w:rPr>
   </w:style>
   <w:style w:type="character" w:styleId="Bodytext91">
@@ -11931,6 +11712,7 @@
     <w:qFormat/>
     <w:rPr>
       <w:shd w:fill="FFFFFF" w:val="clear"/>
+      <w:lang w:val="en-US"/>
     </w:rPr>
   </w:style>
   <w:style w:type="character" w:styleId="BodytextItalic1">
@@ -11970,7 +11752,7 @@
       <w:sz w:val="15"/>
       <w:szCs w:val="15"/>
       <w:shd w:fill="FFFFFF" w:val="clear"/>
-      <w:lang w:val="en-US" w:eastAsia="en-US"/>
+      <w:lang w:val="vi-VN" w:eastAsia="vi-VN"/>
     </w:rPr>
   </w:style>
   <w:style w:type="character" w:styleId="Bodytext45pt5">
@@ -11982,7 +11764,7 @@
       <w:sz w:val="9"/>
       <w:szCs w:val="9"/>
       <w:shd w:fill="FFFFFF" w:val="clear"/>
-      <w:lang w:val="en-US" w:eastAsia="en-US"/>
+      <w:lang w:val="vi-VN" w:eastAsia="vi-VN"/>
     </w:rPr>
   </w:style>
   <w:style w:type="character" w:styleId="BodytextCourierNew">
@@ -11995,7 +11777,7 @@
       <w:sz w:val="8"/>
       <w:szCs w:val="8"/>
       <w:shd w:fill="FFFFFF" w:val="clear"/>
-      <w:lang w:val="en-US" w:eastAsia="en-US"/>
+      <w:lang w:val="vi-VN" w:eastAsia="vi-VN"/>
     </w:rPr>
   </w:style>
   <w:style w:type="character" w:styleId="Bodytext4pt3">
@@ -12059,7 +11841,7 @@
       <w:sz w:val="9"/>
       <w:szCs w:val="9"/>
       <w:shd w:fill="FFFFFF" w:val="clear"/>
-      <w:lang w:val="en-US" w:eastAsia="en-US"/>
+      <w:lang w:val="vi-VN" w:eastAsia="vi-VN"/>
     </w:rPr>
   </w:style>
   <w:style w:type="character" w:styleId="Tablecaption22">
@@ -12125,6 +11907,7 @@
       <w:sz w:val="12"/>
       <w:szCs w:val="12"/>
       <w:shd w:fill="FFFFFF" w:val="clear"/>
+      <w:lang w:val="en-US"/>
     </w:rPr>
   </w:style>
   <w:style w:type="character" w:styleId="Bodytext41">
@@ -12132,6 +11915,7 @@
     <w:qFormat/>
     <w:rPr>
       <w:shd w:fill="FFFFFF" w:val="clear"/>
+      <w:lang w:val="en-US"/>
     </w:rPr>
   </w:style>
   <w:style w:type="character" w:styleId="Bodytext115pt4">
@@ -12152,6 +11936,7 @@
       <w:sz w:val="13"/>
       <w:szCs w:val="13"/>
       <w:shd w:fill="FFFFFF" w:val="clear"/>
+      <w:lang w:val="en-US"/>
     </w:rPr>
   </w:style>
   <w:style w:type="character" w:styleId="Bodytext125pt">
@@ -12171,6 +11956,7 @@
       <w:sz w:val="23"/>
       <w:szCs w:val="23"/>
       <w:shd w:fill="FFFFFF" w:val="clear"/>
+      <w:lang w:val="en-US"/>
     </w:rPr>
   </w:style>
   <w:style w:type="character" w:styleId="Bodytext9pt1">
@@ -12182,7 +11968,7 @@
       <w:sz w:val="18"/>
       <w:szCs w:val="18"/>
       <w:shd w:fill="FFFFFF" w:val="clear"/>
-      <w:lang w:val="en-US" w:eastAsia="en-US"/>
+      <w:lang w:val="vi-VN" w:eastAsia="vi-VN"/>
     </w:rPr>
   </w:style>
   <w:style w:type="character" w:styleId="Heading122">
@@ -12205,7 +11991,7 @@
       <w:sz w:val="8"/>
       <w:szCs w:val="8"/>
       <w:shd w:fill="FFFFFF" w:val="clear"/>
-      <w:lang w:val="en-US" w:eastAsia="en-US"/>
+      <w:lang w:val="vi-VN" w:eastAsia="vi-VN"/>
     </w:rPr>
   </w:style>
   <w:style w:type="character" w:styleId="Bodytext5pt1">
@@ -12215,7 +12001,7 @@
       <w:sz w:val="10"/>
       <w:szCs w:val="10"/>
       <w:shd w:fill="FFFFFF" w:val="clear"/>
-      <w:lang w:val="en-US" w:eastAsia="en-US"/>
+      <w:lang w:val="vi-VN" w:eastAsia="vi-VN"/>
     </w:rPr>
   </w:style>
   <w:style w:type="character" w:styleId="Bodytext11pt1">
@@ -12237,7 +12023,7 @@
       <w:sz w:val="8"/>
       <w:szCs w:val="8"/>
       <w:shd w:fill="FFFFFF" w:val="clear"/>
-      <w:lang w:val="en-US" w:eastAsia="en-US"/>
+      <w:lang w:val="vi-VN" w:eastAsia="vi-VN"/>
     </w:rPr>
   </w:style>
   <w:style w:type="character" w:styleId="Bodytext222">
@@ -12276,7 +12062,7 @@
     <w:qFormat/>
     <w:rPr>
       <w:shd w:fill="FFFFFF" w:val="clear"/>
-      <w:lang w:val="en-US" w:eastAsia="en-US" w:bidi="ar-SA"/>
+      <w:lang w:val="vi-VN" w:eastAsia="vi-VN" w:bidi="ar-SA"/>
     </w:rPr>
   </w:style>
   <w:style w:type="character" w:styleId="Tablecaption7Italic">
@@ -12286,7 +12072,7 @@
       <w:i/>
       <w:iCs/>
       <w:shd w:fill="FFFFFF" w:val="clear"/>
-      <w:lang w:val="en-US" w:eastAsia="en-US"/>
+      <w:lang w:val="vi-VN" w:eastAsia="vi-VN"/>
     </w:rPr>
   </w:style>
   <w:style w:type="character" w:styleId="Bodytext4pt2">
@@ -12314,7 +12100,7 @@
       <w:sz w:val="8"/>
       <w:szCs w:val="8"/>
       <w:shd w:fill="FFFFFF" w:val="clear"/>
-      <w:lang w:val="en-US" w:eastAsia="en-US"/>
+      <w:lang w:val="vi-VN" w:eastAsia="vi-VN"/>
     </w:rPr>
   </w:style>
   <w:style w:type="character" w:styleId="BodytextTahoma1">
@@ -12332,7 +12118,7 @@
     <w:qFormat/>
     <w:rPr>
       <w:shd w:fill="FFFFFF" w:val="clear"/>
-      <w:lang w:val="en-US" w:eastAsia="en-US"/>
+      <w:lang w:val="vi-VN" w:eastAsia="vi-VN"/>
     </w:rPr>
   </w:style>
   <w:style w:type="character" w:styleId="BodytextGeorgia">
@@ -12368,7 +12154,7 @@
       <w:sz w:val="23"/>
       <w:szCs w:val="23"/>
       <w:shd w:fill="FFFFFF" w:val="clear"/>
-      <w:lang w:val="en-US" w:eastAsia="en-US"/>
+      <w:lang w:val="vi-VN" w:eastAsia="vi-VN"/>
     </w:rPr>
   </w:style>
   <w:style w:type="character" w:styleId="fontstyle01">
@@ -12398,6 +12184,7 @@
     <w:rPr>
       <w:b/>
       <w:sz w:val="28"/>
+      <w:lang w:val="en-US"/>
     </w:rPr>
   </w:style>
   <w:style w:type="character" w:styleId="HeadingCharChar">
@@ -12410,7 +12197,7 @@
       <w:color w:val="000000"/>
       <w:sz w:val="30"/>
       <w:szCs w:val="24"/>
-      <w:lang w:val="en-US"/>
+      <w:lang w:val="vi-VN"/>
     </w:rPr>
   </w:style>
   <w:style w:type="character" w:styleId="2headlineChar">
@@ -12437,7 +12224,7 @@
       <w:color w:val="000000"/>
       <w:sz w:val="28"/>
       <w:szCs w:val="28"/>
-      <w:lang w:bidi="ar-SA"/>
+      <w:lang w:val="en-US" w:bidi="ar-SA"/>
     </w:rPr>
   </w:style>
   <w:style w:type="character" w:styleId="m2Char">
@@ -12449,7 +12236,7 @@
       <w:i/>
       <w:sz w:val="28"/>
       <w:szCs w:val="22"/>
-      <w:lang w:bidi="ar-SA"/>
+      <w:lang w:val="en-US" w:bidi="ar-SA"/>
     </w:rPr>
   </w:style>
   <w:style w:type="character" w:styleId="CharChar14">
@@ -12462,7 +12249,7 @@
       <w:color w:val="000000"/>
       <w:sz w:val="30"/>
       <w:szCs w:val="24"/>
-      <w:lang w:val="en-US"/>
+      <w:lang w:val="vi-VN"/>
     </w:rPr>
   </w:style>
   <w:style w:type="character" w:styleId="2headlineChar1">
@@ -12504,6 +12291,7 @@
     <w:rPr>
       <w:sz w:val="24"/>
       <w:szCs w:val="24"/>
+      <w:lang w:val="en-US"/>
     </w:rPr>
   </w:style>
   <w:style w:type="character" w:styleId="H1CharChar">
@@ -12549,7 +12337,7 @@
     <w:rPr>
       <w:sz w:val="28"/>
       <w:szCs w:val="28"/>
-      <w:lang w:bidi="ar-SA"/>
+      <w:lang w:val="en-US" w:bidi="ar-SA"/>
     </w:rPr>
   </w:style>
   <w:style w:type="character" w:styleId="footCharChar">
@@ -12584,7 +12372,7 @@
       <w:color w:val="000000"/>
       <w:sz w:val="16"/>
       <w:szCs w:val="16"/>
-      <w:lang w:bidi="ar-SA"/>
+      <w:lang w:val="en-US" w:bidi="ar-SA"/>
     </w:rPr>
   </w:style>
   <w:style w:type="character" w:styleId="EndnoteTextChar">
@@ -12601,14 +12389,14 @@
     <w:qFormat/>
     <w:rPr>
       <w:rFonts w:ascii="Courier New" w:hAnsi="Courier New" w:cs="Courier New"/>
-      <w:lang w:bidi="ar-SA"/>
+      <w:lang w:val="en-US" w:bidi="ar-SA"/>
     </w:rPr>
   </w:style>
   <w:style w:type="character" w:styleId="E-mailSignatureChar">
     <w:name w:val="E-mail Signature Char"/>
     <w:qFormat/>
     <w:rPr>
-      <w:lang w:bidi="ar-SA"/>
+      <w:lang w:val="en-US" w:bidi="ar-SA"/>
     </w:rPr>
   </w:style>
   <w:style w:type="character" w:styleId="BodyTextFirstIndentChar">
@@ -12620,7 +12408,7 @@
       <w:bCs/>
       <w:sz w:val="28"/>
       <w:szCs w:val="28"/>
-      <w:lang w:bidi="ar-SA"/>
+      <w:lang w:val="en-US" w:bidi="ar-SA"/>
     </w:rPr>
   </w:style>
   <w:style w:type="character" w:styleId="BodyTextFirstIndent2Char">
@@ -12630,21 +12418,21 @@
       <w:rFonts w:ascii=".VnTime" w:hAnsi=".VnTime" w:cs="Times New Roman"/>
       <w:sz w:val="20"/>
       <w:szCs w:val="20"/>
-      <w:lang w:bidi="ar-SA"/>
+      <w:lang w:val="en-US" w:bidi="ar-SA"/>
     </w:rPr>
   </w:style>
   <w:style w:type="character" w:styleId="ClosingChar">
     <w:name w:val="Closing Char"/>
     <w:qFormat/>
     <w:rPr>
-      <w:lang w:bidi="ar-SA"/>
+      <w:lang w:val="en-US" w:bidi="ar-SA"/>
     </w:rPr>
   </w:style>
   <w:style w:type="character" w:styleId="DateChar">
     <w:name w:val="Date Char"/>
     <w:qFormat/>
     <w:rPr>
-      <w:lang w:bidi="ar-SA"/>
+      <w:lang w:val="en-US" w:bidi="ar-SA"/>
     </w:rPr>
   </w:style>
   <w:style w:type="character" w:styleId="HTMLAddressChar">
@@ -12653,7 +12441,7 @@
     <w:rPr>
       <w:i/>
       <w:iCs/>
-      <w:lang w:bidi="ar-SA"/>
+      <w:lang w:val="en-US" w:bidi="ar-SA"/>
     </w:rPr>
   </w:style>
   <w:style w:type="character" w:styleId="MessageHeaderChar">
@@ -12663,28 +12451,28 @@
       <w:rFonts w:ascii="Arial" w:hAnsi="Arial" w:cs="Arial"/>
       <w:sz w:val="24"/>
       <w:szCs w:val="24"/>
-      <w:lang w:bidi="ar-SA"/>
+      <w:lang w:val="en-US" w:bidi="ar-SA"/>
     </w:rPr>
   </w:style>
   <w:style w:type="character" w:styleId="NoteHeadingChar">
     <w:name w:val="Note Heading Char"/>
     <w:qFormat/>
     <w:rPr>
-      <w:lang w:bidi="ar-SA"/>
+      <w:lang w:val="en-US" w:bidi="ar-SA"/>
     </w:rPr>
   </w:style>
   <w:style w:type="character" w:styleId="SalutationChar">
     <w:name w:val="Salutation Char"/>
     <w:qFormat/>
     <w:rPr>
-      <w:lang w:bidi="ar-SA"/>
+      <w:lang w:val="en-US" w:bidi="ar-SA"/>
     </w:rPr>
   </w:style>
   <w:style w:type="character" w:styleId="SignatureChar">
     <w:name w:val="Signature Char"/>
     <w:qFormat/>
     <w:rPr>
-      <w:lang w:bidi="ar-SA"/>
+      <w:lang w:val="en-US" w:bidi="ar-SA"/>
     </w:rPr>
   </w:style>
   <w:style w:type="character" w:styleId="Bodytext4NotItalic">
@@ -12716,7 +12504,7 @@
       <w:color w:val="000000"/>
       <w:sz w:val="22"/>
       <w:szCs w:val="24"/>
-      <w:lang w:bidi="ar-SA"/>
+      <w:lang w:val="en-US" w:bidi="ar-SA"/>
     </w:rPr>
   </w:style>
   <w:style w:type="character" w:styleId="88Char">
@@ -12726,7 +12514,7 @@
       <w:rFonts w:ascii="Arial" w:hAnsi="Arial" w:cs="Arial"/>
       <w:sz w:val="24"/>
       <w:szCs w:val="24"/>
-      <w:lang w:val="en-US" w:bidi="ar-SA"/>
+      <w:lang w:val="vi-VN" w:bidi="ar-SA"/>
     </w:rPr>
   </w:style>
   <w:style w:type="character" w:styleId="1ngoacChar">
@@ -12736,7 +12524,7 @@
       <w:rFonts w:ascii="Arial" w:hAnsi="Arial" w:cs="Arial"/>
       <w:sz w:val="24"/>
       <w:szCs w:val="24"/>
-      <w:lang w:bidi="ar-SA"/>
+      <w:lang w:val="en-US" w:bidi="ar-SA"/>
     </w:rPr>
   </w:style>
   <w:style w:type="character" w:styleId="168Char">
@@ -12747,7 +12535,7 @@
       <w:bCs/>
       <w:sz w:val="24"/>
       <w:szCs w:val="24"/>
-      <w:lang w:val="en-US" w:bidi="ar-SA"/>
+      <w:lang w:val="vi-VN" w:bidi="ar-SA"/>
     </w:rPr>
   </w:style>
   <w:style w:type="character" w:styleId="1congoacChar">
@@ -12757,7 +12545,7 @@
       <w:rFonts w:ascii="Arial" w:hAnsi="Arial" w:cs="Arial"/>
       <w:sz w:val="24"/>
       <w:szCs w:val="24"/>
-      <w:lang w:bidi="ar-SA"/>
+      <w:lang w:val="en-US" w:bidi="ar-SA"/>
     </w:rPr>
   </w:style>
   <w:style w:type="character" w:styleId="ANgoacChar">
@@ -12767,7 +12555,7 @@
       <w:rFonts w:ascii="Arial" w:hAnsi="Arial" w:cs="Arial"/>
       <w:sz w:val="24"/>
       <w:szCs w:val="24"/>
-      <w:lang w:val="en-US" w:bidi="ar-SA"/>
+      <w:lang w:val="vi-VN" w:bidi="ar-SA"/>
     </w:rPr>
   </w:style>
   <w:style w:type="character" w:styleId="248Char">
@@ -12778,7 +12566,7 @@
       <w:bCs/>
       <w:sz w:val="24"/>
       <w:szCs w:val="24"/>
-      <w:lang w:val="en-US" w:bidi="ar-SA"/>
+      <w:lang w:val="vi-VN" w:bidi="ar-SA"/>
     </w:rPr>
   </w:style>
   <w:style w:type="character" w:styleId="368Char">
@@ -12789,7 +12577,7 @@
       <w:bCs/>
       <w:sz w:val="24"/>
       <w:szCs w:val="24"/>
-      <w:lang w:bidi="ar-SA"/>
+      <w:lang w:val="en-US" w:bidi="ar-SA"/>
     </w:rPr>
   </w:style>
   <w:style w:type="character" w:styleId="08Char">
@@ -12798,7 +12586,7 @@
     <w:rPr>
       <w:rFonts w:ascii="Arial" w:hAnsi="Arial" w:cs="Arial"/>
       <w:sz w:val="24"/>
-      <w:lang w:val="en-US" w:bidi="ar-SA"/>
+      <w:lang w:val="vi-VN" w:bidi="ar-SA"/>
     </w:rPr>
   </w:style>
   <w:style w:type="character" w:styleId="0BangChar">
@@ -12808,7 +12596,7 @@
       <w:rFonts w:ascii="Arial" w:hAnsi="Arial" w:cs="Arial"/>
       <w:b/>
       <w:sz w:val="24"/>
-      <w:lang w:val="en-US" w:bidi="ar-SA"/>
+      <w:lang w:val="vi-VN" w:bidi="ar-SA"/>
     </w:rPr>
   </w:style>
   <w:style w:type="character" w:styleId="CommentTextChar1">
@@ -12838,7 +12626,7 @@
       <w:b/>
       <w:sz w:val="24"/>
       <w:szCs w:val="22"/>
-      <w:lang w:val="en-US" w:bidi="ar-SA"/>
+      <w:lang w:val="vi-VN" w:bidi="ar-SA"/>
     </w:rPr>
   </w:style>
   <w:style w:type="character" w:styleId="BPhanMuclucChar">
@@ -12849,7 +12637,7 @@
       <w:b/>
       <w:sz w:val="24"/>
       <w:szCs w:val="22"/>
-      <w:lang w:val="en-US" w:bidi="ar-SA"/>
+      <w:lang w:val="vi-VN" w:bidi="ar-SA"/>
     </w:rPr>
   </w:style>
   <w:style w:type="character" w:styleId="Style4Char">
@@ -12861,7 +12649,7 @@
       <w:kern w:val="2"/>
       <w:sz w:val="28"/>
       <w:szCs w:val="28"/>
-      <w:lang w:bidi="ar-SA"/>
+      <w:lang w:val="en-US" w:bidi="ar-SA"/>
     </w:rPr>
   </w:style>
   <w:style w:type="character" w:styleId="1phanChar">
@@ -12872,7 +12660,7 @@
       <w:b/>
       <w:sz w:val="24"/>
       <w:szCs w:val="24"/>
-      <w:lang w:bidi="ar-SA"/>
+      <w:lang w:val="en-US" w:bidi="ar-SA"/>
     </w:rPr>
   </w:style>
   <w:style w:type="character" w:styleId="016Char">
@@ -12882,7 +12670,7 @@
       <w:rFonts w:ascii="Arial" w:hAnsi="Arial" w:cs="Arial"/>
       <w:b/>
       <w:sz w:val="24"/>
-      <w:lang w:bidi="ar-SA"/>
+      <w:lang w:val="en-US" w:bidi="ar-SA"/>
     </w:rPr>
   </w:style>
   <w:style w:type="character" w:styleId="3chamChar">
@@ -12892,7 +12680,7 @@
       <w:rFonts w:ascii="Arial" w:hAnsi="Arial" w:cs="Arial"/>
       <w:b/>
       <w:sz w:val="24"/>
-      <w:lang w:bidi="ar-SA"/>
+      <w:lang w:val="en-US" w:bidi="ar-SA"/>
     </w:rPr>
   </w:style>
   <w:style w:type="character" w:styleId="StyleArial12ptBoldJustifiedLeft0cmHanging195cmChar">
@@ -12903,7 +12691,7 @@
       <w:b/>
       <w:bCs/>
       <w:sz w:val="24"/>
-      <w:lang w:bidi="ar-SA"/>
+      <w:lang w:val="en-US" w:bidi="ar-SA"/>
     </w:rPr>
   </w:style>
   <w:style w:type="character" w:styleId="3cham1Char">
@@ -12913,7 +12701,7 @@
       <w:rFonts w:ascii="Arial" w:hAnsi="Arial" w:eastAsia="Malgun Gothic" w:cs="Arial"/>
       <w:sz w:val="24"/>
       <w:szCs w:val="24"/>
-      <w:lang w:bidi="ar-SA"/>
+      <w:lang w:val="en-US" w:bidi="ar-SA"/>
     </w:rPr>
   </w:style>
   <w:style w:type="character" w:styleId="NORMAL1Char">
@@ -12934,7 +12722,7 @@
       <w:rFonts w:ascii="Arial" w:hAnsi="Arial" w:eastAsia="MS Mincho" w:cs="Arial"/>
       <w:sz w:val="24"/>
       <w:szCs w:val="24"/>
-      <w:lang w:val="en-US" w:bidi="ar-SA"/>
+      <w:lang w:val="vi-VN" w:bidi="ar-SA"/>
     </w:rPr>
   </w:style>
   <w:style w:type="character" w:styleId="NORMAL111Char">
@@ -12944,7 +12732,7 @@
       <w:rFonts w:ascii="Arial" w:hAnsi="Arial" w:cs="Arial"/>
       <w:sz w:val="24"/>
       <w:szCs w:val="24"/>
-      <w:lang w:bidi="ar-SA"/>
+      <w:lang w:val="en-US" w:bidi="ar-SA"/>
     </w:rPr>
   </w:style>
   <w:style w:type="character" w:styleId="NORMAL1Char1">
@@ -12954,7 +12742,7 @@
       <w:rFonts w:ascii="Arial" w:hAnsi="Arial" w:cs="Arial"/>
       <w:sz w:val="24"/>
       <w:szCs w:val="24"/>
-      <w:lang w:bidi="ar-SA"/>
+      <w:lang w:val="en-US" w:bidi="ar-SA"/>
     </w:rPr>
   </w:style>
   <w:style w:type="character" w:styleId="normal1indentChar">
@@ -12969,7 +12757,7 @@
     <w:rPr>
       <w:rFonts w:ascii="VNTime" w:hAnsi="VNTime" w:cs="VNTime"/>
       <w:sz w:val="22"/>
-      <w:lang w:bidi="ar-SA"/>
+      <w:lang w:val="en-US" w:bidi="ar-SA"/>
     </w:rPr>
   </w:style>
   <w:style w:type="character" w:styleId="texChar">
@@ -12977,7 +12765,7 @@
     <w:qFormat/>
     <w:rPr>
       <w:rFonts w:ascii="VNTime" w:hAnsi="VNTime" w:cs="VNTime"/>
-      <w:lang w:bidi="ar-SA"/>
+      <w:lang w:val="en-US" w:bidi="ar-SA"/>
     </w:rPr>
   </w:style>
   <w:style w:type="character" w:styleId="ChapterCharChar">
@@ -13010,7 +12798,7 @@
       <w:rFonts w:ascii=".VnTime" w:hAnsi=".VnTime" w:cs=".VnTime"/>
       <w:sz w:val="28"/>
       <w:szCs w:val="28"/>
-      <w:lang w:bidi="ar-SA"/>
+      <w:lang w:val="en-US" w:bidi="ar-SA"/>
     </w:rPr>
   </w:style>
   <w:style w:type="character" w:styleId="Vnbnnidung">
@@ -13080,7 +12868,7 @@
       <w:rFonts w:eastAsia="Calibri"/>
       <w:sz w:val="28"/>
       <w:szCs w:val="22"/>
-      <w:lang w:bidi="ar-SA"/>
+      <w:lang w:val="en-US" w:bidi="ar-SA"/>
     </w:rPr>
   </w:style>
   <w:style w:type="character" w:styleId="Vnbnnidung2">
@@ -13090,7 +12878,7 @@
       <w:rFonts w:eastAsia="Calibri"/>
       <w:sz w:val="28"/>
       <w:szCs w:val="22"/>
-      <w:lang w:bidi="ar-SA"/>
+      <w:lang w:val="en-US" w:bidi="ar-SA"/>
     </w:rPr>
   </w:style>
   <w:style w:type="character" w:styleId="Vnbnnidung5">
@@ -13261,7 +13049,7 @@
       <w:b/>
       <w:sz w:val="32"/>
       <w:szCs w:val="26"/>
-      <w:lang w:val="en-US" w:eastAsia="en-US"/>
+      <w:lang w:val="vi-VN" w:eastAsia="vi-VN"/>
     </w:rPr>
   </w:style>
   <w:style w:type="paragraph" w:styleId="BodyText212">
@@ -13308,8 +13096,8 @@
       <w:suppressLineNumbers/>
       <w:tabs>
         <w:tab w:val="clear" w:pos="709"/>
-        <w:tab w:val="center" w:pos="4986" w:leader="none"/>
-        <w:tab w:val="right" w:pos="9972" w:leader="none"/>
+        <w:tab w:val="center" w:pos="4819" w:leader="none"/>
+        <w:tab w:val="right" w:pos="9638" w:leader="none"/>
       </w:tabs>
     </w:pPr>
     <w:rPr/>
@@ -14433,7 +14221,7 @@
     <w:rPr>
       <w:sz w:val="20"/>
       <w:szCs w:val="20"/>
-      <w:lang w:val="en-AU" w:eastAsia="en-US"/>
+      <w:lang w:val="en-AU" w:eastAsia="vi-VN"/>
     </w:rPr>
   </w:style>
   <w:style w:type="paragraph" w:styleId="Style11">
@@ -14507,7 +14295,7 @@
     </w:pPr>
     <w:rPr>
       <w:spacing w:val="-10"/>
-      <w:lang w:val="en-US" w:eastAsia="en-US"/>
+      <w:lang w:val="vi-VN" w:eastAsia="vi-VN"/>
     </w:rPr>
   </w:style>
   <w:style w:type="paragraph" w:styleId="TOC2">
@@ -14524,7 +14312,7 @@
       <w:rFonts w:ascii="Arial" w:hAnsi="Arial" w:cs="Arial"/>
       <w:sz w:val="25"/>
       <w:szCs w:val="25"/>
-      <w:lang w:val="en-US" w:eastAsia="en-US"/>
+      <w:lang w:val="vi-VN" w:eastAsia="vi-VN"/>
     </w:rPr>
   </w:style>
   <w:style w:type="paragraph" w:styleId="TOC3">
@@ -15065,7 +14853,7 @@
       <w:color w:val="000000"/>
       <w:sz w:val="24"/>
       <w:szCs w:val="24"/>
-      <w:lang w:bidi="ar-SA" w:val="en-US" w:eastAsia="zh-CN"/>
+      <w:lang w:val="en-US" w:bidi="ar-SA" w:eastAsia="zh-CN"/>
     </w:rPr>
   </w:style>
   <w:style w:type="paragraph" w:styleId="Char1CharCharChar1CharCharChar">
@@ -15540,7 +15328,7 @@
       <w:color w:val="auto"/>
       <w:sz w:val="32"/>
       <w:szCs w:val="32"/>
-      <w:lang w:bidi="ar-SA" w:val="en-US" w:eastAsia="zh-CN"/>
+      <w:lang w:val="en-US" w:bidi="ar-SA" w:eastAsia="zh-CN"/>
     </w:rPr>
   </w:style>
   <w:style w:type="paragraph" w:styleId="than">
@@ -15558,7 +15346,7 @@
       <w:color w:val="auto"/>
       <w:sz w:val="28"/>
       <w:szCs w:val="28"/>
-      <w:lang w:bidi="ar-SA" w:val="en-US" w:eastAsia="zh-CN"/>
+      <w:lang w:val="en-US" w:bidi="ar-SA" w:eastAsia="zh-CN"/>
     </w:rPr>
   </w:style>
   <w:style w:type="paragraph" w:styleId="tenmon">
@@ -15576,7 +15364,7 @@
       <w:color w:val="auto"/>
       <w:sz w:val="28"/>
       <w:szCs w:val="28"/>
-      <w:lang w:bidi="ar-SA" w:val="en-US" w:eastAsia="zh-CN"/>
+      <w:lang w:val="en-US" w:bidi="ar-SA" w:eastAsia="zh-CN"/>
     </w:rPr>
   </w:style>
   <w:style w:type="paragraph" w:styleId="bang1">
@@ -15592,7 +15380,7 @@
       <w:color w:val="auto"/>
       <w:sz w:val="28"/>
       <w:szCs w:val="28"/>
-      <w:lang w:bidi="ar-SA" w:val="en-US" w:eastAsia="zh-CN"/>
+      <w:lang w:val="en-US" w:bidi="ar-SA" w:eastAsia="zh-CN"/>
     </w:rPr>
   </w:style>
   <w:style w:type="paragraph" w:styleId="bang2">
@@ -15607,7 +15395,7 @@
       <w:color w:val="auto"/>
       <w:sz w:val="28"/>
       <w:szCs w:val="28"/>
-      <w:lang w:bidi="ar-SA" w:val="en-US" w:eastAsia="zh-CN"/>
+      <w:lang w:val="en-US" w:bidi="ar-SA" w:eastAsia="zh-CN"/>
     </w:rPr>
   </w:style>
   <w:style w:type="paragraph" w:styleId="bang21">
@@ -15634,7 +15422,7 @@
       <w:color w:val="auto"/>
       <w:sz w:val="36"/>
       <w:szCs w:val="36"/>
-      <w:lang w:bidi="ar-SA" w:val="en-US" w:eastAsia="zh-CN"/>
+      <w:lang w:val="en-US" w:bidi="ar-SA" w:eastAsia="zh-CN"/>
     </w:rPr>
   </w:style>
   <w:style w:type="paragraph" w:styleId="bang3">
@@ -15650,7 +15438,7 @@
       <w:color w:val="auto"/>
       <w:sz w:val="28"/>
       <w:szCs w:val="28"/>
-      <w:lang w:bidi="ar-SA" w:val="en-US" w:eastAsia="zh-CN"/>
+      <w:lang w:val="en-US" w:bidi="ar-SA" w:eastAsia="zh-CN"/>
     </w:rPr>
   </w:style>
   <w:style w:type="paragraph" w:styleId="BodyTextFirstIndent2">
@@ -15807,7 +15595,7 @@
       <w:color w:val="auto"/>
       <w:sz w:val="24"/>
       <w:szCs w:val="24"/>
-      <w:lang w:bidi="ar-SA" w:val="en-US" w:eastAsia="zh-CN"/>
+      <w:lang w:val="en-US" w:bidi="ar-SA" w:eastAsia="zh-CN"/>
     </w:rPr>
   </w:style>
   <w:style w:type="paragraph" w:styleId="i2">
@@ -15894,7 +15682,7 @@
       <w:color w:val="auto"/>
       <w:sz w:val="26"/>
       <w:szCs w:val="26"/>
-      <w:lang w:bidi="ar-SA" w:val="en-US" w:eastAsia="zh-CN"/>
+      <w:lang w:val="en-US" w:bidi="ar-SA" w:eastAsia="zh-CN"/>
     </w:rPr>
   </w:style>
   <w:style w:type="paragraph" w:styleId="Form">
@@ -16036,7 +15824,7 @@
       <w:color w:val="auto"/>
       <w:sz w:val="28"/>
       <w:szCs w:val="28"/>
-      <w:lang w:bidi="ar-SA" w:val="en-US" w:eastAsia="zh-CN"/>
+      <w:lang w:val="en-US" w:bidi="ar-SA" w:eastAsia="zh-CN"/>
     </w:rPr>
   </w:style>
   <w:style w:type="paragraph" w:styleId="TieuDeMuc">
@@ -16054,7 +15842,7 @@
       <w:color w:val="auto"/>
       <w:sz w:val="26"/>
       <w:szCs w:val="28"/>
-      <w:lang w:bidi="ar-SA" w:val="en-US" w:eastAsia="zh-CN"/>
+      <w:lang w:val="en-US" w:bidi="ar-SA" w:eastAsia="zh-CN"/>
     </w:rPr>
   </w:style>
   <w:style w:type="paragraph" w:styleId="Than1">
@@ -16082,7 +15870,7 @@
       <w:color w:val="auto"/>
       <w:sz w:val="24"/>
       <w:szCs w:val="24"/>
-      <w:lang w:bidi="ar-SA" w:val="en-US" w:eastAsia="zh-CN"/>
+      <w:lang w:val="en-US" w:bidi="ar-SA" w:eastAsia="zh-CN"/>
     </w:rPr>
   </w:style>
   <w:style w:type="paragraph" w:styleId="font5">
@@ -17628,7 +17416,7 @@
     <w:rPr>
       <w:sz w:val="20"/>
       <w:szCs w:val="20"/>
-      <w:lang w:val="en-AU" w:eastAsia="en-US"/>
+      <w:lang w:val="en-AU" w:eastAsia="vi-VN"/>
     </w:rPr>
   </w:style>
   <w:style w:type="paragraph" w:styleId="Char1CharChar11">
@@ -18248,7 +18036,7 @@
       <w:color w:val="auto"/>
       <w:sz w:val="20"/>
       <w:szCs w:val="20"/>
-      <w:lang w:bidi="ar-SA" w:val="en-US" w:eastAsia="zh-CN"/>
+      <w:lang w:val="en-US" w:bidi="ar-SA" w:eastAsia="zh-CN"/>
     </w:rPr>
   </w:style>
   <w:style w:type="paragraph" w:styleId="MessageHeader">
@@ -18683,7 +18471,7 @@
       <w:color w:val="auto"/>
       <w:sz w:val="22"/>
       <w:szCs w:val="22"/>
-      <w:lang w:bidi="en-US" w:val="en-US" w:eastAsia="zh-CN"/>
+      <w:lang w:val="en-US" w:bidi="en-US" w:eastAsia="zh-CN"/>
     </w:rPr>
   </w:style>
   <w:style w:type="paragraph" w:styleId="Quote">
@@ -18756,7 +18544,7 @@
       <w:vanish/>
       <w:sz w:val="16"/>
       <w:szCs w:val="16"/>
-      <w:lang w:val="en-US" w:eastAsia="en-US"/>
+      <w:lang w:val="vi-VN" w:eastAsia="vi-VN"/>
     </w:rPr>
   </w:style>
   <w:style w:type="paragraph" w:styleId="CharCharCharCharCharChar1CharCharChar">
@@ -23759,7 +23547,7 @@
       <w:kern w:val="2"/>
       <w:sz w:val="28"/>
       <w:szCs w:val="28"/>
-      <w:lang w:bidi="ar-SA" w:val="en-US" w:eastAsia="zh-CN"/>
+      <w:lang w:val="en-US" w:bidi="ar-SA" w:eastAsia="zh-CN"/>
     </w:rPr>
   </w:style>
   <w:style w:type="paragraph" w:styleId="Headline">
@@ -23778,7 +23566,7 @@
       <w:kern w:val="2"/>
       <w:sz w:val="46"/>
       <w:szCs w:val="46"/>
-      <w:lang w:bidi="ar-SA" w:val="en-US" w:eastAsia="zh-CN"/>
+      <w:lang w:val="en-US" w:bidi="ar-SA" w:eastAsia="zh-CN"/>
     </w:rPr>
   </w:style>
   <w:style w:type="paragraph" w:styleId="PublicationName">
@@ -23799,7 +23587,7 @@
       <w:kern w:val="2"/>
       <w:sz w:val="32"/>
       <w:szCs w:val="32"/>
-      <w:lang w:bidi="ar-SA" w:val="en-US" w:eastAsia="zh-CN"/>
+      <w:lang w:val="en-US" w:bidi="ar-SA" w:eastAsia="zh-CN"/>
     </w:rPr>
   </w:style>
   <w:style w:type="paragraph" w:styleId="PublicationDate">
@@ -23819,7 +23607,7 @@
       <w:kern w:val="2"/>
       <w:sz w:val="28"/>
       <w:szCs w:val="28"/>
-      <w:lang w:bidi="ar-SA" w:val="en-US" w:eastAsia="zh-CN"/>
+      <w:lang w:val="en-US" w:bidi="ar-SA" w:eastAsia="zh-CN"/>
     </w:rPr>
   </w:style>
   <w:style w:type="paragraph" w:styleId="Name">
@@ -24352,7 +24140,7 @@
       <w:color w:val="auto"/>
       <w:sz w:val="28"/>
       <w:szCs w:val="28"/>
-      <w:lang w:bidi="ar-SA" w:val="en-US" w:eastAsia="zh-CN"/>
+      <w:lang w:val="en-US" w:bidi="ar-SA" w:eastAsia="zh-CN"/>
     </w:rPr>
   </w:style>
   <w:style w:type="paragraph" w:styleId="NumberedParagraphCharChar">
@@ -24944,7 +24732,7 @@
       <w:color w:val="FF0000"/>
       <w:sz w:val="28"/>
       <w:szCs w:val="28"/>
-      <w:lang w:val="vi-VN" w:eastAsia="en-US"/>
+      <w:lang w:val="vi-VN" w:eastAsia="vi-VN"/>
     </w:rPr>
   </w:style>
   <w:style w:type="paragraph" w:styleId="MERSskillsknowledge">
@@ -24972,7 +24760,7 @@
     </w:pPr>
     <w:rPr>
       <w:color w:val="000000"/>
-      <w:lang w:val="en-AU" w:eastAsia="en-US"/>
+      <w:lang w:val="en-AU" w:eastAsia="vi-VN"/>
     </w:rPr>
   </w:style>
   <w:style w:type="paragraph" w:styleId="t1">
@@ -25910,7 +25698,7 @@
       <w:color w:val="auto"/>
       <w:sz w:val="26"/>
       <w:szCs w:val="20"/>
-      <w:lang w:val="en-US" w:eastAsia="en-US" w:bidi="ar-SA"/>
+      <w:lang w:val="en-US" w:eastAsia="vi-VN" w:bidi="ar-SA"/>
     </w:rPr>
   </w:style>
   <w:style w:type="paragraph" w:styleId="Style9CharChar1">
@@ -25927,7 +25715,7 @@
       <w:rFonts w:ascii=".VnTime" w:hAnsi=".VnTime" w:cs=".VnTime"/>
       <w:sz w:val="26"/>
       <w:szCs w:val="24"/>
-      <w:lang w:val="it-IT" w:eastAsia="en-US"/>
+      <w:lang w:val="it-IT" w:eastAsia="vi-VN"/>
     </w:rPr>
   </w:style>
   <w:style w:type="paragraph" w:styleId="StyleTimesNewRomanFirstline127cmBefore3pt">
@@ -26101,7 +25889,7 @@
       <w:rFonts w:ascii=".VnTime" w:hAnsi=".VnTime" w:cs=".VnTime"/>
       <w:sz w:val="26"/>
       <w:szCs w:val="24"/>
-      <w:lang w:val="it-IT" w:eastAsia="en-US"/>
+      <w:lang w:val="it-IT" w:eastAsia="vi-VN"/>
     </w:rPr>
   </w:style>
   <w:style w:type="paragraph" w:styleId="Style9CharCharCharChar">
@@ -26450,7 +26238,7 @@
       <w:rFonts w:ascii="Arial" w:hAnsi="Arial" w:cs="Arial"/>
       <w:sz w:val="24"/>
       <w:szCs w:val="20"/>
-      <w:lang w:val="en-US"/>
+      <w:lang w:val="vi-VN"/>
     </w:rPr>
   </w:style>
   <w:style w:type="paragraph" w:styleId="1phan">
@@ -26938,7 +26726,7 @@
     <w:rPr>
       <w:rFonts w:ascii=".VnTime" w:hAnsi=".VnTime" w:cs=".VnTime"/>
       <w:szCs w:val="20"/>
-      <w:lang w:val="vi-VN" w:eastAsia="en-US"/>
+      <w:lang w:val="vi-VN" w:eastAsia="vi-VN"/>
     </w:rPr>
   </w:style>
   <w:style w:type="paragraph" w:styleId="GiuaCharChar">
@@ -26978,7 +26766,7 @@
     <w:rPr>
       <w:sz w:val="20"/>
       <w:szCs w:val="20"/>
-      <w:lang w:val="en-AU" w:eastAsia="en-US"/>
+      <w:lang w:val="en-AU" w:eastAsia="vi-VN"/>
     </w:rPr>
   </w:style>
   <w:style w:type="paragraph" w:styleId="CharCharCharCharCharCharCharCharCharCharCharCharCharCharCharCharCharCharCharCharChar">
@@ -26991,7 +26779,7 @@
     <w:rPr>
       <w:sz w:val="20"/>
       <w:szCs w:val="20"/>
-      <w:lang w:val="en-AU" w:eastAsia="en-US"/>
+      <w:lang w:val="en-AU" w:eastAsia="vi-VN"/>
     </w:rPr>
   </w:style>
   <w:style w:type="paragraph" w:styleId="MB">
@@ -27055,7 +26843,7 @@
       <w:color w:val="auto"/>
       <w:sz w:val="26"/>
       <w:szCs w:val="22"/>
-      <w:lang w:bidi="ar-SA" w:val="en-US" w:eastAsia="zh-CN"/>
+      <w:lang w:val="en-US" w:bidi="ar-SA" w:eastAsia="zh-CN"/>
     </w:rPr>
   </w:style>
   <w:style w:type="paragraph" w:styleId="ThongTu">
@@ -27070,7 +26858,7 @@
       <w:rFonts w:eastAsia="Batang"/>
       <w:bCs/>
       <w:color w:val="1F497D"/>
-      <w:lang w:val="en-US" w:eastAsia="en-US"/>
+      <w:lang w:val="vi-VN" w:eastAsia="vi-VN"/>
     </w:rPr>
   </w:style>
   <w:style w:type="paragraph" w:styleId="su">
@@ -27315,7 +27103,7 @@
       <w:color w:val="000000"/>
       <w:sz w:val="22"/>
       <w:szCs w:val="22"/>
-      <w:lang w:val="en-US" w:eastAsia="en-US"/>
+      <w:lang w:val="vi-VN" w:eastAsia="vi-VN"/>
     </w:rPr>
   </w:style>
   <w:style w:type="paragraph" w:styleId="8DakyCharCharChar">
@@ -27366,7 +27154,7 @@
       <w:color w:val="000000"/>
       <w:sz w:val="36"/>
       <w:szCs w:val="36"/>
-      <w:lang w:bidi="ar-SA" w:val="en-US" w:eastAsia="zh-CN"/>
+      <w:lang w:val="en-US" w:bidi="ar-SA" w:eastAsia="zh-CN"/>
     </w:rPr>
   </w:style>
   <w:style w:type="paragraph" w:styleId="10chutrongbang">
@@ -27405,7 +27193,7 @@
       <w:color w:val="000000"/>
       <w:sz w:val="26"/>
       <w:szCs w:val="20"/>
-      <w:lang w:bidi="ar-SA" w:val="en-US" w:eastAsia="zh-CN"/>
+      <w:lang w:val="en-US" w:bidi="ar-SA" w:eastAsia="zh-CN"/>
     </w:rPr>
   </w:style>
   <w:style w:type="paragraph" w:styleId="cChar1CharCharChar">
@@ -27498,7 +27286,7 @@
       <w:color w:val="000000"/>
       <w:sz w:val="22"/>
       <w:szCs w:val="20"/>
-      <w:lang w:bidi="ar-SA" w:val="en-US" w:eastAsia="zh-CN"/>
+      <w:lang w:val="en-US" w:bidi="ar-SA" w:eastAsia="zh-CN"/>
     </w:rPr>
   </w:style>
   <w:style w:type="paragraph" w:styleId="5somucCharChar">
@@ -27714,7 +27502,7 @@
       <w:color w:val="000000"/>
       <w:sz w:val="22"/>
       <w:szCs w:val="22"/>
-      <w:lang w:bidi="ar-SA" w:val="en-US" w:eastAsia="zh-CN"/>
+      <w:lang w:val="en-US" w:bidi="ar-SA" w:eastAsia="zh-CN"/>
     </w:rPr>
   </w:style>
   <w:style w:type="paragraph" w:styleId="DNtd1tencq">
@@ -27733,7 +27521,7 @@
       <w:color w:val="000000"/>
       <w:sz w:val="20"/>
       <w:szCs w:val="20"/>
-      <w:lang w:bidi="ar-SA" w:val="en-US" w:eastAsia="zh-CN"/>
+      <w:lang w:val="en-US" w:bidi="ar-SA" w:eastAsia="zh-CN"/>
     </w:rPr>
   </w:style>
   <w:style w:type="paragraph" w:styleId="tk">
@@ -27782,7 +27570,7 @@
       <w:color w:val="000000"/>
       <w:sz w:val="32"/>
       <w:szCs w:val="32"/>
-      <w:lang w:bidi="ar-SA" w:val="en-US" w:eastAsia="zh-CN"/>
+      <w:lang w:val="en-US" w:bidi="ar-SA" w:eastAsia="zh-CN"/>
     </w:rPr>
   </w:style>
   <w:style w:type="paragraph" w:styleId="cChar1">
@@ -27936,7 +27724,7 @@
       <w:color w:val="000000"/>
       <w:sz w:val="20"/>
       <w:szCs w:val="22"/>
-      <w:lang w:bidi="ar-SA" w:val="en-US" w:eastAsia="zh-CN"/>
+      <w:lang w:val="en-US" w:bidi="ar-SA" w:eastAsia="zh-CN"/>
     </w:rPr>
   </w:style>
   <w:style w:type="paragraph" w:styleId="DNkyCQky">
@@ -27959,7 +27747,7 @@
       <w:color w:val="auto"/>
       <w:sz w:val="20"/>
       <w:szCs w:val="20"/>
-      <w:lang w:bidi="ar-SA" w:val="en-US" w:eastAsia="zh-CN"/>
+      <w:lang w:val="en-US" w:bidi="ar-SA" w:eastAsia="zh-CN"/>
     </w:rPr>
   </w:style>
   <w:style w:type="paragraph" w:styleId="c1d">
@@ -28272,7 +28060,7 @@
       <w:color w:val="000000"/>
       <w:sz w:val="21"/>
       <w:szCs w:val="22"/>
-      <w:lang w:bidi="ar-SA" w:val="en-US" w:eastAsia="zh-CN"/>
+      <w:lang w:val="en-US" w:bidi="ar-SA" w:eastAsia="zh-CN"/>
     </w:rPr>
   </w:style>
   <w:style w:type="paragraph" w:styleId="DNbangtieude">
@@ -28291,7 +28079,7 @@
       <w:color w:val="000000"/>
       <w:sz w:val="21"/>
       <w:szCs w:val="22"/>
-      <w:lang w:bidi="ar-SA" w:val="en-US" w:eastAsia="zh-CN"/>
+      <w:lang w:val="en-US" w:bidi="ar-SA" w:eastAsia="zh-CN"/>
     </w:rPr>
   </w:style>
   <w:style w:type="paragraph" w:styleId="DNbieusauky">
@@ -28310,7 +28098,7 @@
       <w:color w:val="000000"/>
       <w:sz w:val="22"/>
       <w:szCs w:val="22"/>
-      <w:lang w:bidi="ar-SA" w:val="en-US" w:eastAsia="zh-CN"/>
+      <w:lang w:val="en-US" w:bidi="ar-SA" w:eastAsia="zh-CN"/>
     </w:rPr>
   </w:style>
   <w:style w:type="paragraph" w:styleId="DNkynguoiky">
@@ -28333,7 +28121,7 @@
       <w:color w:val="000000"/>
       <w:sz w:val="22"/>
       <w:szCs w:val="22"/>
-      <w:lang w:bidi="ar-SA" w:val="en-US" w:eastAsia="zh-CN"/>
+      <w:lang w:val="en-US" w:bidi="ar-SA" w:eastAsia="zh-CN"/>
     </w:rPr>
   </w:style>
   <w:style w:type="paragraph" w:styleId="DNnd3mucA">
@@ -28351,7 +28139,7 @@
       <w:color w:val="000000"/>
       <w:sz w:val="22"/>
       <w:szCs w:val="22"/>
-      <w:lang w:bidi="ar-SA" w:val="en-US" w:eastAsia="zh-CN"/>
+      <w:lang w:val="en-US" w:bidi="ar-SA" w:eastAsia="zh-CN"/>
     </w:rPr>
   </w:style>
   <w:style w:type="paragraph" w:styleId="DNnd4dieu">
@@ -28372,7 +28160,7 @@
       <w:color w:val="000000"/>
       <w:sz w:val="22"/>
       <w:szCs w:val="22"/>
-      <w:lang w:bidi="ar-SA" w:val="en-US" w:eastAsia="zh-CN"/>
+      <w:lang w:val="en-US" w:bidi="ar-SA" w:eastAsia="zh-CN"/>
     </w:rPr>
   </w:style>
   <w:style w:type="paragraph" w:styleId="DNnd5mucnho12ab">
@@ -28394,7 +28182,7 @@
       <w:color w:val="000000"/>
       <w:sz w:val="22"/>
       <w:szCs w:val="22"/>
-      <w:lang w:bidi="ar-SA" w:val="en-US" w:eastAsia="zh-CN"/>
+      <w:lang w:val="en-US" w:bidi="ar-SA" w:eastAsia="zh-CN"/>
     </w:rPr>
   </w:style>
   <w:style w:type="paragraph" w:styleId="DNnd6vanban">
@@ -28414,7 +28202,7 @@
       <w:color w:val="000000"/>
       <w:sz w:val="22"/>
       <w:szCs w:val="22"/>
-      <w:lang w:bidi="ar-SA" w:val="en-US" w:eastAsia="zh-CN"/>
+      <w:lang w:val="en-US" w:bidi="ar-SA" w:eastAsia="zh-CN"/>
     </w:rPr>
   </w:style>
   <w:style w:type="paragraph" w:styleId="DNnd7VBnghieng">
@@ -28435,7 +28223,7 @@
       <w:color w:val="000000"/>
       <w:sz w:val="22"/>
       <w:szCs w:val="22"/>
-      <w:lang w:bidi="ar-SA" w:val="en-US" w:eastAsia="zh-CN"/>
+      <w:lang w:val="en-US" w:bidi="ar-SA" w:eastAsia="zh-CN"/>
     </w:rPr>
   </w:style>
   <w:style w:type="paragraph" w:styleId="DNplphuluc">
@@ -28451,7 +28239,7 @@
       <w:color w:val="000000"/>
       <w:sz w:val="22"/>
       <w:szCs w:val="32"/>
-      <w:lang w:bidi="ar-SA" w:val="en-US" w:eastAsia="zh-CN"/>
+      <w:lang w:val="en-US" w:bidi="ar-SA" w:eastAsia="zh-CN"/>
     </w:rPr>
   </w:style>
   <w:style w:type="paragraph" w:styleId="DNtd2tennuoc">
@@ -28470,7 +28258,7 @@
       <w:color w:val="000000"/>
       <w:sz w:val="20"/>
       <w:szCs w:val="20"/>
-      <w:lang w:bidi="ar-SA" w:val="en-US" w:eastAsia="zh-CN"/>
+      <w:lang w:val="en-US" w:bidi="ar-SA" w:eastAsia="zh-CN"/>
     </w:rPr>
   </w:style>
   <w:style w:type="paragraph" w:styleId="DNtd3DLTDHP">
@@ -28489,7 +28277,7 @@
       <w:color w:val="000000"/>
       <w:sz w:val="22"/>
       <w:szCs w:val="22"/>
-      <w:lang w:bidi="ar-SA" w:val="en-US" w:eastAsia="zh-CN"/>
+      <w:lang w:val="en-US" w:bidi="ar-SA" w:eastAsia="zh-CN"/>
     </w:rPr>
   </w:style>
   <w:style w:type="paragraph" w:styleId="DNtd4so">
@@ -28512,7 +28300,7 @@
       <w:color w:val="000000"/>
       <w:sz w:val="22"/>
       <w:szCs w:val="22"/>
-      <w:lang w:bidi="ar-SA" w:val="en-US" w:eastAsia="zh-CN"/>
+      <w:lang w:val="en-US" w:bidi="ar-SA" w:eastAsia="zh-CN"/>
     </w:rPr>
   </w:style>
   <w:style w:type="paragraph" w:styleId="StylecLeft">
@@ -29063,7 +28851,7 @@
       <w:color w:val="0000FF"/>
       <w:sz w:val="24"/>
       <w:szCs w:val="24"/>
-      <w:lang w:val="en-US" w:eastAsia="en-US" w:bidi="ar-SA"/>
+      <w:lang w:val="en-US" w:eastAsia="vi-VN" w:bidi="ar-SA"/>
     </w:rPr>
   </w:style>
   <w:style w:type="paragraph" w:styleId="chucdanh">
@@ -29080,7 +28868,7 @@
       <w:color w:val="0000FF"/>
       <w:sz w:val="20"/>
       <w:szCs w:val="20"/>
-      <w:lang w:val="en-US" w:eastAsia="en-US" w:bidi="ar-SA"/>
+      <w:lang w:val="en-US" w:eastAsia="vi-VN" w:bidi="ar-SA"/>
     </w:rPr>
   </w:style>
   <w:style w:type="paragraph" w:styleId="loai-vb">
@@ -29102,7 +28890,7 @@
       <w:spacing w:val="100"/>
       <w:sz w:val="32"/>
       <w:szCs w:val="32"/>
-      <w:lang w:val="en-US" w:eastAsia="en-US" w:bidi="ar-SA"/>
+      <w:lang w:val="en-US" w:eastAsia="vi-VN" w:bidi="ar-SA"/>
     </w:rPr>
   </w:style>
   <w:style w:type="paragraph" w:styleId="ten-vb">
@@ -29122,7 +28910,7 @@
       <w:spacing w:val="24"/>
       <w:sz w:val="20"/>
       <w:szCs w:val="20"/>
-      <w:lang w:val="en-US" w:eastAsia="en-US" w:bidi="ar-SA"/>
+      <w:lang w:val="en-US" w:eastAsia="vi-VN" w:bidi="ar-SA"/>
     </w:rPr>
   </w:style>
   <w:style w:type="paragraph" w:styleId="congbo">
@@ -29142,7 +28930,7 @@
       <w:color w:val="0000FF"/>
       <w:sz w:val="20"/>
       <w:szCs w:val="20"/>
-      <w:lang w:val="en-US" w:eastAsia="en-US" w:bidi="ar-SA"/>
+      <w:lang w:val="en-US" w:eastAsia="vi-VN" w:bidi="ar-SA"/>
     </w:rPr>
   </w:style>
   <w:style w:type="paragraph" w:styleId="n-chuong1">
@@ -29176,7 +28964,7 @@
       <w:color w:val="0000FF"/>
       <w:sz w:val="22"/>
       <w:szCs w:val="22"/>
-      <w:lang w:val="en-US" w:eastAsia="en-US" w:bidi="ar-SA"/>
+      <w:lang w:val="en-US" w:eastAsia="vi-VN" w:bidi="ar-SA"/>
     </w:rPr>
   </w:style>
   <w:style w:type="paragraph" w:styleId="giua-nghieng">
@@ -29195,7 +28983,7 @@
       <w:color w:val="0000FF"/>
       <w:sz w:val="20"/>
       <w:szCs w:val="24"/>
-      <w:lang w:val="en-US" w:eastAsia="en-US" w:bidi="ar-SA"/>
+      <w:lang w:val="en-US" w:eastAsia="vi-VN" w:bidi="ar-SA"/>
     </w:rPr>
   </w:style>
   <w:style w:type="paragraph" w:styleId="141">
@@ -29772,7 +29560,7 @@
       <w:color w:val="000000"/>
       <w:sz w:val="22"/>
       <w:szCs w:val="22"/>
-      <w:lang w:val="en-US" w:eastAsia="en-US"/>
+      <w:lang w:val="vi-VN" w:eastAsia="vi-VN"/>
     </w:rPr>
   </w:style>
   <w:style w:type="paragraph" w:styleId="3sochuongChar">
@@ -30728,7 +30516,7 @@
       <w:color w:val="000000"/>
       <w:sz w:val="22"/>
       <w:szCs w:val="22"/>
-      <w:lang w:bidi="ar-SA" w:val="en-US" w:eastAsia="zh-CN"/>
+      <w:lang w:val="en-US" w:bidi="ar-SA" w:eastAsia="zh-CN"/>
     </w:rPr>
   </w:style>
   <w:style w:type="paragraph" w:styleId="headingsample">
@@ -31206,7 +30994,7 @@
     <w:qFormat/>
     <w:pPr/>
     <w:rPr>
-      <w:lang w:val="en-US" w:eastAsia="en-US"/>
+      <w:lang w:val="vi-VN" w:eastAsia="vi-VN"/>
     </w:rPr>
   </w:style>
   <w:style w:type="paragraph" w:styleId="CharCharCharChar11">
@@ -31671,7 +31459,7 @@
       <w:color w:val="FF00FF"/>
       <w:sz w:val="26"/>
       <w:szCs w:val="20"/>
-      <w:lang w:val="en-US"/>
+      <w:lang w:val="vi-VN"/>
     </w:rPr>
   </w:style>
   <w:style w:type="paragraph" w:styleId="d2">
@@ -31725,7 +31513,7 @@
     <w:rPr>
       <w:rFonts w:eastAsia="Batang"/>
       <w:szCs w:val="26"/>
-      <w:lang w:val="en-US"/>
+      <w:lang w:val="vi-VN"/>
     </w:rPr>
   </w:style>
   <w:style w:type="paragraph" w:styleId="Reference">
@@ -31857,7 +31645,7 @@
       <w:b/>
       <w:sz w:val="24"/>
       <w:szCs w:val="24"/>
-      <w:lang w:val="en-US" w:eastAsia="en-US"/>
+      <w:lang w:val="vi-VN" w:eastAsia="vi-VN"/>
     </w:rPr>
   </w:style>
   <w:style w:type="paragraph" w:styleId="dieu11">
@@ -31905,7 +31693,7 @@
       <w:color w:val="000000"/>
       <w:sz w:val="22"/>
       <w:szCs w:val="22"/>
-      <w:lang w:val="en-US" w:eastAsia="en-US"/>
+      <w:lang w:val="vi-VN" w:eastAsia="vi-VN"/>
     </w:rPr>
   </w:style>
   <w:style w:type="paragraph" w:styleId="Co9th">
@@ -31946,7 +31734,7 @@
     <w:rPr>
       <w:sz w:val="20"/>
       <w:szCs w:val="20"/>
-      <w:lang w:val="en-US" w:eastAsia="en-US"/>
+      <w:lang w:val="vi-VN" w:eastAsia="vi-VN"/>
     </w:rPr>
   </w:style>
   <w:style w:type="paragraph" w:styleId="StyleBodyTextVnArial11pt3">
@@ -31961,7 +31749,7 @@
       <w:rFonts w:ascii="Times New Roman" w:hAnsi="Times New Roman" w:eastAsia="SimSun" w:cs="Times New Roman"/>
       <w:b w:val="false"/>
       <w:szCs w:val="24"/>
-      <w:lang w:val="en-US"/>
+      <w:lang w:val="vi-VN"/>
     </w:rPr>
   </w:style>
   <w:style w:type="paragraph" w:styleId="InsertionNote">
@@ -31992,7 +31780,7 @@
       <w:color w:val="FF0000"/>
       <w:sz w:val="26"/>
       <w:szCs w:val="26"/>
-      <w:lang w:val="en-US" w:eastAsia="en-US"/>
+      <w:lang w:val="vi-VN" w:eastAsia="vi-VN"/>
     </w:rPr>
   </w:style>
   <w:style w:type="paragraph" w:styleId="MainItem">
@@ -32015,7 +31803,7 @@
       <w:rFonts w:ascii="Arial" w:hAnsi="Arial" w:cs="Arial"/>
       <w:sz w:val="40"/>
       <w:szCs w:val="26"/>
-      <w:lang w:val="en-US" w:eastAsia="en-US"/>
+      <w:lang w:val="vi-VN" w:eastAsia="vi-VN"/>
     </w:rPr>
   </w:style>
   <w:style w:type="paragraph" w:styleId="Normal-Bullet">
@@ -32034,7 +31822,7 @@
       <w:rFonts w:ascii="Arial" w:hAnsi="Arial" w:cs="Arial"/>
       <w:sz w:val="20"/>
       <w:szCs w:val="20"/>
-      <w:lang w:val="en-US" w:eastAsia="en-US"/>
+      <w:lang w:val="vi-VN" w:eastAsia="vi-VN"/>
     </w:rPr>
   </w:style>
   <w:style w:type="paragraph" w:styleId="SpeakerNotes">
@@ -32074,7 +31862,7 @@
       <w:color w:val="000000"/>
       <w:sz w:val="20"/>
       <w:szCs w:val="23"/>
-      <w:lang w:val="en-US" w:eastAsia="en-US"/>
+      <w:lang w:val="vi-VN" w:eastAsia="vi-VN"/>
     </w:rPr>
   </w:style>
   <w:style w:type="paragraph" w:styleId="Normal21">
@@ -32098,7 +31886,7 @@
       <w:rFonts w:ascii="Arial" w:hAnsi="Arial" w:cs="Arial"/>
       <w:sz w:val="20"/>
       <w:szCs w:val="20"/>
-      <w:lang w:val="en-US" w:eastAsia="en-US"/>
+      <w:lang w:val="vi-VN" w:eastAsia="vi-VN"/>
     </w:rPr>
   </w:style>
   <w:style w:type="paragraph" w:styleId="Normal2-Bullet">
@@ -32133,7 +31921,7 @@
       <w:rFonts w:ascii="Arial" w:hAnsi="Arial" w:cs="Arial"/>
       <w:sz w:val="18"/>
       <w:szCs w:val="18"/>
-      <w:lang w:val="en-US" w:eastAsia="en-US"/>
+      <w:lang w:val="vi-VN" w:eastAsia="vi-VN"/>
     </w:rPr>
   </w:style>
   <w:style w:type="paragraph" w:styleId="Tabletext1">
@@ -32150,7 +31938,7 @@
       <w:bCs/>
       <w:sz w:val="20"/>
       <w:szCs w:val="20"/>
-      <w:lang w:val="en-US" w:eastAsia="en-US"/>
+      <w:lang w:val="vi-VN" w:eastAsia="vi-VN"/>
     </w:rPr>
   </w:style>
   <w:style w:type="paragraph" w:styleId="Appendixheading1">
@@ -32171,7 +31959,7 @@
       <w:b/>
       <w:sz w:val="20"/>
       <w:szCs w:val="20"/>
-      <w:lang w:val="en-US" w:eastAsia="en-US"/>
+      <w:lang w:val="vi-VN" w:eastAsia="vi-VN"/>
     </w:rPr>
   </w:style>
   <w:style w:type="paragraph" w:styleId="Appendixheading2">
@@ -32210,7 +31998,7 @@
     </w:pPr>
     <w:rPr>
       <w:rFonts w:ascii="Arial" w:hAnsi="Arial" w:cs="Arial"/>
-      <w:lang w:val="en-US" w:eastAsia="en-US"/>
+      <w:lang w:val="vi-VN" w:eastAsia="vi-VN"/>
     </w:rPr>
   </w:style>
   <w:style w:type="paragraph" w:styleId="Normal-Bullet2">
@@ -32264,7 +32052,7 @@
       <w:caps/>
       <w:sz w:val="22"/>
       <w:szCs w:val="26"/>
-      <w:lang w:val="en-US" w:eastAsia="en-US"/>
+      <w:lang w:val="vi-VN" w:eastAsia="vi-VN"/>
     </w:rPr>
   </w:style>
   <w:style w:type="paragraph" w:styleId="HeadingC3L2">
@@ -32291,7 +32079,7 @@
       <w:w w:val="90"/>
       <w:sz w:val="22"/>
       <w:szCs w:val="36"/>
-      <w:lang w:val="en-US" w:eastAsia="en-US"/>
+      <w:lang w:val="vi-VN" w:eastAsia="vi-VN"/>
     </w:rPr>
   </w:style>
   <w:style w:type="paragraph" w:styleId="Heading3SS4">
@@ -32315,7 +32103,7 @@
       <w:color w:val="000000"/>
       <w:sz w:val="20"/>
       <w:szCs w:val="20"/>
-      <w:lang w:val="en-US"/>
+      <w:lang w:val="vi-VN"/>
     </w:rPr>
   </w:style>
   <w:style w:type="paragraph" w:styleId="Heading4SS4">
@@ -32508,7 +32296,7 @@
     </w:pPr>
     <w:rPr>
       <w:rFonts w:ascii="Arial" w:hAnsi="Arial" w:cs="Arial"/>
-      <w:lang w:val="en-US" w:eastAsia="en-US"/>
+      <w:lang w:val="vi-VN" w:eastAsia="vi-VN"/>
     </w:rPr>
   </w:style>
   <w:style w:type="paragraph" w:styleId="Stylemuc1ComplexArialComplex13pt1">
@@ -32649,7 +32437,7 @@
       <w:b/>
       <w:sz w:val="26"/>
       <w:szCs w:val="20"/>
-      <w:lang w:val="en-GB" w:eastAsia="en-US"/>
+      <w:lang w:val="en-GB" w:eastAsia="vi-VN"/>
     </w:rPr>
   </w:style>
   <w:style w:type="paragraph" w:styleId="FAATableText">
@@ -32664,7 +32452,7 @@
       <w:rFonts w:ascii="Arial Narrow" w:hAnsi="Arial Narrow" w:eastAsia="Calibri" w:cs="Arial Narrow"/>
       <w:sz w:val="20"/>
       <w:szCs w:val="20"/>
-      <w:lang w:val="en-US"/>
+      <w:lang w:val="vi-VN"/>
     </w:rPr>
   </w:style>
   <w:style w:type="paragraph" w:styleId="StyleHeading213ptJustifiedBefore0ptAfter0pt">
@@ -32796,7 +32584,7 @@
       <w:color w:val="FF0000"/>
       <w:sz w:val="22"/>
       <w:szCs w:val="22"/>
-      <w:lang w:val="en-US"/>
+      <w:lang w:val="vi-VN"/>
     </w:rPr>
   </w:style>
   <w:style w:type="paragraph" w:styleId="StyleStyleHeading213ptJustifiedBefore0ptAfter0pt">
@@ -33168,7 +32956,7 @@
       <w:bCs/>
       <w:sz w:val="26"/>
       <w:szCs w:val="26"/>
-      <w:lang w:val="en-US"/>
+      <w:lang w:val="vi-VN"/>
     </w:rPr>
   </w:style>
   <w:style w:type="paragraph" w:styleId="CharCharCharCharCharCharCharCharChar">
@@ -33191,7 +32979,7 @@
       <w:jc w:val="both"/>
     </w:pPr>
     <w:rPr>
-      <w:lang w:val="vi-VN" w:eastAsia="en-US"/>
+      <w:lang w:val="vi-VN" w:eastAsia="vi-VN"/>
     </w:rPr>
   </w:style>
   <w:style w:type="paragraph" w:styleId="Nidung">
@@ -33286,7 +33074,7 @@
       <w:color w:val="auto"/>
       <w:sz w:val="24"/>
       <w:szCs w:val="24"/>
-      <w:lang w:bidi="ar-SA" w:val="en-US" w:eastAsia="zh-CN"/>
+      <w:lang w:val="en-US" w:bidi="ar-SA" w:eastAsia="zh-CN"/>
     </w:rPr>
   </w:style>
   <w:style w:type="paragraph" w:styleId="Quydinhchung">
@@ -33304,7 +33092,7 @@
       <w:color w:val="auto"/>
       <w:sz w:val="24"/>
       <w:szCs w:val="24"/>
-      <w:lang w:bidi="ar-SA" w:val="en-US" w:eastAsia="zh-CN"/>
+      <w:lang w:val="en-US" w:bidi="ar-SA" w:eastAsia="zh-CN"/>
     </w:rPr>
   </w:style>
   <w:style w:type="paragraph" w:styleId="coditab">
@@ -33335,7 +33123,7 @@
       <w:color w:val="auto"/>
       <w:sz w:val="28"/>
       <w:szCs w:val="28"/>
-      <w:lang w:bidi="ar-SA" w:val="en-US" w:eastAsia="zh-CN"/>
+      <w:lang w:val="en-US" w:bidi="ar-SA" w:eastAsia="zh-CN"/>
     </w:rPr>
   </w:style>
   <w:style w:type="paragraph" w:styleId="Char2">
@@ -33366,7 +33154,7 @@
       <w:sz w:val="20"/>
       <w:szCs w:val="20"/>
       <w:shd w:fill="FFFFFF" w:val="clear"/>
-      <w:lang w:val="en-US"/>
+      <w:lang w:val="vi-VN"/>
     </w:rPr>
   </w:style>
   <w:style w:type="paragraph" w:styleId="Heading111">
@@ -33385,7 +33173,7 @@
       <w:sz w:val="20"/>
       <w:szCs w:val="20"/>
       <w:shd w:fill="FFFFFF" w:val="clear"/>
-      <w:lang w:val="en-US"/>
+      <w:lang w:val="vi-VN"/>
     </w:rPr>
   </w:style>
   <w:style w:type="paragraph" w:styleId="Bodytext1101">
@@ -33402,7 +33190,7 @@
       <w:sz w:val="20"/>
       <w:szCs w:val="20"/>
       <w:shd w:fill="FFFFFF" w:val="clear"/>
-      <w:lang w:val="en-US"/>
+      <w:lang w:val="vi-VN"/>
     </w:rPr>
   </w:style>
   <w:style w:type="paragraph" w:styleId="Bodytext215">
@@ -33421,7 +33209,7 @@
       <w:bCs/>
       <w:sz w:val="20"/>
       <w:szCs w:val="20"/>
-      <w:lang w:val="en-US"/>
+      <w:lang w:val="vi-VN"/>
     </w:rPr>
   </w:style>
   <w:style w:type="paragraph" w:styleId="Bodytext35">
@@ -33439,7 +33227,7 @@
       <w:sz w:val="26"/>
       <w:szCs w:val="26"/>
       <w:shd w:fill="FFFFFF" w:val="clear"/>
-      <w:lang w:val="en-US"/>
+      <w:lang w:val="vi-VN"/>
     </w:rPr>
   </w:style>
   <w:style w:type="paragraph" w:styleId="Headerorfooter11">
@@ -33455,7 +33243,7 @@
       <w:sz w:val="20"/>
       <w:szCs w:val="20"/>
       <w:shd w:fill="FFFFFF" w:val="clear"/>
-      <w:lang w:val="en-US"/>
+      <w:lang w:val="vi-VN"/>
     </w:rPr>
   </w:style>
   <w:style w:type="paragraph" w:styleId="Bodytext43">
@@ -33476,7 +33264,7 @@
       <w:sz w:val="22"/>
       <w:szCs w:val="22"/>
       <w:shd w:fill="FFFFFF" w:val="clear"/>
-      <w:lang w:val="en-US"/>
+      <w:lang w:val="vi-VN"/>
     </w:rPr>
   </w:style>
   <w:style w:type="paragraph" w:styleId="Bodytext52">
@@ -33495,7 +33283,7 @@
       <w:sz w:val="18"/>
       <w:szCs w:val="18"/>
       <w:shd w:fill="FFFFFF" w:val="clear"/>
-      <w:lang w:val="en-US"/>
+      <w:lang w:val="vi-VN"/>
     </w:rPr>
   </w:style>
   <w:style w:type="paragraph" w:styleId="Tablecaption11">
@@ -33512,7 +33300,7 @@
       <w:sz w:val="20"/>
       <w:szCs w:val="20"/>
       <w:shd w:fill="FFFFFF" w:val="clear"/>
-      <w:lang w:val="en-US"/>
+      <w:lang w:val="vi-VN"/>
     </w:rPr>
   </w:style>
   <w:style w:type="paragraph" w:styleId="Tablecaption211">
@@ -33530,7 +33318,7 @@
       <w:sz w:val="20"/>
       <w:szCs w:val="20"/>
       <w:shd w:fill="FFFFFF" w:val="clear"/>
-      <w:lang w:val="en-US" w:eastAsia="en-US"/>
+      <w:lang w:val="vi-VN" w:eastAsia="vi-VN"/>
     </w:rPr>
   </w:style>
   <w:style w:type="paragraph" w:styleId="Bodytext62">
@@ -33546,7 +33334,7 @@
       <w:sz w:val="20"/>
       <w:szCs w:val="20"/>
       <w:shd w:fill="FFFFFF" w:val="clear"/>
-      <w:lang w:val="en-US"/>
+      <w:lang w:val="vi-VN"/>
     </w:rPr>
   </w:style>
   <w:style w:type="paragraph" w:styleId="Bodytext72">
@@ -33562,7 +33350,7 @@
       <w:sz w:val="22"/>
       <w:szCs w:val="22"/>
       <w:shd w:fill="FFFFFF" w:val="clear"/>
-      <w:lang w:val="en-US"/>
+      <w:lang w:val="vi-VN"/>
     </w:rPr>
   </w:style>
   <w:style w:type="paragraph" w:styleId="Bodytext82">
@@ -33578,7 +33366,7 @@
       <w:sz w:val="20"/>
       <w:szCs w:val="20"/>
       <w:shd w:fill="FFFFFF" w:val="clear"/>
-      <w:lang w:val="en-US"/>
+      <w:lang w:val="vi-VN"/>
     </w:rPr>
   </w:style>
   <w:style w:type="paragraph" w:styleId="Tablecaption311">
@@ -33596,7 +33384,7 @@
       <w:sz w:val="20"/>
       <w:szCs w:val="20"/>
       <w:shd w:fill="FFFFFF" w:val="clear"/>
-      <w:lang w:val="en-US"/>
+      <w:lang w:val="vi-VN"/>
     </w:rPr>
   </w:style>
   <w:style w:type="paragraph" w:styleId="Tablecaption41">
@@ -33615,7 +33403,7 @@
       <w:sz w:val="10"/>
       <w:szCs w:val="10"/>
       <w:shd w:fill="FFFFFF" w:val="clear"/>
-      <w:lang w:val="en-US" w:eastAsia="en-US"/>
+      <w:lang w:val="vi-VN" w:eastAsia="vi-VN"/>
     </w:rPr>
   </w:style>
   <w:style w:type="paragraph" w:styleId="Bodytext92">
@@ -33631,7 +33419,7 @@
       <w:sz w:val="23"/>
       <w:szCs w:val="23"/>
       <w:shd w:fill="FFFFFF" w:val="clear"/>
-      <w:lang w:val="en-US"/>
+      <w:lang w:val="vi-VN"/>
     </w:rPr>
   </w:style>
   <w:style w:type="paragraph" w:styleId="Bodytext102">
@@ -33647,7 +33435,7 @@
       <w:sz w:val="23"/>
       <w:szCs w:val="23"/>
       <w:shd w:fill="FFFFFF" w:val="clear"/>
-      <w:lang w:val="en-US"/>
+      <w:lang w:val="vi-VN"/>
     </w:rPr>
   </w:style>
   <w:style w:type="paragraph" w:styleId="Bodytext112">
@@ -33663,7 +33451,7 @@
       <w:sz w:val="25"/>
       <w:szCs w:val="25"/>
       <w:shd w:fill="FFFFFF" w:val="clear"/>
-      <w:lang w:val="en-US"/>
+      <w:lang w:val="vi-VN"/>
     </w:rPr>
   </w:style>
   <w:style w:type="paragraph" w:styleId="Bodytext122">
@@ -33679,7 +33467,7 @@
       <w:sz w:val="23"/>
       <w:szCs w:val="23"/>
       <w:shd w:fill="FFFFFF" w:val="clear"/>
-      <w:lang w:val="en-US"/>
+      <w:lang w:val="vi-VN"/>
     </w:rPr>
   </w:style>
   <w:style w:type="paragraph" w:styleId="Bodytext132">
@@ -33696,7 +33484,7 @@
       <w:sz w:val="23"/>
       <w:szCs w:val="23"/>
       <w:shd w:fill="FFFFFF" w:val="clear"/>
-      <w:lang w:val="en-US"/>
+      <w:lang w:val="vi-VN"/>
     </w:rPr>
   </w:style>
   <w:style w:type="paragraph" w:styleId="Bodytext142">
@@ -33712,7 +33500,7 @@
       <w:sz w:val="23"/>
       <w:szCs w:val="23"/>
       <w:shd w:fill="FFFFFF" w:val="clear"/>
-      <w:lang w:val="en-US"/>
+      <w:lang w:val="vi-VN"/>
     </w:rPr>
   </w:style>
   <w:style w:type="paragraph" w:styleId="Bodytext152">
@@ -33728,7 +33516,7 @@
       <w:sz w:val="23"/>
       <w:szCs w:val="23"/>
       <w:shd w:fill="FFFFFF" w:val="clear"/>
-      <w:lang w:val="en-US"/>
+      <w:lang w:val="vi-VN"/>
     </w:rPr>
   </w:style>
   <w:style w:type="paragraph" w:styleId="Bodytext162">
@@ -33744,7 +33532,7 @@
       <w:sz w:val="23"/>
       <w:szCs w:val="23"/>
       <w:shd w:fill="FFFFFF" w:val="clear"/>
-      <w:lang w:val="en-US"/>
+      <w:lang w:val="vi-VN"/>
     </w:rPr>
   </w:style>
   <w:style w:type="paragraph" w:styleId="Bodytext172">
@@ -33760,7 +33548,7 @@
       <w:sz w:val="23"/>
       <w:szCs w:val="23"/>
       <w:shd w:fill="FFFFFF" w:val="clear"/>
-      <w:lang w:val="en-US"/>
+      <w:lang w:val="vi-VN"/>
     </w:rPr>
   </w:style>
   <w:style w:type="paragraph" w:styleId="Bodytext182">
@@ -33776,7 +33564,7 @@
       <w:sz w:val="23"/>
       <w:szCs w:val="23"/>
       <w:shd w:fill="FFFFFF" w:val="clear"/>
-      <w:lang w:val="en-US"/>
+      <w:lang w:val="vi-VN"/>
     </w:rPr>
   </w:style>
   <w:style w:type="paragraph" w:styleId="Bodytext192">
@@ -33793,7 +33581,7 @@
       <w:sz w:val="23"/>
       <w:szCs w:val="23"/>
       <w:shd w:fill="FFFFFF" w:val="clear"/>
-      <w:lang w:val="en-US"/>
+      <w:lang w:val="vi-VN"/>
     </w:rPr>
   </w:style>
   <w:style w:type="paragraph" w:styleId="Bodytext202">
@@ -33810,7 +33598,7 @@
       <w:sz w:val="23"/>
       <w:szCs w:val="23"/>
       <w:shd w:fill="FFFFFF" w:val="clear"/>
-      <w:lang w:val="en-US"/>
+      <w:lang w:val="vi-VN"/>
     </w:rPr>
   </w:style>
   <w:style w:type="paragraph" w:styleId="Bodytext216">
@@ -33827,7 +33615,7 @@
       <w:sz w:val="23"/>
       <w:szCs w:val="23"/>
       <w:shd w:fill="FFFFFF" w:val="clear"/>
-      <w:lang w:val="en-US"/>
+      <w:lang w:val="vi-VN"/>
     </w:rPr>
   </w:style>
   <w:style w:type="paragraph" w:styleId="Bodytext224">
@@ -33844,7 +33632,7 @@
       <w:sz w:val="22"/>
       <w:szCs w:val="22"/>
       <w:shd w:fill="FFFFFF" w:val="clear"/>
-      <w:lang w:val="en-US"/>
+      <w:lang w:val="vi-VN"/>
     </w:rPr>
   </w:style>
   <w:style w:type="paragraph" w:styleId="Bodytext233">
@@ -33861,7 +33649,7 @@
       <w:sz w:val="22"/>
       <w:szCs w:val="22"/>
       <w:shd w:fill="FFFFFF" w:val="clear"/>
-      <w:lang w:val="en-US"/>
+      <w:lang w:val="vi-VN"/>
     </w:rPr>
   </w:style>
   <w:style w:type="paragraph" w:styleId="Bodytext242">
@@ -33877,7 +33665,7 @@
       <w:sz w:val="20"/>
       <w:szCs w:val="20"/>
       <w:shd w:fill="FFFFFF" w:val="clear"/>
-      <w:lang w:val="en-US"/>
+      <w:lang w:val="vi-VN"/>
     </w:rPr>
   </w:style>
   <w:style w:type="paragraph" w:styleId="Bodytext252">
@@ -33894,7 +33682,7 @@
       <w:sz w:val="22"/>
       <w:szCs w:val="22"/>
       <w:shd w:fill="FFFFFF" w:val="clear"/>
-      <w:lang w:val="en-US"/>
+      <w:lang w:val="vi-VN"/>
     </w:rPr>
   </w:style>
   <w:style w:type="paragraph" w:styleId="Bodytext261">
@@ -33911,7 +33699,7 @@
       <w:sz w:val="12"/>
       <w:szCs w:val="12"/>
       <w:shd w:fill="FFFFFF" w:val="clear"/>
-      <w:lang w:val="en-US" w:eastAsia="en-US"/>
+      <w:lang w:val="vi-VN" w:eastAsia="vi-VN"/>
     </w:rPr>
   </w:style>
   <w:style w:type="paragraph" w:styleId="Bodytext271">
@@ -33927,7 +33715,7 @@
       <w:sz w:val="23"/>
       <w:szCs w:val="23"/>
       <w:shd w:fill="FFFFFF" w:val="clear"/>
-      <w:lang w:val="en-US"/>
+      <w:lang w:val="vi-VN"/>
     </w:rPr>
   </w:style>
   <w:style w:type="paragraph" w:styleId="Bodytext281">
@@ -33944,7 +33732,7 @@
       <w:sz w:val="23"/>
       <w:szCs w:val="23"/>
       <w:shd w:fill="FFFFFF" w:val="clear"/>
-      <w:lang w:val="en-US"/>
+      <w:lang w:val="vi-VN"/>
     </w:rPr>
   </w:style>
   <w:style w:type="paragraph" w:styleId="Bodytext291">
@@ -33960,7 +33748,7 @@
       <w:sz w:val="23"/>
       <w:szCs w:val="23"/>
       <w:shd w:fill="FFFFFF" w:val="clear"/>
-      <w:lang w:val="en-US"/>
+      <w:lang w:val="vi-VN"/>
     </w:rPr>
   </w:style>
   <w:style w:type="paragraph" w:styleId="Bodytext301">
@@ -33977,7 +33765,7 @@
       <w:sz w:val="23"/>
       <w:szCs w:val="23"/>
       <w:shd w:fill="FFFFFF" w:val="clear"/>
-      <w:lang w:val="en-US"/>
+      <w:lang w:val="vi-VN"/>
     </w:rPr>
   </w:style>
   <w:style w:type="paragraph" w:styleId="Bodytext311">
@@ -33994,7 +33782,7 @@
       <w:sz w:val="22"/>
       <w:szCs w:val="22"/>
       <w:shd w:fill="FFFFFF" w:val="clear"/>
-      <w:lang w:val="en-US"/>
+      <w:lang w:val="vi-VN"/>
     </w:rPr>
   </w:style>
   <w:style w:type="paragraph" w:styleId="Bodytext321">
@@ -34010,7 +33798,7 @@
       <w:sz w:val="23"/>
       <w:szCs w:val="23"/>
       <w:shd w:fill="FFFFFF" w:val="clear"/>
-      <w:lang w:val="en-US"/>
+      <w:lang w:val="vi-VN"/>
     </w:rPr>
   </w:style>
   <w:style w:type="paragraph" w:styleId="Heading123">
@@ -34028,7 +33816,7 @@
       <w:sz w:val="20"/>
       <w:szCs w:val="20"/>
       <w:shd w:fill="FFFFFF" w:val="clear"/>
-      <w:lang w:val="en-US"/>
+      <w:lang w:val="vi-VN"/>
     </w:rPr>
   </w:style>
   <w:style w:type="paragraph" w:styleId="Heading212">
@@ -34048,7 +33836,7 @@
       <w:sz w:val="20"/>
       <w:szCs w:val="20"/>
       <w:shd w:fill="FFFFFF" w:val="clear"/>
-      <w:lang w:val="en-US"/>
+      <w:lang w:val="vi-VN"/>
     </w:rPr>
   </w:style>
   <w:style w:type="paragraph" w:styleId="Tablecaption51">
@@ -34068,7 +33856,7 @@
       <w:sz w:val="8"/>
       <w:szCs w:val="8"/>
       <w:shd w:fill="FFFFFF" w:val="clear"/>
-      <w:lang w:val="en-US" w:eastAsia="en-US"/>
+      <w:lang w:val="vi-VN" w:eastAsia="vi-VN"/>
     </w:rPr>
   </w:style>
   <w:style w:type="paragraph" w:styleId="Tablecaption61">
@@ -34085,7 +33873,7 @@
       <w:sz w:val="22"/>
       <w:szCs w:val="22"/>
       <w:shd w:fill="FFFFFF" w:val="clear"/>
-      <w:lang w:val="en-US" w:eastAsia="en-US"/>
+      <w:lang w:val="vi-VN" w:eastAsia="vi-VN"/>
     </w:rPr>
   </w:style>
   <w:style w:type="paragraph" w:styleId="Tablecaption71">
@@ -34102,7 +33890,7 @@
       <w:sz w:val="20"/>
       <w:szCs w:val="20"/>
       <w:shd w:fill="FFFFFF" w:val="clear"/>
-      <w:lang w:val="en-US" w:eastAsia="en-US"/>
+      <w:lang w:val="vi-VN" w:eastAsia="vi-VN"/>
     </w:rPr>
   </w:style>
   <w:style w:type="paragraph" w:styleId="msonormal">
@@ -38770,7 +38558,7 @@
       <w:color w:val="auto"/>
       <w:sz w:val="24"/>
       <w:szCs w:val="24"/>
-      <w:lang w:val="vi-VN" w:bidi="ar-SA" w:eastAsia="zh-CN"/>
+      <w:lang w:bidi="ar-SA" w:val="vi-VN" w:eastAsia="zh-CN"/>
     </w:rPr>
   </w:style>
   <w:style w:type="paragraph" w:styleId="Tenchitieu">
@@ -38953,7 +38741,7 @@
       <w:color w:val="auto"/>
       <w:sz w:val="20"/>
       <w:szCs w:val="20"/>
-      <w:lang w:bidi="ar-SA" w:val="en-US" w:eastAsia="zh-CN"/>
+      <w:lang w:val="en-US" w:bidi="ar-SA" w:eastAsia="zh-CN"/>
     </w:rPr>
   </w:style>
   <w:style w:type="paragraph" w:styleId="heading51">
@@ -39043,7 +38831,7 @@
     <w:rPr>
       <w:rFonts w:ascii="Times New Roman" w:hAnsi="Times New Roman" w:cs="Times New Roman"/>
       <w:sz w:val="28"/>
-      <w:lang w:val="en-US"/>
+      <w:lang w:val="vi-VN"/>
     </w:rPr>
   </w:style>
   <w:style w:type="paragraph" w:styleId="CM21">
@@ -39132,7 +38920,7 @@
       <w:iCs w:val="false"/>
       <w:sz w:val="24"/>
       <w:szCs w:val="24"/>
-      <w:lang w:val="en-US"/>
+      <w:lang w:val="vi-VN"/>
     </w:rPr>
   </w:style>
   <w:style w:type="paragraph" w:styleId="248">
@@ -39166,7 +38954,7 @@
       <w:rFonts w:ascii="Arial" w:hAnsi="Arial" w:cs="Arial"/>
       <w:sz w:val="24"/>
       <w:szCs w:val="24"/>
-      <w:lang w:val="en-US"/>
+      <w:lang w:val="vi-VN"/>
     </w:rPr>
   </w:style>
   <w:style w:type="paragraph" w:styleId="A11">
@@ -39301,7 +39089,7 @@
       <w:rFonts w:ascii="Arial" w:hAnsi="Arial" w:cs="Arial"/>
       <w:sz w:val="24"/>
       <w:szCs w:val="20"/>
-      <w:lang w:val="en-US"/>
+      <w:lang w:val="vi-VN"/>
     </w:rPr>
   </w:style>
   <w:style w:type="paragraph" w:styleId="Congthuc">
@@ -39416,7 +39204,7 @@
       <w:rFonts w:ascii="Arial" w:hAnsi="Arial" w:cs="Arial"/>
       <w:sz w:val="24"/>
       <w:szCs w:val="24"/>
-      <w:lang w:val="en-US"/>
+      <w:lang w:val="vi-VN"/>
     </w:rPr>
   </w:style>
   <w:style w:type="paragraph" w:styleId="0Bang">
@@ -39428,7 +39216,7 @@
       <w:jc w:val="center"/>
     </w:pPr>
     <w:rPr>
-      <w:lang w:val="en-US"/>
+      <w:lang w:val="vi-VN"/>
     </w:rPr>
   </w:style>
   <w:style w:type="paragraph" w:styleId="368">
@@ -39656,7 +39444,7 @@
       <w:b/>
       <w:i/>
       <w:szCs w:val="28"/>
-      <w:lang w:val="en-US"/>
+      <w:lang w:val="vi-VN"/>
     </w:rPr>
   </w:style>
   <w:style w:type="paragraph" w:styleId="Style168Left23cmHanging12cmBefore3pt">
@@ -39799,7 +39587,7 @@
       <w:b/>
       <w:sz w:val="24"/>
       <w:szCs w:val="22"/>
-      <w:lang w:val="en-US"/>
+      <w:lang w:val="vi-VN"/>
     </w:rPr>
   </w:style>
   <w:style w:type="paragraph" w:styleId="BPhanMucluc">
@@ -39822,7 +39610,7 @@
       <w:spacing w:val="0"/>
       <w:sz w:val="24"/>
       <w:szCs w:val="22"/>
-      <w:lang w:val="en-US"/>
+      <w:lang w:val="vi-VN"/>
     </w:rPr>
   </w:style>
   <w:style w:type="paragraph" w:styleId="Angoaccongthuc">
@@ -40195,7 +39983,7 @@
       <w:color w:val="auto"/>
       <w:sz w:val="28"/>
       <w:szCs w:val="28"/>
-      <w:lang w:bidi="ar-SA" w:val="en-US" w:eastAsia="zh-CN"/>
+      <w:lang w:val="en-US" w:bidi="ar-SA" w:eastAsia="zh-CN"/>
     </w:rPr>
   </w:style>
   <w:style w:type="paragraph" w:styleId="preamble">
@@ -40304,7 +40092,7 @@
       <w:color w:val="auto"/>
       <w:sz w:val="24"/>
       <w:szCs w:val="24"/>
-      <w:lang w:bidi="ar-SA" w:val="en-US" w:eastAsia="zh-CN"/>
+      <w:lang w:val="en-US" w:bidi="ar-SA" w:eastAsia="zh-CN"/>
     </w:rPr>
   </w:style>
   <w:style w:type="paragraph" w:styleId="cover1">
@@ -40321,7 +40109,7 @@
       <w:color w:val="auto"/>
       <w:sz w:val="28"/>
       <w:szCs w:val="28"/>
-      <w:lang w:bidi="ar-SA" w:val="en-US" w:eastAsia="zh-CN"/>
+      <w:lang w:val="en-US" w:bidi="ar-SA" w:eastAsia="zh-CN"/>
     </w:rPr>
   </w:style>
   <w:style w:type="paragraph" w:styleId="cover2">
@@ -40768,7 +40556,7 @@
       <w:rFonts w:ascii="Arial" w:hAnsi="Arial" w:eastAsia="MS Mincho" w:cs="Arial"/>
       <w:sz w:val="24"/>
       <w:szCs w:val="24"/>
-      <w:lang w:val="en-US"/>
+      <w:lang w:val="vi-VN"/>
     </w:rPr>
   </w:style>
   <w:style w:type="paragraph" w:styleId="NORMALa">
@@ -40880,7 +40668,7 @@
       <w:color w:val="auto"/>
       <w:sz w:val="22"/>
       <w:szCs w:val="22"/>
-      <w:lang w:bidi="ar-SA" w:val="en-US" w:eastAsia="zh-CN"/>
+      <w:lang w:val="en-US" w:bidi="ar-SA" w:eastAsia="zh-CN"/>
     </w:rPr>
   </w:style>
   <w:style w:type="paragraph" w:styleId="tableindent">
@@ -40913,7 +40701,7 @@
       <w:color w:val="auto"/>
       <w:sz w:val="24"/>
       <w:szCs w:val="24"/>
-      <w:lang w:bidi="ar-SA" w:val="en-US" w:eastAsia="zh-CN"/>
+      <w:lang w:val="en-US" w:bidi="ar-SA" w:eastAsia="zh-CN"/>
     </w:rPr>
   </w:style>
   <w:style w:type="paragraph" w:styleId="TENCHUONG2">
@@ -40932,7 +40720,7 @@
       <w:color w:val="auto"/>
       <w:sz w:val="24"/>
       <w:szCs w:val="24"/>
-      <w:lang w:bidi="ar-SA" w:val="en-US" w:eastAsia="zh-CN"/>
+      <w:lang w:val="en-US" w:bidi="ar-SA" w:eastAsia="zh-CN"/>
     </w:rPr>
   </w:style>
   <w:style w:type="paragraph" w:styleId="111reindent">
@@ -41080,7 +40868,7 @@
       <w:color w:val="auto"/>
       <w:sz w:val="32"/>
       <w:szCs w:val="32"/>
-      <w:lang w:bidi="ar-SA" w:val="en-US" w:eastAsia="zh-CN"/>
+      <w:lang w:val="en-US" w:bidi="ar-SA" w:eastAsia="zh-CN"/>
     </w:rPr>
   </w:style>
   <w:style w:type="paragraph" w:styleId="aindent">
@@ -41115,7 +40903,7 @@
       <w:color w:val="auto"/>
       <w:sz w:val="24"/>
       <w:szCs w:val="24"/>
-      <w:lang w:bidi="ar-SA" w:val="en-US" w:eastAsia="zh-CN"/>
+      <w:lang w:val="en-US" w:bidi="ar-SA" w:eastAsia="zh-CN"/>
     </w:rPr>
   </w:style>
   <w:style w:type="paragraph" w:styleId="iindent">
@@ -41175,7 +40963,7 @@
       <w:color w:val="auto"/>
       <w:sz w:val="24"/>
       <w:szCs w:val="24"/>
-      <w:lang w:bidi="ar-SA" w:val="en-US" w:eastAsia="zh-CN"/>
+      <w:lang w:val="en-US" w:bidi="ar-SA" w:eastAsia="zh-CN"/>
     </w:rPr>
   </w:style>
   <w:style w:type="paragraph" w:styleId="content11">
@@ -41209,7 +40997,7 @@
       <w:color w:val="auto"/>
       <w:sz w:val="24"/>
       <w:szCs w:val="24"/>
-      <w:lang w:bidi="ar-SA" w:val="en-US" w:eastAsia="zh-CN"/>
+      <w:lang w:val="en-US" w:bidi="ar-SA" w:eastAsia="zh-CN"/>
     </w:rPr>
   </w:style>
   <w:style w:type="paragraph" w:styleId="Footer2">
@@ -41225,7 +41013,7 @@
       <w:color w:val="auto"/>
       <w:sz w:val="24"/>
       <w:szCs w:val="24"/>
-      <w:lang w:bidi="ar-SA" w:val="en-US" w:eastAsia="zh-CN"/>
+      <w:lang w:val="en-US" w:bidi="ar-SA" w:eastAsia="zh-CN"/>
     </w:rPr>
   </w:style>
   <w:style w:type="paragraph" w:styleId="gridtable">
@@ -41256,7 +41044,7 @@
       <w:color w:val="auto"/>
       <w:sz w:val="24"/>
       <w:szCs w:val="24"/>
-      <w:lang w:bidi="ar-SA" w:val="en-US" w:eastAsia="zh-CN"/>
+      <w:lang w:val="en-US" w:bidi="ar-SA" w:eastAsia="zh-CN"/>
     </w:rPr>
   </w:style>
   <w:style w:type="paragraph" w:styleId="Header2">
@@ -41273,7 +41061,7 @@
       <w:color w:val="auto"/>
       <w:sz w:val="24"/>
       <w:szCs w:val="24"/>
-      <w:lang w:bidi="ar-SA" w:val="en-US" w:eastAsia="zh-CN"/>
+      <w:lang w:val="en-US" w:bidi="ar-SA" w:eastAsia="zh-CN"/>
     </w:rPr>
   </w:style>
   <w:style w:type="paragraph" w:styleId="normalleft01">
@@ -41328,7 +41116,7 @@
       <w:color w:val="auto"/>
       <w:sz w:val="24"/>
       <w:szCs w:val="24"/>
-      <w:lang w:bidi="ar-SA" w:val="en-US" w:eastAsia="zh-CN"/>
+      <w:lang w:val="en-US" w:bidi="ar-SA" w:eastAsia="zh-CN"/>
     </w:rPr>
   </w:style>
   <w:style w:type="paragraph" w:styleId="Char1CharCharCharCharCharChar">
@@ -41398,7 +41186,7 @@
       <w:color w:val="auto"/>
       <w:sz w:val="20"/>
       <w:szCs w:val="20"/>
-      <w:lang w:eastAsia="ko-KR" w:bidi="ar-SA" w:val="en-US"/>
+      <w:lang w:val="en-US" w:eastAsia="ko-KR" w:bidi="ar-SA"/>
     </w:rPr>
   </w:style>
   <w:style w:type="paragraph" w:styleId="heading2-p">
@@ -41485,7 +41273,7 @@
       <w:spacing w:val="-2"/>
       <w:sz w:val="26"/>
       <w:szCs w:val="20"/>
-      <w:lang w:val="en-US"/>
+      <w:lang w:val="vi-VN"/>
     </w:rPr>
   </w:style>
   <w:style w:type="paragraph" w:styleId="f">
@@ -41522,7 +41310,7 @@
     <w:rPr>
       <w:sz w:val="26"/>
       <w:szCs w:val="26"/>
-      <w:lang w:val="en-US" w:eastAsia="en-US"/>
+      <w:lang w:val="vi-VN" w:eastAsia="vi-VN"/>
     </w:rPr>
   </w:style>
   <w:style w:type="paragraph" w:styleId="Tiu31">
@@ -41540,7 +41328,7 @@
       <w:bCs/>
       <w:sz w:val="26"/>
       <w:szCs w:val="26"/>
-      <w:lang w:val="en-US" w:eastAsia="en-US"/>
+      <w:lang w:val="vi-VN" w:eastAsia="vi-VN"/>
     </w:rPr>
   </w:style>
   <w:style w:type="paragraph" w:styleId="Khc1">
@@ -41555,7 +41343,7 @@
     <w:rPr>
       <w:sz w:val="26"/>
       <w:szCs w:val="26"/>
-      <w:lang w:val="en-US" w:eastAsia="en-US"/>
+      <w:lang w:val="vi-VN" w:eastAsia="vi-VN"/>
     </w:rPr>
   </w:style>
   <w:style w:type="paragraph" w:styleId="Chthchnh1">
@@ -41570,7 +41358,7 @@
     <w:rPr>
       <w:sz w:val="26"/>
       <w:szCs w:val="26"/>
-      <w:lang w:val="en-US" w:eastAsia="en-US"/>
+      <w:lang w:val="vi-VN" w:eastAsia="vi-VN"/>
     </w:rPr>
   </w:style>
   <w:style w:type="paragraph" w:styleId="Other1">
@@ -41587,7 +41375,7 @@
       <w:sz w:val="26"/>
       <w:szCs w:val="26"/>
       <w:shd w:fill="FFFFFF" w:val="clear"/>
-      <w:lang w:val="en-US" w:eastAsia="en-US"/>
+      <w:lang w:val="vi-VN" w:eastAsia="vi-VN"/>
     </w:rPr>
   </w:style>
   <w:style w:type="paragraph" w:styleId="Picturecaption1">
@@ -41604,7 +41392,7 @@
       <w:sz w:val="26"/>
       <w:szCs w:val="26"/>
       <w:shd w:fill="FFFFFF" w:val="clear"/>
-      <w:lang w:val="en-US" w:eastAsia="en-US"/>
+      <w:lang w:val="vi-VN" w:eastAsia="vi-VN"/>
     </w:rPr>
   </w:style>
   <w:style w:type="paragraph" w:styleId="Ghichcuitrang1">
@@ -41647,7 +41435,7 @@
       <w:bCs/>
       <w:sz w:val="18"/>
       <w:szCs w:val="18"/>
-      <w:lang w:val="en-US" w:eastAsia="en-US"/>
+      <w:lang w:val="vi-VN" w:eastAsia="vi-VN"/>
     </w:rPr>
   </w:style>
   <w:style w:type="paragraph" w:styleId="Tiu21">
@@ -41664,7 +41452,7 @@
       <w:iCs/>
       <w:sz w:val="34"/>
       <w:szCs w:val="34"/>
-      <w:lang w:val="en-US" w:eastAsia="en-US"/>
+      <w:lang w:val="vi-VN" w:eastAsia="vi-VN"/>
     </w:rPr>
   </w:style>
   <w:style w:type="paragraph" w:styleId="Chthchbng1">
@@ -41678,7 +41466,7 @@
     <w:rPr>
       <w:sz w:val="26"/>
       <w:szCs w:val="26"/>
-      <w:lang w:val="en-US" w:eastAsia="en-US"/>
+      <w:lang w:val="vi-VN" w:eastAsia="vi-VN"/>
     </w:rPr>
   </w:style>
   <w:style w:type="paragraph" w:styleId="Tiu11">
@@ -41697,7 +41485,7 @@
       <w:sz w:val="36"/>
       <w:szCs w:val="36"/>
       <w:shd w:fill="FFFFFF" w:val="clear"/>
-      <w:lang w:val="en-US" w:eastAsia="en-US"/>
+      <w:lang w:val="vi-VN" w:eastAsia="vi-VN"/>
     </w:rPr>
   </w:style>
   <w:style w:type="numbering" w:styleId="WW8Num1">
@@ -41835,7 +41623,7 @@
 </w:styles>
 </file>
 
-<file path=./word/theme/theme1.xml><?xml version="1.0" encoding="utf-8"?>
+<file path=word/theme/theme1.xml><?xml version="1.0" encoding="utf-8"?>
 <a:theme xmlns:a="http://schemas.openxmlformats.org/drawingml/2006/main" xmlns:r="http://schemas.openxmlformats.org/officeDocument/2006/relationships" name="Office">
   <a:themeElements>
     <a:clrScheme name="LibreOffice">
